--- a/apps/api/templates/ע-אסבסט-הצעת-מחיר-לביצוע-סקר-אסבסט-למבנה-לפני-הריסה.docx
+++ b/apps/api/templates/ע-אסבסט-הצעת-מחיר-לביצוע-סקר-אסבסט-למבנה-לפני-הריסה.docx
@@ -1180,6 +1180,19 @@
           <w:rtl/>
         </w:rPr>
         <w:t xml:space="preserve"> </w:t>
+      </w:r>
+    </w:p>
+    <w:p>
+      <w:pPr>
+        <w:rPr>
+          <w:vanish/>
+        </w:rPr>
+      </w:pPr>
+      <w:r>
+        <w:rPr>
+          <w:vanish/>
+        </w:rPr>
+        <w:t xml:space="preserve">{#hasDiscount}</w:t>
       </w:r>
     </w:p>
     <w:tbl>
@@ -1431,7 +1444,6 @@
                 <w:rtl/>
               </w:rPr>
             </w:pPr>
-            <w:bookmarkStart w:id="7" w:name="fldLine"/>
             <w:r>
               <w:rPr>
                 <w:rFonts w:cs="David" w:hint="cs"/>
@@ -1443,7 +1455,6 @@
               </w:rPr>
               <w:t xml:space="preserve">{#items}{lineNumber}</w:t>
             </w:r>
-            <w:bookmarkEnd w:id="7"/>
           </w:p>
         </w:tc>
         <w:tc>
@@ -1461,7 +1472,6 @@
                 <w:rtl/>
               </w:rPr>
             </w:pPr>
-            <w:bookmarkStart w:id="8" w:name="fldMakat"/>
             <w:r>
               <w:rPr>
                 <w:rFonts w:cs="David" w:hint="cs"/>
@@ -1473,7 +1483,6 @@
               </w:rPr>
               <w:t xml:space="preserve">{itemCode}</w:t>
             </w:r>
-            <w:bookmarkEnd w:id="8"/>
           </w:p>
         </w:tc>
         <w:tc>
@@ -1491,7 +1500,6 @@
                 <w:rtl/>
               </w:rPr>
             </w:pPr>
-            <w:bookmarkStart w:id="9" w:name="fldProduct"/>
             <w:r>
               <w:rPr>
                 <w:rFonts w:cs="David" w:hint="cs"/>
@@ -1503,7 +1511,6 @@
               </w:rPr>
               <w:t xml:space="preserve">{description}</w:t>
             </w:r>
-            <w:bookmarkEnd w:id="9"/>
           </w:p>
         </w:tc>
         <w:tc>
@@ -1521,7 +1528,6 @@
                 <w:rtl/>
               </w:rPr>
             </w:pPr>
-            <w:bookmarkStart w:id="10" w:name="fldAmmount"/>
             <w:r>
               <w:rPr>
                 <w:rFonts w:cs="David" w:hint="cs"/>
@@ -1533,7 +1539,6 @@
               </w:rPr>
               <w:t xml:space="preserve">{quantity}</w:t>
             </w:r>
-            <w:bookmarkEnd w:id="10"/>
           </w:p>
         </w:tc>
         <w:tc>
@@ -1551,7 +1556,6 @@
                 <w:rtl/>
               </w:rPr>
             </w:pPr>
-            <w:bookmarkStart w:id="11" w:name="fldPrice"/>
             <w:r>
               <w:rPr>
                 <w:rFonts w:cs="David" w:hint="cs"/>
@@ -1563,7 +1567,6 @@
               </w:rPr>
               <w:t xml:space="preserve">{unitPrice}</w:t>
             </w:r>
-            <w:bookmarkEnd w:id="11"/>
           </w:p>
         </w:tc>
         <w:tc>
@@ -1581,7 +1584,6 @@
                 <w:rtl/>
               </w:rPr>
             </w:pPr>
-            <w:bookmarkStart w:id="12" w:name="fldLineDiscount"/>
             <w:r>
               <w:rPr>
                 <w:rFonts w:cs="David" w:hint="cs"/>
@@ -1593,7 +1595,6 @@
               </w:rPr>
               <w:t xml:space="preserve">{lineDiscountPercent}</w:t>
             </w:r>
-            <w:bookmarkEnd w:id="12"/>
           </w:p>
         </w:tc>
         <w:tc>
@@ -1611,7 +1612,6 @@
                 <w:rtl/>
               </w:rPr>
             </w:pPr>
-            <w:bookmarkStart w:id="13" w:name="fldLineTotal"/>
             <w:r>
               <w:rPr>
                 <w:rFonts w:cs="David" w:hint="cs"/>
@@ -1623,7 +1623,6 @@
               </w:rPr>
               <w:t xml:space="preserve">{lineTotal}{/items}</w:t>
             </w:r>
-            <w:bookmarkEnd w:id="13"/>
           </w:p>
         </w:tc>
       </w:tr>
@@ -1709,7 +1708,6 @@
                 <w:rtl/>
               </w:rPr>
             </w:pPr>
-            <w:bookmarkStart w:id="14" w:name="fldDiscount"/>
             <w:r>
               <w:rPr>
                 <w:rFonts w:cs="David" w:hint="cs"/>
@@ -1721,7 +1719,6 @@
               </w:rPr>
               <w:t xml:space="preserve">{discountPercent}</w:t>
             </w:r>
-            <w:bookmarkEnd w:id="14"/>
           </w:p>
         </w:tc>
       </w:tr>
@@ -1769,7 +1766,6 @@
                 <w:rtl/>
               </w:rPr>
             </w:pPr>
-            <w:bookmarkStart w:id="15" w:name="fldTotalAfterDiscount"/>
             <w:r>
               <w:rPr>
                 <w:rFonts w:cs="David" w:hint="cs"/>
@@ -1781,7 +1777,6 @@
               </w:rPr>
               <w:t xml:space="preserve">{subtotalAfterDiscount}</w:t>
             </w:r>
-            <w:bookmarkEnd w:id="15"/>
           </w:p>
         </w:tc>
       </w:tr>
@@ -1851,7 +1846,6 @@
                 <w:rtl/>
               </w:rPr>
             </w:pPr>
-            <w:bookmarkStart w:id="16" w:name="fldMAAM"/>
             <w:r>
               <w:rPr>
                 <w:rFonts w:cs="David" w:hint="cs"/>
@@ -1863,7 +1857,6 @@
               </w:rPr>
               <w:t xml:space="preserve">{vatAmount}</w:t>
             </w:r>
-            <w:bookmarkEnd w:id="16"/>
           </w:p>
         </w:tc>
       </w:tr>
@@ -1911,7 +1904,6 @@
                 <w:rtl/>
               </w:rPr>
             </w:pPr>
-            <w:bookmarkStart w:id="17" w:name="fldTotalAfterMaaM"/>
             <w:r>
               <w:rPr>
                 <w:rFonts w:cs="David" w:hint="cs"/>
@@ -1923,11 +1915,747 @@
               </w:rPr>
               <w:t xml:space="preserve">{totalAmount}</w:t>
             </w:r>
-            <w:bookmarkEnd w:id="17"/>
           </w:p>
         </w:tc>
       </w:tr>
     </w:tbl>
+    <w:p>
+      <w:pPr>
+        <w:rPr>
+          <w:vanish/>
+        </w:rPr>
+      </w:pPr>
+      <w:r>
+        <w:rPr>
+          <w:vanish/>
+        </w:rPr>
+        <w:t xml:space="preserve">{/hasDiscount}</w:t>
+      </w:r>
+    </w:p>
+    <w:p>
+      <w:pPr>
+        <w:rPr>
+          <w:rFonts w:cs="David"/>
+          <w:sz w:val="28"/>
+          <w:szCs w:val="28"/>
+          <w:rtl/>
+        </w:rPr>
+      </w:pPr>
+    </w:p>
+    <w:p>
+      <w:pPr>
+        <w:rPr>
+          <w:rFonts w:cs="David"/>
+          <w:sz w:val="28"/>
+          <w:szCs w:val="28"/>
+          <w:rtl/>
+        </w:rPr>
+      </w:pPr>
+    </w:p>
+    <w:p>
+      <w:pPr>
+        <w:rPr>
+          <w:rFonts w:cs="David"/>
+          <w:sz w:val="28"/>
+          <w:szCs w:val="28"/>
+          <w:rtl/>
+        </w:rPr>
+      </w:pPr>
+    </w:p>
+    <w:p>
+      <w:pPr>
+        <w:rPr>
+          <w:rFonts w:cs="David"/>
+          <w:sz w:val="28"/>
+          <w:szCs w:val="28"/>
+          <w:rtl/>
+        </w:rPr>
+      </w:pPr>
+    </w:p>
+    <w:p>
+      <w:pPr>
+        <w:rPr>
+          <w:rFonts w:cs="David"/>
+          <w:sz w:val="28"/>
+          <w:szCs w:val="28"/>
+          <w:rtl/>
+        </w:rPr>
+      </w:pPr>
+    </w:p>
+    <w:p>
+      <w:pPr>
+        <w:rPr>
+          <w:rFonts w:cs="David"/>
+          <w:sz w:val="28"/>
+          <w:szCs w:val="28"/>
+          <w:rtl/>
+        </w:rPr>
+      </w:pPr>
+    </w:p>
+    <w:p>
+      <w:pPr>
+        <w:rPr>
+          <w:rFonts w:cs="David"/>
+          <w:sz w:val="28"/>
+          <w:szCs w:val="28"/>
+          <w:rtl/>
+        </w:rPr>
+      </w:pPr>
+    </w:p>
+    <w:p>
+      <w:pPr>
+        <w:rPr>
+          <w:rFonts w:cs="David"/>
+          <w:sz w:val="28"/>
+          <w:szCs w:val="28"/>
+          <w:rtl/>
+        </w:rPr>
+      </w:pPr>
+    </w:p>
+    <w:p>
+      <w:pPr>
+        <w:rPr>
+          <w:rFonts w:cs="David"/>
+          <w:sz w:val="28"/>
+          <w:szCs w:val="28"/>
+          <w:rtl/>
+        </w:rPr>
+      </w:pPr>
+    </w:p>
+    <w:p>
+      <w:pPr>
+        <w:rPr>
+          <w:rFonts w:cs="David"/>
+          <w:sz w:val="28"/>
+          <w:szCs w:val="28"/>
+          <w:rtl/>
+        </w:rPr>
+      </w:pPr>
+    </w:p>
+    <w:p>
+      <w:pPr>
+        <w:rPr>
+          <w:vanish/>
+        </w:rPr>
+      </w:pPr>
+      <w:r>
+        <w:rPr>
+          <w:vanish/>
+        </w:rPr>
+        <w:t xml:space="preserve">{^hasDiscount}</w:t>
+      </w:r>
+    </w:p>
+    <w:tbl>
+      <w:tblPr>
+        <w:bidiVisual/>
+        <w:tblW w:w="0" w:type="auto"/>
+        <w:tblBorders>
+          <w:top w:val="single" w:sz="4" w:space="0" w:color="auto"/>
+          <w:left w:val="single" w:sz="4" w:space="0" w:color="auto"/>
+          <w:bottom w:val="single" w:sz="4" w:space="0" w:color="auto"/>
+          <w:right w:val="single" w:sz="4" w:space="0" w:color="auto"/>
+          <w:insideH w:val="single" w:sz="4" w:space="0" w:color="auto"/>
+          <w:insideV w:val="single" w:sz="4" w:space="0" w:color="auto"/>
+        </w:tblBorders>
+        <w:tblLook w:val="04A0" w:firstRow="1" w:lastRow="0" w:firstColumn="1" w:lastColumn="0" w:noHBand="0" w:noVBand="1"/>
+      </w:tblPr>
+      <w:tblGrid>
+        <w:gridCol w:w="911"/>
+        <w:gridCol w:w="911"/>
+        <w:gridCol w:w="3142"/>
+        <w:gridCol w:w="851"/>
+        <w:gridCol w:w="1177"/>
+        <w:gridCol w:w="1764"/>
+      </w:tblGrid>
+      <w:tr>
+        <w:tc>
+          <w:tcPr>
+            <w:tcW w:w="911" w:type="dxa"/>
+          </w:tcPr>
+          <w:p>
+            <w:pPr>
+              <w:rPr>
+                <w:rFonts w:cs="David"/>
+                <w:b/>
+                <w:bCs/>
+                <w:sz w:val="28"/>
+                <w:szCs w:val="28"/>
+                <w:rtl/>
+              </w:rPr>
+            </w:pPr>
+            <w:r>
+              <w:rPr>
+                <w:rFonts w:cs="David" w:hint="cs"/>
+                <w:b/>
+                <w:bCs/>
+                <w:sz w:val="28"/>
+                <w:szCs w:val="28"/>
+                <w:rtl/>
+              </w:rPr>
+              <w:t>שורה</w:t>
+            </w:r>
+          </w:p>
+        </w:tc>
+        <w:tc>
+          <w:tcPr>
+            <w:tcW w:w="911" w:type="dxa"/>
+          </w:tcPr>
+          <w:p>
+            <w:pPr>
+              <w:rPr>
+                <w:rFonts w:cs="David"/>
+                <w:b/>
+                <w:bCs/>
+                <w:sz w:val="28"/>
+                <w:szCs w:val="28"/>
+                <w:rtl/>
+              </w:rPr>
+            </w:pPr>
+            <w:r>
+              <w:rPr>
+                <w:rFonts w:cs="David" w:hint="cs"/>
+                <w:b/>
+                <w:bCs/>
+                <w:sz w:val="28"/>
+                <w:szCs w:val="28"/>
+                <w:rtl/>
+              </w:rPr>
+              <w:t xml:space="preserve">מק"ט </w:t>
+            </w:r>
+          </w:p>
+        </w:tc>
+        <w:tc>
+          <w:tcPr>
+            <w:tcW w:w="3142" w:type="dxa"/>
+          </w:tcPr>
+          <w:p>
+            <w:pPr>
+              <w:rPr>
+                <w:rFonts w:cs="David"/>
+                <w:b/>
+                <w:bCs/>
+                <w:sz w:val="28"/>
+                <w:szCs w:val="28"/>
+                <w:rtl/>
+              </w:rPr>
+            </w:pPr>
+            <w:r>
+              <w:rPr>
+                <w:rFonts w:cs="David" w:hint="cs"/>
+                <w:b/>
+                <w:bCs/>
+                <w:sz w:val="28"/>
+                <w:szCs w:val="28"/>
+                <w:rtl/>
+              </w:rPr>
+              <w:t>תיאור המוצר</w:t>
+            </w:r>
+          </w:p>
+        </w:tc>
+        <w:tc>
+          <w:tcPr>
+            <w:tcW w:w="851" w:type="dxa"/>
+          </w:tcPr>
+          <w:p>
+            <w:pPr>
+              <w:rPr>
+                <w:rFonts w:cs="David"/>
+                <w:b/>
+                <w:bCs/>
+                <w:sz w:val="28"/>
+                <w:szCs w:val="28"/>
+                <w:rtl/>
+              </w:rPr>
+            </w:pPr>
+            <w:r>
+              <w:rPr>
+                <w:rFonts w:cs="David" w:hint="cs"/>
+                <w:b/>
+                <w:bCs/>
+                <w:sz w:val="28"/>
+                <w:szCs w:val="28"/>
+                <w:rtl/>
+              </w:rPr>
+              <w:t>כמות</w:t>
+            </w:r>
+          </w:p>
+        </w:tc>
+        <w:tc>
+          <w:tcPr>
+            <w:tcW w:w="1177" w:type="dxa"/>
+          </w:tcPr>
+          <w:p>
+            <w:pPr>
+              <w:rPr>
+                <w:rFonts w:cs="David"/>
+                <w:b/>
+                <w:bCs/>
+                <w:sz w:val="28"/>
+                <w:szCs w:val="28"/>
+                <w:rtl/>
+              </w:rPr>
+            </w:pPr>
+            <w:r>
+              <w:rPr>
+                <w:rFonts w:cs="David" w:hint="cs"/>
+                <w:b/>
+                <w:bCs/>
+                <w:sz w:val="28"/>
+                <w:szCs w:val="28"/>
+                <w:rtl/>
+              </w:rPr>
+              <w:t>מחיר ליחידה</w:t>
+            </w:r>
+          </w:p>
+        </w:tc>
+        <w:tc>
+          <w:tcPr>
+            <w:tcW w:w="1764" w:type="dxa"/>
+          </w:tcPr>
+          <w:p>
+            <w:pPr>
+              <w:rPr>
+                <w:rFonts w:cs="David"/>
+                <w:b/>
+                <w:bCs/>
+                <w:sz w:val="28"/>
+                <w:szCs w:val="28"/>
+                <w:rtl/>
+              </w:rPr>
+            </w:pPr>
+            <w:r>
+              <w:rPr>
+                <w:rFonts w:cs="David" w:hint="cs"/>
+                <w:b/>
+                <w:bCs/>
+                <w:sz w:val="28"/>
+                <w:szCs w:val="28"/>
+                <w:rtl/>
+              </w:rPr>
+              <w:t>סה"כ ₪</w:t>
+            </w:r>
+          </w:p>
+          <w:p>
+            <w:pPr>
+              <w:rPr>
+                <w:rFonts w:cs="David"/>
+                <w:b/>
+                <w:bCs/>
+                <w:sz w:val="28"/>
+                <w:szCs w:val="28"/>
+                <w:rtl/>
+              </w:rPr>
+            </w:pPr>
+          </w:p>
+        </w:tc>
+      </w:tr>
+      <w:tr>
+        <w:tc>
+          <w:tcPr>
+            <w:tcW w:w="911" w:type="dxa"/>
+          </w:tcPr>
+          <w:p>
+            <w:pPr>
+              <w:rPr>
+                <w:rFonts w:cs="David"/>
+                <w:b/>
+                <w:bCs/>
+                <w:sz w:val="28"/>
+                <w:szCs w:val="28"/>
+                <w:rtl/>
+              </w:rPr>
+            </w:pPr>
+            <w:r>
+              <w:rPr>
+                <w:rFonts w:cs="David" w:hint="cs"/>
+                <w:b/>
+                <w:bCs/>
+                <w:sz w:val="28"/>
+                <w:szCs w:val="28"/>
+                <w:rtl/>
+              </w:rPr>
+              <w:t xml:space="preserve">{#items}{lineNumber}</w:t>
+            </w:r>
+          </w:p>
+        </w:tc>
+        <w:tc>
+          <w:tcPr>
+            <w:tcW w:w="911" w:type="dxa"/>
+          </w:tcPr>
+          <w:p>
+            <w:pPr>
+              <w:rPr>
+                <w:rFonts w:cs="David"/>
+                <w:b/>
+                <w:bCs/>
+                <w:sz w:val="28"/>
+                <w:szCs w:val="28"/>
+                <w:rtl/>
+              </w:rPr>
+            </w:pPr>
+            <w:r>
+              <w:rPr>
+                <w:rFonts w:cs="David" w:hint="cs"/>
+                <w:b/>
+                <w:bCs/>
+                <w:sz w:val="28"/>
+                <w:szCs w:val="28"/>
+                <w:rtl/>
+              </w:rPr>
+              <w:t xml:space="preserve">{itemCode}</w:t>
+            </w:r>
+          </w:p>
+        </w:tc>
+        <w:tc>
+          <w:tcPr>
+            <w:tcW w:w="3142" w:type="dxa"/>
+          </w:tcPr>
+          <w:p>
+            <w:pPr>
+              <w:rPr>
+                <w:rFonts w:cs="David"/>
+                <w:b/>
+                <w:bCs/>
+                <w:sz w:val="28"/>
+                <w:szCs w:val="28"/>
+                <w:rtl/>
+              </w:rPr>
+            </w:pPr>
+            <w:r>
+              <w:rPr>
+                <w:rFonts w:cs="David" w:hint="cs"/>
+                <w:b/>
+                <w:bCs/>
+                <w:sz w:val="28"/>
+                <w:szCs w:val="28"/>
+                <w:rtl/>
+              </w:rPr>
+              <w:t xml:space="preserve">{description}</w:t>
+            </w:r>
+          </w:p>
+        </w:tc>
+        <w:tc>
+          <w:tcPr>
+            <w:tcW w:w="851" w:type="dxa"/>
+          </w:tcPr>
+          <w:p>
+            <w:pPr>
+              <w:rPr>
+                <w:rFonts w:cs="David"/>
+                <w:b/>
+                <w:bCs/>
+                <w:sz w:val="28"/>
+                <w:szCs w:val="28"/>
+                <w:rtl/>
+              </w:rPr>
+            </w:pPr>
+            <w:r>
+              <w:rPr>
+                <w:rFonts w:cs="David" w:hint="cs"/>
+                <w:b/>
+                <w:bCs/>
+                <w:sz w:val="28"/>
+                <w:szCs w:val="28"/>
+                <w:rtl/>
+              </w:rPr>
+              <w:t xml:space="preserve">{quantity}</w:t>
+            </w:r>
+          </w:p>
+        </w:tc>
+        <w:tc>
+          <w:tcPr>
+            <w:tcW w:w="1177" w:type="dxa"/>
+          </w:tcPr>
+          <w:p>
+            <w:pPr>
+              <w:rPr>
+                <w:rFonts w:cs="David"/>
+                <w:b/>
+                <w:bCs/>
+                <w:sz w:val="28"/>
+                <w:szCs w:val="28"/>
+                <w:rtl/>
+              </w:rPr>
+            </w:pPr>
+            <w:r>
+              <w:rPr>
+                <w:rFonts w:cs="David" w:hint="cs"/>
+                <w:b/>
+                <w:bCs/>
+                <w:sz w:val="28"/>
+                <w:szCs w:val="28"/>
+                <w:rtl/>
+              </w:rPr>
+              <w:t xml:space="preserve">{unitPrice}</w:t>
+            </w:r>
+          </w:p>
+        </w:tc>
+        <w:tc>
+          <w:tcPr>
+            <w:tcW w:w="1764" w:type="dxa"/>
+          </w:tcPr>
+          <w:p>
+            <w:pPr>
+              <w:rPr>
+                <w:rFonts w:cs="David" w:hint="cs"/>
+                <w:b/>
+                <w:bCs/>
+                <w:sz w:val="28"/>
+                <w:szCs w:val="28"/>
+                <w:rtl/>
+              </w:rPr>
+            </w:pPr>
+            <w:r>
+              <w:rPr>
+                <w:rFonts w:cs="David" w:hint="cs"/>
+                <w:b/>
+                <w:bCs/>
+                <w:sz w:val="28"/>
+                <w:szCs w:val="28"/>
+                <w:rtl/>
+              </w:rPr>
+              <w:t xml:space="preserve">{lineTotal}{/items}</w:t>
+            </w:r>
+          </w:p>
+        </w:tc>
+      </w:tr>
+    </w:tbl>
+    <w:p>
+      <w:pPr>
+        <w:rPr>
+          <w:vanish/>
+        </w:rPr>
+      </w:pPr>
+    </w:p>
+    <w:tbl>
+      <w:tblPr>
+        <w:tblpPr w:leftFromText="180" w:rightFromText="180" w:vertAnchor="text" w:horzAnchor="page" w:tblpX="2434" w:tblpY="249"/>
+        <w:bidiVisual/>
+        <w:tblW w:w="0" w:type="auto"/>
+        <w:tblBorders>
+          <w:top w:val="single" w:sz="4" w:space="0" w:color="auto"/>
+          <w:left w:val="single" w:sz="4" w:space="0" w:color="auto"/>
+          <w:bottom w:val="single" w:sz="4" w:space="0" w:color="auto"/>
+          <w:right w:val="single" w:sz="4" w:space="0" w:color="auto"/>
+          <w:insideH w:val="single" w:sz="4" w:space="0" w:color="auto"/>
+          <w:insideV w:val="single" w:sz="4" w:space="0" w:color="auto"/>
+        </w:tblBorders>
+        <w:tblLook w:val="04A0" w:firstRow="1" w:lastRow="0" w:firstColumn="1" w:lastColumn="0" w:noHBand="0" w:noVBand="1"/>
+      </w:tblPr>
+      <w:tblGrid>
+        <w:gridCol w:w="1764"/>
+        <w:gridCol w:w="1764"/>
+      </w:tblGrid>
+      <w:tr>
+        <w:tc>
+          <w:tcPr>
+            <w:tcW w:w="1764" w:type="dxa"/>
+          </w:tcPr>
+          <w:p>
+            <w:pPr>
+              <w:rPr>
+                <w:rFonts w:cs="David"/>
+                <w:b/>
+                <w:bCs/>
+                <w:sz w:val="28"/>
+                <w:szCs w:val="28"/>
+                <w:rtl/>
+              </w:rPr>
+            </w:pPr>
+            <w:r>
+              <w:rPr>
+                <w:rFonts w:cs="David" w:hint="cs"/>
+                <w:b/>
+                <w:bCs/>
+                <w:sz w:val="28"/>
+                <w:szCs w:val="28"/>
+                <w:rtl/>
+              </w:rPr>
+              <w:t>סה"כ</w:t>
+            </w:r>
+          </w:p>
+        </w:tc>
+        <w:tc>
+          <w:tcPr>
+            <w:tcW w:w="1764" w:type="dxa"/>
+          </w:tcPr>
+          <w:p>
+            <w:pPr>
+              <w:rPr>
+                <w:rFonts w:cs="David"/>
+                <w:b/>
+                <w:bCs/>
+                <w:sz w:val="28"/>
+                <w:szCs w:val="28"/>
+                <w:rtl/>
+              </w:rPr>
+            </w:pPr>
+            <w:r>
+              <w:rPr>
+                <w:rFonts w:cs="David" w:hint="cs"/>
+                <w:b/>
+                <w:bCs/>
+                <w:sz w:val="28"/>
+                <w:szCs w:val="28"/>
+                <w:rtl/>
+              </w:rPr>
+              <w:t xml:space="preserve">{subtotalAfterDiscount}</w:t>
+            </w:r>
+          </w:p>
+        </w:tc>
+      </w:tr>
+      <w:tr>
+        <w:tc>
+          <w:tcPr>
+            <w:tcW w:w="1764" w:type="dxa"/>
+          </w:tcPr>
+          <w:p>
+            <w:pPr>
+              <w:rPr>
+                <w:rFonts w:cs="David"/>
+                <w:b/>
+                <w:bCs/>
+                <w:sz w:val="28"/>
+                <w:szCs w:val="28"/>
+                <w:rtl/>
+              </w:rPr>
+            </w:pPr>
+            <w:r>
+              <w:rPr>
+                <w:rFonts w:cs="David" w:hint="cs"/>
+                <w:b/>
+                <w:bCs/>
+                <w:sz w:val="28"/>
+                <w:szCs w:val="28"/>
+                <w:rtl/>
+              </w:rPr>
+              <w:t>מע"מ 1</w:t>
+            </w:r>
+            <w:r>
+              <w:rPr>
+                <w:rFonts w:cs="David" w:hint="cs"/>
+                <w:b/>
+                <w:bCs/>
+                <w:sz w:val="28"/>
+                <w:szCs w:val="28"/>
+                <w:rtl/>
+              </w:rPr>
+              <w:t>8</w:t>
+            </w:r>
+            <w:r>
+              <w:rPr>
+                <w:rFonts w:cs="David" w:hint="cs"/>
+                <w:b/>
+                <w:bCs/>
+                <w:sz w:val="28"/>
+                <w:szCs w:val="28"/>
+                <w:rtl/>
+              </w:rPr>
+              <w:t>%</w:t>
+            </w:r>
+          </w:p>
+        </w:tc>
+        <w:tc>
+          <w:tcPr>
+            <w:tcW w:w="1764" w:type="dxa"/>
+          </w:tcPr>
+          <w:p>
+            <w:pPr>
+              <w:rPr>
+                <w:rFonts w:cs="David"/>
+                <w:b/>
+                <w:bCs/>
+                <w:sz w:val="28"/>
+                <w:szCs w:val="28"/>
+                <w:rtl/>
+              </w:rPr>
+            </w:pPr>
+            <w:r>
+              <w:rPr>
+                <w:rFonts w:cs="David" w:hint="cs"/>
+                <w:b/>
+                <w:bCs/>
+                <w:sz w:val="28"/>
+                <w:szCs w:val="28"/>
+                <w:rtl/>
+              </w:rPr>
+              <w:t xml:space="preserve">{vatAmount}</w:t>
+            </w:r>
+          </w:p>
+        </w:tc>
+      </w:tr>
+      <w:tr>
+        <w:tc>
+          <w:tcPr>
+            <w:tcW w:w="1764" w:type="dxa"/>
+          </w:tcPr>
+          <w:p>
+            <w:pPr>
+              <w:rPr>
+                <w:rFonts w:cs="David"/>
+                <w:b/>
+                <w:bCs/>
+                <w:sz w:val="28"/>
+                <w:szCs w:val="28"/>
+                <w:rtl/>
+              </w:rPr>
+            </w:pPr>
+            <w:r>
+              <w:rPr>
+                <w:rFonts w:cs="David" w:hint="cs"/>
+                <w:b/>
+                <w:bCs/>
+                <w:sz w:val="28"/>
+                <w:szCs w:val="28"/>
+                <w:rtl/>
+              </w:rPr>
+              <w:t xml:space="preserve">סה"כ לתשלום </w:t>
+            </w:r>
+          </w:p>
+        </w:tc>
+        <w:tc>
+          <w:tcPr>
+            <w:tcW w:w="1764" w:type="dxa"/>
+          </w:tcPr>
+          <w:p>
+            <w:pPr>
+              <w:rPr>
+                <w:rFonts w:cs="David"/>
+                <w:b/>
+                <w:bCs/>
+                <w:sz w:val="28"/>
+                <w:szCs w:val="28"/>
+                <w:rtl/>
+              </w:rPr>
+            </w:pPr>
+            <w:r>
+              <w:rPr>
+                <w:rFonts w:cs="David" w:hint="cs"/>
+                <w:b/>
+                <w:bCs/>
+                <w:sz w:val="28"/>
+                <w:szCs w:val="28"/>
+                <w:rtl/>
+              </w:rPr>
+              <w:t xml:space="preserve">{totalAmount}</w:t>
+            </w:r>
+          </w:p>
+        </w:tc>
+      </w:tr>
+    </w:tbl>
+    <w:p>
+      <w:pPr>
+        <w:rPr>
+          <w:vanish/>
+        </w:rPr>
+      </w:pPr>
+      <w:r>
+        <w:rPr>
+          <w:vanish/>
+        </w:rPr>
+        <w:t xml:space="preserve">{/hasDiscount}</w:t>
+      </w:r>
+    </w:p>
     <w:p>
       <w:pPr>
         <w:rPr>

--- a/apps/api/templates/ע-אסבסט-הצעת-מחיר-לביצוע-סקר-אסבסט-למבנה-לפני-הריסה.docx
+++ b/apps/api/templates/ע-אסבסט-הצעת-מחיר-לביצוע-סקר-אסבסט-למבנה-לפני-הריסה.docx
@@ -3027,1950 +3027,14 @@
     <w:p>
       <w:pPr>
         <w:jc w:val="center"/>
-        <w:rPr>
-          <w:rFonts w:cs="David" w:hint="cs"/>
-          <w:sz w:val="28"/>
-          <w:szCs w:val="28"/>
-          <w:rtl/>
-        </w:rPr>
       </w:pPr>
       <w:r>
         <w:rPr>
-          <w:rFonts w:cs="David" w:hint="cs"/>
-          <w:sz w:val="28"/>
-          <w:szCs w:val="28"/>
-          <w:rtl/>
-        </w:rPr>
-        <w:t>הנני</w:t>
-      </w:r>
-      <w:r>
-        <w:rPr>
-          <w:rFonts w:cs="David" w:hint="cs"/>
-          <w:sz w:val="28"/>
-          <w:szCs w:val="28"/>
-          <w:rtl/>
-        </w:rPr>
-        <w:t xml:space="preserve"> </w:t>
-      </w:r>
-      <w:r>
-        <w:rPr>
-          <w:rFonts w:cs="David" w:hint="cs"/>
-          <w:sz w:val="28"/>
-          <w:szCs w:val="28"/>
-          <w:rtl/>
-        </w:rPr>
-        <w:t>מאשר את ההצעה על כל סעיפיה.</w:t>
-      </w:r>
-    </w:p>
-    <w:p>
-      <w:pPr>
-        <w:jc w:val="both"/>
-        <w:rPr>
-          <w:rFonts w:cs="David" w:hint="cs"/>
-          <w:b/>
-          <w:bCs/>
-          <w:u w:val="single"/>
-          <w:rtl/>
-        </w:rPr>
-      </w:pPr>
-    </w:p>
-    <w:tbl>
-      <w:tblPr>
-        <w:bidiVisual/>
-        <w:tblW w:w="0" w:type="auto"/>
-        <w:tblInd w:w="360" w:type="dxa"/>
-        <w:tblBorders>
-          <w:top w:val="single" w:sz="4" w:space="0" w:color="auto"/>
-          <w:left w:val="single" w:sz="4" w:space="0" w:color="auto"/>
-          <w:bottom w:val="single" w:sz="4" w:space="0" w:color="auto"/>
-          <w:right w:val="single" w:sz="4" w:space="0" w:color="auto"/>
-          <w:insideH w:val="single" w:sz="4" w:space="0" w:color="auto"/>
-          <w:insideV w:val="single" w:sz="4" w:space="0" w:color="auto"/>
-        </w:tblBorders>
-        <w:tblLook w:val="04A0" w:firstRow="1" w:lastRow="0" w:firstColumn="1" w:lastColumn="0" w:noHBand="0" w:noVBand="1"/>
-      </w:tblPr>
-      <w:tblGrid>
-        <w:gridCol w:w="3366"/>
-        <w:gridCol w:w="3366"/>
-        <w:gridCol w:w="3364"/>
-      </w:tblGrid>
-      <w:tr>
-        <w:tc>
-          <w:tcPr>
-            <w:tcW w:w="3441" w:type="dxa"/>
-            <w:vAlign w:val="center"/>
-          </w:tcPr>
-          <w:p>
-            <w:pPr>
-              <w:jc w:val="center"/>
-              <w:rPr>
-                <w:rFonts w:cs="David" w:hint="cs"/>
-                <w:b/>
-                <w:bCs/>
-                <w:sz w:val="40"/>
-                <w:szCs w:val="40"/>
-                <w:rtl/>
-              </w:rPr>
-            </w:pPr>
-            <w:r>
-              <w:rPr>
-                <w:rFonts w:cs="David" w:hint="cs"/>
-                <w:b/>
-                <w:bCs/>
-                <w:sz w:val="40"/>
-                <w:szCs w:val="40"/>
-                <w:rtl/>
-              </w:rPr>
-              <w:t>שם מלא של מאשר ההצעה</w:t>
-            </w:r>
-          </w:p>
-        </w:tc>
-        <w:tc>
-          <w:tcPr>
-            <w:tcW w:w="3441" w:type="dxa"/>
-            <w:vAlign w:val="center"/>
-          </w:tcPr>
-          <w:p>
-            <w:pPr>
-              <w:jc w:val="center"/>
-              <w:rPr>
-                <w:rFonts w:cs="David" w:hint="cs"/>
-                <w:b/>
-                <w:bCs/>
-                <w:sz w:val="40"/>
-                <w:szCs w:val="40"/>
-                <w:rtl/>
-              </w:rPr>
-            </w:pPr>
-            <w:r>
-              <w:rPr>
-                <w:rFonts w:cs="David" w:hint="cs"/>
-                <w:b/>
-                <w:bCs/>
-                <w:sz w:val="40"/>
-                <w:szCs w:val="40"/>
-                <w:rtl/>
-              </w:rPr>
-              <w:t>חתימה</w:t>
-            </w:r>
-          </w:p>
-        </w:tc>
-        <w:tc>
-          <w:tcPr>
-            <w:tcW w:w="3440" w:type="dxa"/>
-            <w:vAlign w:val="center"/>
-          </w:tcPr>
-          <w:p>
-            <w:pPr>
-              <w:jc w:val="center"/>
-              <w:rPr>
-                <w:rFonts w:cs="David" w:hint="cs"/>
-                <w:b/>
-                <w:bCs/>
-                <w:sz w:val="40"/>
-                <w:szCs w:val="40"/>
-                <w:rtl/>
-              </w:rPr>
-            </w:pPr>
-            <w:r>
-              <w:rPr>
-                <w:rFonts w:cs="David" w:hint="cs"/>
-                <w:b/>
-                <w:bCs/>
-                <w:sz w:val="40"/>
-                <w:szCs w:val="40"/>
-                <w:rtl/>
-              </w:rPr>
-              <w:t>חותמת</w:t>
-            </w:r>
-          </w:p>
-        </w:tc>
-      </w:tr>
-      <w:tr>
-        <w:trPr>
-          <w:trHeight w:val="907"/>
-        </w:trPr>
-        <w:tc>
-          <w:tcPr>
-            <w:tcW w:w="3441" w:type="dxa"/>
-          </w:tcPr>
-          <w:p>
-            <w:pPr>
-              <w:jc w:val="both"/>
-              <w:rPr>
-                <w:rFonts w:cs="David" w:hint="cs"/>
-                <w:b/>
-                <w:bCs/>
-                <w:u w:val="single"/>
-                <w:rtl/>
-              </w:rPr>
-            </w:pPr>
-          </w:p>
-        </w:tc>
-        <w:tc>
-          <w:tcPr>
-            <w:tcW w:w="3441" w:type="dxa"/>
-          </w:tcPr>
-          <w:p>
-            <w:pPr>
-              <w:jc w:val="both"/>
-              <w:rPr>
-                <w:rFonts w:cs="David" w:hint="cs"/>
-                <w:b/>
-                <w:bCs/>
-                <w:u w:val="single"/>
-                <w:rtl/>
-              </w:rPr>
-            </w:pPr>
-          </w:p>
-        </w:tc>
-        <w:tc>
-          <w:tcPr>
-            <w:tcW w:w="3440" w:type="dxa"/>
-          </w:tcPr>
-          <w:p>
-            <w:pPr>
-              <w:jc w:val="both"/>
-              <w:rPr>
-                <w:rFonts w:cs="David" w:hint="cs"/>
-                <w:b/>
-                <w:bCs/>
-                <w:u w:val="single"/>
-                <w:rtl/>
-              </w:rPr>
-            </w:pPr>
-          </w:p>
-        </w:tc>
-      </w:tr>
-    </w:tbl>
-    <w:p>
-      <w:pPr>
-        <w:jc w:val="both"/>
-        <w:rPr>
-          <w:rFonts w:cs="David"/>
-          <w:sz w:val="28"/>
-          <w:szCs w:val="28"/>
-          <w:rtl/>
-        </w:rPr>
-      </w:pPr>
-    </w:p>
-    <w:p>
-      <w:pPr>
-        <w:jc w:val="both"/>
-        <w:rPr>
-          <w:rFonts w:cs="David" w:hint="cs"/>
-          <w:sz w:val="28"/>
-          <w:szCs w:val="28"/>
-          <w:rtl/>
-        </w:rPr>
-      </w:pPr>
-    </w:p>
-    <w:p>
-      <w:pPr>
-        <w:jc w:val="both"/>
-        <w:rPr>
-          <w:rFonts w:cs="David"/>
-          <w:sz w:val="28"/>
-          <w:szCs w:val="28"/>
-          <w:rtl/>
-        </w:rPr>
-      </w:pPr>
-      <w:r>
-        <w:rPr>
-          <w:rFonts w:cs="David" w:hint="cs"/>
-          <w:sz w:val="28"/>
-          <w:szCs w:val="28"/>
-          <w:rtl/>
-        </w:rPr>
-        <w:t xml:space="preserve">    </w:t>
-      </w:r>
-    </w:p>
-    <w:p>
-      <w:pPr>
-        <w:ind w:left="720"/>
-        <w:jc w:val="both"/>
-        <w:rPr>
-          <w:rFonts w:cs="David"/>
-          <w:sz w:val="28"/>
-          <w:szCs w:val="28"/>
-          <w:rtl/>
-        </w:rPr>
-      </w:pPr>
-      <w:r>
-        <w:rPr>
-          <w:rFonts w:cs="David" w:hint="cs"/>
-          <w:sz w:val="28"/>
-          <w:szCs w:val="28"/>
-          <w:rtl/>
-        </w:rPr>
-        <w:t xml:space="preserve">                     </w:t>
-      </w:r>
-    </w:p>
-    <w:p>
-      <w:pPr>
-        <w:ind w:left="720"/>
-        <w:jc w:val="both"/>
-        <w:rPr>
-          <w:rFonts w:cs="David"/>
-          <w:sz w:val="28"/>
-          <w:szCs w:val="28"/>
-          <w:rtl/>
-        </w:rPr>
-      </w:pPr>
-    </w:p>
-    <w:p>
-      <w:pPr>
-        <w:ind w:left="720"/>
-        <w:jc w:val="both"/>
-        <w:rPr>
-          <w:rFonts w:cs="David"/>
-          <w:sz w:val="28"/>
-          <w:szCs w:val="28"/>
-          <w:rtl/>
-        </w:rPr>
-      </w:pPr>
-    </w:p>
-    <w:p>
-      <w:pPr>
-        <w:ind w:left="720"/>
-        <w:jc w:val="both"/>
-        <w:rPr>
-          <w:rFonts w:cs="David"/>
-          <w:sz w:val="28"/>
-          <w:szCs w:val="28"/>
-          <w:rtl/>
-        </w:rPr>
-      </w:pPr>
-    </w:p>
-    <w:p>
-      <w:pPr>
-        <w:ind w:left="3600" w:firstLine="720"/>
-        <w:rPr>
-          <w:rFonts w:cs="David"/>
-          <w:b/>
-          <w:bCs/>
-          <w:sz w:val="28"/>
-          <w:szCs w:val="28"/>
-          <w:u w:val="single"/>
-        </w:rPr>
-      </w:pPr>
-      <w:r>
-        <w:rPr>
-          <w:rFonts w:cs="David"/>
-          <w:b/>
-          <w:bCs/>
-          <w:sz w:val="28"/>
-          <w:szCs w:val="28"/>
-          <w:u w:val="single"/>
-          <w:rtl/>
-        </w:rPr>
-        <w:t xml:space="preserve">נספח א': תעודות </w:t>
-      </w:r>
-      <w:r>
-        <w:rPr>
-          <w:rFonts w:cs="David"/>
-          <w:b/>
-          <w:bCs/>
-          <w:sz w:val="28"/>
-          <w:szCs w:val="28"/>
-          <w:u w:val="single"/>
-        </w:rPr>
-        <w:t>ISO</w:t>
-      </w:r>
-    </w:p>
-    <w:p>
-      <w:pPr>
-        <w:ind w:hanging="24"/>
-        <w:rPr>
-          <w:rFonts w:cs="David"/>
-          <w:b/>
-          <w:bCs/>
-          <w:sz w:val="28"/>
-          <w:szCs w:val="28"/>
-          <w:u w:val="single"/>
-        </w:rPr>
-      </w:pPr>
-    </w:p>
-    <w:p>
-      <w:pPr>
-        <w:ind w:hanging="24"/>
-        <w:rPr>
-          <w:rFonts w:cs="David"/>
-          <w:b/>
-          <w:bCs/>
-          <w:sz w:val="28"/>
-          <w:szCs w:val="28"/>
-          <w:u w:val="single"/>
-        </w:rPr>
-      </w:pPr>
-    </w:p>
-    <w:p>
-      <w:pPr>
-        <w:ind w:hanging="24"/>
-        <w:rPr>
-          <w:rFonts w:cs="David"/>
-          <w:b/>
-          <w:bCs/>
-          <w:sz w:val="28"/>
-          <w:szCs w:val="28"/>
-          <w:u w:val="single"/>
-        </w:rPr>
-      </w:pPr>
-    </w:p>
-    <w:p>
-      <w:pPr>
-        <w:ind w:hanging="24"/>
-        <w:rPr>
-          <w:rFonts w:cs="David"/>
-          <w:b/>
-          <w:bCs/>
-          <w:sz w:val="28"/>
-          <w:szCs w:val="28"/>
-          <w:u w:val="single"/>
-        </w:rPr>
-      </w:pPr>
-    </w:p>
-    <w:p>
-      <w:pPr>
-        <w:ind w:hanging="24"/>
-        <w:rPr>
-          <w:rFonts w:cs="David"/>
-          <w:b/>
-          <w:bCs/>
-          <w:sz w:val="28"/>
-          <w:szCs w:val="28"/>
-          <w:u w:val="single"/>
-        </w:rPr>
-      </w:pPr>
-    </w:p>
-    <w:p>
-      <w:pPr>
-        <w:ind w:hanging="24"/>
-        <w:rPr>
-          <w:rFonts w:cs="David"/>
-          <w:b/>
-          <w:bCs/>
-          <w:sz w:val="28"/>
-          <w:szCs w:val="28"/>
-          <w:u w:val="single"/>
-        </w:rPr>
-      </w:pPr>
-    </w:p>
-    <w:p>
-      <w:pPr>
-        <w:ind w:hanging="24"/>
-        <w:rPr>
-          <w:rFonts w:cs="David"/>
-          <w:b/>
-          <w:bCs/>
-          <w:sz w:val="28"/>
-          <w:szCs w:val="28"/>
-          <w:u w:val="single"/>
-        </w:rPr>
-      </w:pPr>
-    </w:p>
-    <w:p>
-      <w:pPr>
-        <w:ind w:hanging="24"/>
-        <w:rPr>
-          <w:rFonts w:cs="David"/>
-          <w:b/>
-          <w:bCs/>
-          <w:sz w:val="28"/>
-          <w:szCs w:val="28"/>
-          <w:u w:val="single"/>
-        </w:rPr>
-      </w:pPr>
-    </w:p>
-    <w:p>
-      <w:pPr>
-        <w:ind w:hanging="24"/>
-        <w:rPr>
-          <w:rFonts w:cs="David"/>
-          <w:b/>
-          <w:bCs/>
-          <w:sz w:val="28"/>
-          <w:szCs w:val="28"/>
-          <w:u w:val="single"/>
-        </w:rPr>
-      </w:pPr>
-    </w:p>
-    <w:p>
-      <w:pPr>
-        <w:ind w:hanging="24"/>
-        <w:rPr>
-          <w:rFonts w:cs="David"/>
-          <w:b/>
-          <w:bCs/>
-          <w:sz w:val="28"/>
-          <w:szCs w:val="28"/>
-          <w:u w:val="single"/>
-        </w:rPr>
-      </w:pPr>
-    </w:p>
-    <w:p>
-      <w:pPr>
-        <w:ind w:hanging="24"/>
-        <w:rPr>
-          <w:rFonts w:cs="David"/>
-          <w:b/>
-          <w:bCs/>
-          <w:sz w:val="28"/>
-          <w:szCs w:val="28"/>
-          <w:u w:val="single"/>
-        </w:rPr>
-      </w:pPr>
-    </w:p>
-    <w:p>
-      <w:pPr>
-        <w:ind w:hanging="24"/>
-        <w:rPr>
-          <w:rFonts w:cs="David"/>
-          <w:b/>
-          <w:bCs/>
-          <w:sz w:val="28"/>
-          <w:szCs w:val="28"/>
-          <w:u w:val="single"/>
-        </w:rPr>
-      </w:pPr>
-    </w:p>
-    <w:p>
-      <w:pPr>
-        <w:ind w:hanging="24"/>
-        <w:rPr>
-          <w:rFonts w:cs="David"/>
-          <w:b/>
-          <w:bCs/>
-          <w:sz w:val="28"/>
-          <w:szCs w:val="28"/>
-          <w:u w:val="single"/>
-        </w:rPr>
-      </w:pPr>
-    </w:p>
-    <w:p>
-      <w:pPr>
-        <w:ind w:hanging="24"/>
-        <w:rPr>
-          <w:rFonts w:cs="David"/>
-          <w:b/>
-          <w:bCs/>
-          <w:sz w:val="28"/>
-          <w:szCs w:val="28"/>
-          <w:u w:val="single"/>
-        </w:rPr>
-      </w:pPr>
-    </w:p>
-    <w:p>
-      <w:pPr>
-        <w:ind w:hanging="24"/>
-        <w:rPr>
-          <w:rFonts w:cs="David"/>
-          <w:b/>
-          <w:bCs/>
-          <w:sz w:val="28"/>
-          <w:szCs w:val="28"/>
-          <w:u w:val="single"/>
-        </w:rPr>
-      </w:pPr>
-    </w:p>
-    <w:p>
-      <w:pPr>
-        <w:ind w:hanging="24"/>
-        <w:rPr>
-          <w:rFonts w:cs="David"/>
-          <w:b/>
-          <w:bCs/>
-          <w:sz w:val="28"/>
-          <w:szCs w:val="28"/>
-          <w:u w:val="single"/>
-        </w:rPr>
-      </w:pPr>
-    </w:p>
-    <w:p>
-      <w:pPr>
-        <w:ind w:hanging="24"/>
-        <w:rPr>
-          <w:rFonts w:cs="David"/>
-          <w:b/>
-          <w:bCs/>
-          <w:sz w:val="28"/>
-          <w:szCs w:val="28"/>
-          <w:u w:val="single"/>
-        </w:rPr>
-      </w:pPr>
-    </w:p>
-    <w:p>
-      <w:pPr>
-        <w:ind w:hanging="24"/>
-        <w:rPr>
-          <w:rFonts w:cs="David"/>
-          <w:b/>
-          <w:bCs/>
-          <w:sz w:val="28"/>
-          <w:szCs w:val="28"/>
-          <w:u w:val="single"/>
-        </w:rPr>
-      </w:pPr>
-    </w:p>
-    <w:p>
-      <w:pPr>
-        <w:ind w:hanging="24"/>
-        <w:rPr>
-          <w:rFonts w:cs="David"/>
-          <w:b/>
-          <w:bCs/>
-          <w:sz w:val="28"/>
-          <w:szCs w:val="28"/>
-          <w:u w:val="single"/>
-        </w:rPr>
-      </w:pPr>
-    </w:p>
-    <w:p>
-      <w:pPr>
-        <w:ind w:hanging="24"/>
-        <w:rPr>
-          <w:rFonts w:cs="David"/>
-          <w:b/>
-          <w:bCs/>
-          <w:sz w:val="28"/>
-          <w:szCs w:val="28"/>
-          <w:u w:val="single"/>
-        </w:rPr>
-      </w:pPr>
-    </w:p>
-    <w:p>
-      <w:pPr>
-        <w:ind w:hanging="24"/>
-        <w:rPr>
-          <w:rFonts w:cs="David"/>
-          <w:b/>
-          <w:bCs/>
-          <w:sz w:val="28"/>
-          <w:szCs w:val="28"/>
-          <w:u w:val="single"/>
-        </w:rPr>
-      </w:pPr>
-    </w:p>
-    <w:p>
-      <w:pPr>
-        <w:ind w:hanging="24"/>
-        <w:rPr>
-          <w:rFonts w:cs="David"/>
-          <w:b/>
-          <w:bCs/>
-          <w:sz w:val="28"/>
-          <w:szCs w:val="28"/>
-          <w:u w:val="single"/>
-        </w:rPr>
-      </w:pPr>
-    </w:p>
-    <w:p>
-      <w:pPr>
-        <w:ind w:hanging="24"/>
-        <w:rPr>
-          <w:rFonts w:cs="David"/>
-          <w:b/>
-          <w:bCs/>
-          <w:sz w:val="28"/>
-          <w:szCs w:val="28"/>
-          <w:u w:val="single"/>
-        </w:rPr>
-      </w:pPr>
-    </w:p>
-    <w:p>
-      <w:pPr>
-        <w:ind w:hanging="24"/>
-        <w:rPr>
-          <w:rFonts w:cs="David"/>
-          <w:b/>
-          <w:bCs/>
-          <w:sz w:val="28"/>
-          <w:szCs w:val="28"/>
-          <w:u w:val="single"/>
-        </w:rPr>
-      </w:pPr>
-    </w:p>
-    <w:p>
-      <w:pPr>
-        <w:ind w:hanging="24"/>
-        <w:rPr>
-          <w:rFonts w:cs="David"/>
-          <w:b/>
-          <w:bCs/>
-          <w:sz w:val="28"/>
-          <w:szCs w:val="28"/>
-          <w:u w:val="single"/>
-        </w:rPr>
-      </w:pPr>
-    </w:p>
-    <w:p>
-      <w:pPr>
-        <w:ind w:hanging="24"/>
-        <w:rPr>
-          <w:rFonts w:cs="David"/>
-          <w:b/>
-          <w:bCs/>
-          <w:sz w:val="28"/>
-          <w:szCs w:val="28"/>
-          <w:u w:val="single"/>
-        </w:rPr>
-      </w:pPr>
-    </w:p>
-    <w:p>
-      <w:pPr>
-        <w:ind w:hanging="24"/>
-        <w:rPr>
-          <w:rFonts w:cs="David"/>
-          <w:b/>
-          <w:bCs/>
-          <w:sz w:val="28"/>
-          <w:szCs w:val="28"/>
-          <w:u w:val="single"/>
-        </w:rPr>
-      </w:pPr>
-    </w:p>
-    <w:p>
-      <w:pPr>
-        <w:ind w:hanging="24"/>
-        <w:rPr>
-          <w:rFonts w:cs="David"/>
-          <w:b/>
-          <w:bCs/>
-          <w:sz w:val="28"/>
-          <w:szCs w:val="28"/>
-          <w:u w:val="single"/>
-        </w:rPr>
-      </w:pPr>
-    </w:p>
-    <w:p>
-      <w:pPr>
-        <w:ind w:hanging="24"/>
-        <w:rPr>
-          <w:rFonts w:cs="David"/>
-          <w:b/>
-          <w:bCs/>
-          <w:sz w:val="28"/>
-          <w:szCs w:val="28"/>
-          <w:u w:val="single"/>
-        </w:rPr>
-      </w:pPr>
-    </w:p>
-    <w:p>
-      <w:pPr>
-        <w:ind w:hanging="24"/>
-        <w:rPr>
-          <w:rFonts w:cs="David"/>
-          <w:b/>
-          <w:bCs/>
-          <w:sz w:val="28"/>
-          <w:szCs w:val="28"/>
-          <w:u w:val="single"/>
-        </w:rPr>
-      </w:pPr>
-    </w:p>
-    <w:p>
-      <w:pPr>
-        <w:ind w:hanging="24"/>
-        <w:rPr>
-          <w:rFonts w:cs="David"/>
-          <w:b/>
-          <w:bCs/>
-          <w:sz w:val="28"/>
-          <w:szCs w:val="28"/>
-          <w:u w:val="single"/>
-        </w:rPr>
-      </w:pPr>
-    </w:p>
-    <w:p>
-      <w:pPr>
-        <w:ind w:hanging="24"/>
-        <w:rPr>
-          <w:rFonts w:cs="David"/>
-          <w:b/>
-          <w:bCs/>
-          <w:sz w:val="28"/>
-          <w:szCs w:val="28"/>
-          <w:u w:val="single"/>
-        </w:rPr>
-      </w:pPr>
-    </w:p>
-    <w:p>
-      <w:pPr>
-        <w:ind w:hanging="24"/>
-        <w:rPr>
-          <w:rFonts w:cs="David"/>
-          <w:b/>
-          <w:bCs/>
-          <w:sz w:val="28"/>
-          <w:szCs w:val="28"/>
-          <w:u w:val="single"/>
-        </w:rPr>
-      </w:pPr>
-    </w:p>
-    <w:p>
-      <w:pPr>
-        <w:ind w:hanging="24"/>
-        <w:rPr>
-          <w:rFonts w:cs="David"/>
-          <w:b/>
-          <w:bCs/>
-          <w:sz w:val="28"/>
-          <w:szCs w:val="28"/>
-          <w:u w:val="single"/>
-        </w:rPr>
-      </w:pPr>
-    </w:p>
-    <w:p>
-      <w:pPr>
-        <w:ind w:hanging="24"/>
-        <w:rPr>
-          <w:rFonts w:cs="David"/>
-          <w:b/>
-          <w:bCs/>
-          <w:sz w:val="28"/>
-          <w:szCs w:val="28"/>
-          <w:u w:val="single"/>
-        </w:rPr>
-      </w:pPr>
-    </w:p>
-    <w:p>
-      <w:pPr>
-        <w:ind w:hanging="24"/>
-        <w:rPr>
-          <w:rFonts w:cs="David"/>
-          <w:b/>
-          <w:bCs/>
-          <w:sz w:val="28"/>
-          <w:szCs w:val="28"/>
-          <w:u w:val="single"/>
-        </w:rPr>
-      </w:pPr>
-      <w:r>
-        <w:rPr>
-          <w:rFonts w:cs="David"/>
-          <w:b/>
-          <w:bCs/>
-          <w:noProof/>
-          <w:sz w:val="28"/>
-          <w:szCs w:val="28"/>
-          <w:u w:val="single"/>
-        </w:rPr>
-        <w:drawing>
-          <wp:anchor distT="0" distB="0" distL="114300" distR="114300" simplePos="0" relativeHeight="251657216" behindDoc="0" locked="0" layoutInCell="1" allowOverlap="1" wp14:anchorId="5721A151" wp14:editId="75D4DD6B">
-            <wp:simplePos x="0" y="0"/>
-            <wp:positionH relativeFrom="margin">
-              <wp:posOffset>476250</wp:posOffset>
-            </wp:positionH>
-            <wp:positionV relativeFrom="margin">
-              <wp:posOffset>4412615</wp:posOffset>
-            </wp:positionV>
-            <wp:extent cx="5638800" cy="4004310"/>
-            <wp:effectExtent l="0" t="0" r="0" b="0"/>
-            <wp:wrapSquare wrapText="bothSides"/>
-            <wp:docPr id="7" name="תמונה 5"/>
-            <wp:cNvGraphicFramePr>
-              <a:graphicFrameLocks xmlns:a="http://schemas.openxmlformats.org/drawingml/2006/main" noChangeAspect="1"/>
-            </wp:cNvGraphicFramePr>
-            <a:graphic xmlns:a="http://schemas.openxmlformats.org/drawingml/2006/main">
-              <a:graphicData uri="http://schemas.openxmlformats.org/drawingml/2006/picture">
-                <pic:pic xmlns:pic="http://schemas.openxmlformats.org/drawingml/2006/picture">
-                  <pic:nvPicPr>
-                    <pic:cNvPr id="0" name="Picture 7"/>
-                    <pic:cNvPicPr>
-                      <a:picLocks noChangeAspect="1" noChangeArrowheads="1"/>
-                    </pic:cNvPicPr>
-                  </pic:nvPicPr>
-                  <pic:blipFill>
-                    <a:blip r:embed="rId9">
-                      <a:extLst>
-                        <a:ext uri="{28A0092B-C50C-407E-A947-70E740481C1C}">
-                          <a14:useLocalDpi xmlns:a14="http://schemas.microsoft.com/office/drawing/2010/main" val="0"/>
-                        </a:ext>
-                      </a:extLst>
-                    </a:blip>
-                    <a:srcRect/>
-                    <a:stretch>
-                      <a:fillRect/>
-                    </a:stretch>
-                  </pic:blipFill>
-                  <pic:spPr bwMode="auto">
-                    <a:xfrm>
-                      <a:off x="0" y="0"/>
-                      <a:ext cx="5638800" cy="4004310"/>
-                    </a:xfrm>
-                    <a:prstGeom prst="rect">
-                      <a:avLst/>
-                    </a:prstGeom>
-                    <a:noFill/>
-                  </pic:spPr>
-                </pic:pic>
-              </a:graphicData>
-            </a:graphic>
-            <wp14:sizeRelH relativeFrom="page">
-              <wp14:pctWidth>0</wp14:pctWidth>
-            </wp14:sizeRelH>
-            <wp14:sizeRelV relativeFrom="page">
-              <wp14:pctHeight>0</wp14:pctHeight>
-            </wp14:sizeRelV>
-          </wp:anchor>
-        </w:drawing>
-      </w:r>
-      <w:r>
-        <w:rPr>
-          <w:rFonts w:cs="David"/>
-          <w:b/>
-          <w:bCs/>
-          <w:noProof/>
-          <w:sz w:val="28"/>
-          <w:szCs w:val="28"/>
-          <w:u w:val="single"/>
-        </w:rPr>
-        <w:drawing>
-          <wp:anchor distT="0" distB="0" distL="114300" distR="114300" simplePos="0" relativeHeight="251656192" behindDoc="0" locked="0" layoutInCell="1" allowOverlap="1" wp14:anchorId="4036788B" wp14:editId="43132FE7">
-            <wp:simplePos x="0" y="0"/>
-            <wp:positionH relativeFrom="margin">
-              <wp:posOffset>492760</wp:posOffset>
-            </wp:positionH>
-            <wp:positionV relativeFrom="margin">
-              <wp:posOffset>300990</wp:posOffset>
-            </wp:positionV>
-            <wp:extent cx="5645150" cy="4017010"/>
-            <wp:effectExtent l="0" t="0" r="0" b="0"/>
-            <wp:wrapSquare wrapText="bothSides"/>
-            <wp:docPr id="6" name="תמונה 1"/>
-            <wp:cNvGraphicFramePr>
-              <a:graphicFrameLocks xmlns:a="http://schemas.openxmlformats.org/drawingml/2006/main" noChangeAspect="1"/>
-            </wp:cNvGraphicFramePr>
-            <a:graphic xmlns:a="http://schemas.openxmlformats.org/drawingml/2006/main">
-              <a:graphicData uri="http://schemas.openxmlformats.org/drawingml/2006/picture">
-                <pic:pic xmlns:pic="http://schemas.openxmlformats.org/drawingml/2006/picture">
-                  <pic:nvPicPr>
-                    <pic:cNvPr id="0" name="תמונה 1"/>
-                    <pic:cNvPicPr>
-                      <a:picLocks noChangeAspect="1" noChangeArrowheads="1"/>
-                    </pic:cNvPicPr>
-                  </pic:nvPicPr>
-                  <pic:blipFill>
-                    <a:blip r:embed="rId10">
-                      <a:extLst>
-                        <a:ext uri="{28A0092B-C50C-407E-A947-70E740481C1C}">
-                          <a14:useLocalDpi xmlns:a14="http://schemas.microsoft.com/office/drawing/2010/main" val="0"/>
-                        </a:ext>
-                      </a:extLst>
-                    </a:blip>
-                    <a:srcRect/>
-                    <a:stretch>
-                      <a:fillRect/>
-                    </a:stretch>
-                  </pic:blipFill>
-                  <pic:spPr bwMode="auto">
-                    <a:xfrm>
-                      <a:off x="0" y="0"/>
-                      <a:ext cx="5645150" cy="4017010"/>
-                    </a:xfrm>
-                    <a:prstGeom prst="rect">
-                      <a:avLst/>
-                    </a:prstGeom>
-                    <a:noFill/>
-                  </pic:spPr>
-                </pic:pic>
-              </a:graphicData>
-            </a:graphic>
-            <wp14:sizeRelH relativeFrom="page">
-              <wp14:pctWidth>0</wp14:pctWidth>
-            </wp14:sizeRelH>
-            <wp14:sizeRelV relativeFrom="page">
-              <wp14:pctHeight>0</wp14:pctHeight>
-            </wp14:sizeRelV>
-          </wp:anchor>
-        </w:drawing>
-      </w:r>
-    </w:p>
-    <w:p>
-      <w:pPr>
-        <w:ind w:hanging="24"/>
-        <w:rPr>
-          <w:rFonts w:cs="David"/>
-          <w:b/>
-          <w:bCs/>
-          <w:sz w:val="28"/>
-          <w:szCs w:val="28"/>
-          <w:u w:val="single"/>
-          <w:rtl/>
-        </w:rPr>
-      </w:pPr>
-    </w:p>
-    <w:p>
-      <w:pPr>
-        <w:ind w:hanging="24"/>
-        <w:rPr>
-          <w:rFonts w:cs="David"/>
-          <w:b/>
-          <w:bCs/>
-          <w:sz w:val="28"/>
-          <w:szCs w:val="28"/>
-          <w:u w:val="single"/>
-        </w:rPr>
-      </w:pPr>
-    </w:p>
-    <w:p>
-      <w:pPr>
-        <w:ind w:hanging="24"/>
-        <w:rPr>
-          <w:rFonts w:cs="David"/>
-          <w:b/>
-          <w:bCs/>
-          <w:sz w:val="28"/>
-          <w:szCs w:val="28"/>
-          <w:u w:val="single"/>
-        </w:rPr>
-      </w:pPr>
-    </w:p>
-    <w:p>
-      <w:pPr>
-        <w:ind w:hanging="24"/>
-        <w:rPr>
-          <w:rFonts w:cs="David"/>
-          <w:b/>
-          <w:bCs/>
-          <w:sz w:val="28"/>
-          <w:szCs w:val="28"/>
-          <w:u w:val="single"/>
-        </w:rPr>
-      </w:pPr>
-    </w:p>
-    <w:p>
-      <w:pPr>
-        <w:ind w:hanging="24"/>
-        <w:rPr>
-          <w:rFonts w:cs="David"/>
-          <w:b/>
-          <w:bCs/>
-          <w:sz w:val="28"/>
-          <w:szCs w:val="28"/>
-          <w:u w:val="single"/>
-        </w:rPr>
-      </w:pPr>
-    </w:p>
-    <w:p>
-      <w:pPr>
-        <w:ind w:hanging="24"/>
-        <w:rPr>
-          <w:rFonts w:cs="David"/>
-          <w:b/>
-          <w:bCs/>
-          <w:sz w:val="28"/>
-          <w:szCs w:val="28"/>
-          <w:u w:val="single"/>
-        </w:rPr>
-      </w:pPr>
-    </w:p>
-    <w:p>
-      <w:pPr>
-        <w:ind w:hanging="24"/>
-        <w:rPr>
-          <w:rFonts w:cs="David"/>
-          <w:b/>
-          <w:bCs/>
-          <w:sz w:val="28"/>
-          <w:szCs w:val="28"/>
-          <w:u w:val="single"/>
-        </w:rPr>
-      </w:pPr>
-    </w:p>
-    <w:p>
-      <w:pPr>
-        <w:ind w:hanging="24"/>
-        <w:rPr>
-          <w:rFonts w:cs="David"/>
-          <w:b/>
-          <w:bCs/>
-          <w:sz w:val="28"/>
-          <w:szCs w:val="28"/>
-          <w:u w:val="single"/>
-        </w:rPr>
-      </w:pPr>
-    </w:p>
-    <w:p>
-      <w:pPr>
-        <w:ind w:hanging="24"/>
-        <w:rPr>
-          <w:rFonts w:cs="David"/>
-          <w:b/>
-          <w:bCs/>
-          <w:sz w:val="28"/>
-          <w:szCs w:val="28"/>
-          <w:u w:val="single"/>
-        </w:rPr>
-      </w:pPr>
-    </w:p>
-    <w:p>
-      <w:pPr>
-        <w:ind w:hanging="24"/>
-        <w:rPr>
-          <w:rFonts w:cs="David"/>
-          <w:b/>
-          <w:bCs/>
-          <w:sz w:val="28"/>
-          <w:szCs w:val="28"/>
-          <w:u w:val="single"/>
-        </w:rPr>
-      </w:pPr>
-    </w:p>
-    <w:p>
-      <w:pPr>
-        <w:ind w:hanging="24"/>
-        <w:rPr>
-          <w:rFonts w:cs="David"/>
-          <w:b/>
-          <w:bCs/>
-          <w:sz w:val="28"/>
-          <w:szCs w:val="28"/>
-          <w:u w:val="single"/>
-        </w:rPr>
-      </w:pPr>
-    </w:p>
-    <w:p>
-      <w:pPr>
-        <w:ind w:hanging="24"/>
-        <w:rPr>
-          <w:rFonts w:cs="David"/>
-          <w:b/>
-          <w:bCs/>
-          <w:sz w:val="28"/>
-          <w:szCs w:val="28"/>
-          <w:u w:val="single"/>
-        </w:rPr>
-      </w:pPr>
-    </w:p>
-    <w:p>
-      <w:pPr>
-        <w:ind w:hanging="24"/>
-        <w:rPr>
-          <w:rFonts w:cs="David"/>
-          <w:b/>
-          <w:bCs/>
-          <w:sz w:val="28"/>
-          <w:szCs w:val="28"/>
-          <w:u w:val="single"/>
-        </w:rPr>
-      </w:pPr>
-    </w:p>
-    <w:p>
-      <w:pPr>
-        <w:ind w:hanging="24"/>
-        <w:rPr>
-          <w:rFonts w:cs="David"/>
-          <w:b/>
-          <w:bCs/>
-          <w:sz w:val="28"/>
-          <w:szCs w:val="28"/>
-          <w:u w:val="single"/>
-        </w:rPr>
-      </w:pPr>
-      <w:r>
-        <w:rPr>
-          <w:rFonts w:cs="David"/>
-          <w:b/>
-          <w:bCs/>
-          <w:noProof/>
-          <w:sz w:val="28"/>
-          <w:szCs w:val="28"/>
-          <w:u w:val="single"/>
-        </w:rPr>
-        <w:drawing>
-          <wp:anchor distT="0" distB="0" distL="114300" distR="114300" simplePos="0" relativeHeight="251658240" behindDoc="0" locked="0" layoutInCell="1" allowOverlap="1" wp14:anchorId="04BB375A" wp14:editId="170CB573">
-            <wp:simplePos x="0" y="0"/>
-            <wp:positionH relativeFrom="margin">
-              <wp:align>center</wp:align>
-            </wp:positionH>
-            <wp:positionV relativeFrom="margin">
-              <wp:align>top</wp:align>
-            </wp:positionV>
-            <wp:extent cx="5656580" cy="4003675"/>
-            <wp:effectExtent l="0" t="0" r="0" b="0"/>
-            <wp:wrapSquare wrapText="bothSides"/>
-            <wp:docPr id="8" name="תמונה 4"/>
-            <wp:cNvGraphicFramePr>
-              <a:graphicFrameLocks xmlns:a="http://schemas.openxmlformats.org/drawingml/2006/main" noChangeAspect="1"/>
-            </wp:cNvGraphicFramePr>
-            <a:graphic xmlns:a="http://schemas.openxmlformats.org/drawingml/2006/main">
-              <a:graphicData uri="http://schemas.openxmlformats.org/drawingml/2006/picture">
-                <pic:pic xmlns:pic="http://schemas.openxmlformats.org/drawingml/2006/picture">
-                  <pic:nvPicPr>
-                    <pic:cNvPr id="0" name="Picture 8"/>
-                    <pic:cNvPicPr>
-                      <a:picLocks noChangeAspect="1" noChangeArrowheads="1"/>
-                    </pic:cNvPicPr>
-                  </pic:nvPicPr>
-                  <pic:blipFill>
-                    <a:blip r:embed="rId11">
-                      <a:extLst>
-                        <a:ext uri="{28A0092B-C50C-407E-A947-70E740481C1C}">
-                          <a14:useLocalDpi xmlns:a14="http://schemas.microsoft.com/office/drawing/2010/main" val="0"/>
-                        </a:ext>
-                      </a:extLst>
-                    </a:blip>
-                    <a:srcRect/>
-                    <a:stretch>
-                      <a:fillRect/>
-                    </a:stretch>
-                  </pic:blipFill>
-                  <pic:spPr bwMode="auto">
-                    <a:xfrm>
-                      <a:off x="0" y="0"/>
-                      <a:ext cx="5656580" cy="4003675"/>
-                    </a:xfrm>
-                    <a:prstGeom prst="rect">
-                      <a:avLst/>
-                    </a:prstGeom>
-                    <a:noFill/>
-                  </pic:spPr>
-                </pic:pic>
-              </a:graphicData>
-            </a:graphic>
-            <wp14:sizeRelH relativeFrom="page">
-              <wp14:pctWidth>0</wp14:pctWidth>
-            </wp14:sizeRelH>
-            <wp14:sizeRelV relativeFrom="page">
-              <wp14:pctHeight>0</wp14:pctHeight>
-            </wp14:sizeRelV>
-          </wp:anchor>
-        </w:drawing>
-      </w:r>
-    </w:p>
-    <w:p>
-      <w:pPr>
-        <w:ind w:hanging="24"/>
-        <w:rPr>
-          <w:rFonts w:cs="David"/>
-          <w:b/>
-          <w:bCs/>
-          <w:sz w:val="28"/>
-          <w:szCs w:val="28"/>
-          <w:u w:val="single"/>
-        </w:rPr>
-      </w:pPr>
-    </w:p>
-    <w:p>
-      <w:pPr>
-        <w:ind w:hanging="24"/>
-        <w:rPr>
-          <w:rFonts w:cs="David"/>
-          <w:b/>
-          <w:bCs/>
-          <w:sz w:val="28"/>
-          <w:szCs w:val="28"/>
-          <w:u w:val="single"/>
-        </w:rPr>
-      </w:pPr>
-    </w:p>
-    <w:p>
-      <w:pPr>
-        <w:ind w:hanging="24"/>
-        <w:rPr>
-          <w:rFonts w:cs="David"/>
-          <w:b/>
-          <w:bCs/>
-          <w:sz w:val="28"/>
-          <w:szCs w:val="28"/>
-          <w:u w:val="single"/>
-        </w:rPr>
-      </w:pPr>
-    </w:p>
-    <w:p>
-      <w:pPr>
-        <w:ind w:hanging="24"/>
-        <w:rPr>
-          <w:rFonts w:cs="David"/>
-          <w:b/>
-          <w:bCs/>
-          <w:sz w:val="28"/>
-          <w:szCs w:val="28"/>
-          <w:u w:val="single"/>
-        </w:rPr>
-      </w:pPr>
-    </w:p>
-    <w:p>
-      <w:pPr>
-        <w:ind w:hanging="24"/>
-        <w:rPr>
-          <w:rFonts w:cs="David"/>
-          <w:b/>
-          <w:bCs/>
-          <w:sz w:val="28"/>
-          <w:szCs w:val="28"/>
-          <w:u w:val="single"/>
-        </w:rPr>
-      </w:pPr>
-    </w:p>
-    <w:p>
-      <w:pPr>
-        <w:ind w:hanging="24"/>
-        <w:rPr>
-          <w:rFonts w:cs="David"/>
-          <w:b/>
-          <w:bCs/>
-          <w:sz w:val="28"/>
-          <w:szCs w:val="28"/>
-          <w:u w:val="single"/>
-        </w:rPr>
-      </w:pPr>
-    </w:p>
-    <w:p>
-      <w:pPr>
-        <w:ind w:hanging="24"/>
-        <w:rPr>
-          <w:rFonts w:cs="David"/>
-          <w:b/>
-          <w:bCs/>
-          <w:sz w:val="28"/>
-          <w:szCs w:val="28"/>
-          <w:u w:val="single"/>
-        </w:rPr>
-      </w:pPr>
-    </w:p>
-    <w:p>
-      <w:pPr>
-        <w:ind w:hanging="24"/>
-        <w:rPr>
-          <w:rFonts w:cs="David"/>
-          <w:b/>
-          <w:bCs/>
-          <w:sz w:val="28"/>
-          <w:szCs w:val="28"/>
-          <w:u w:val="single"/>
-        </w:rPr>
-      </w:pPr>
-    </w:p>
-    <w:p>
-      <w:pPr>
-        <w:ind w:hanging="24"/>
-        <w:rPr>
-          <w:rFonts w:cs="David"/>
-          <w:b/>
-          <w:bCs/>
-          <w:sz w:val="28"/>
-          <w:szCs w:val="28"/>
-          <w:u w:val="single"/>
-        </w:rPr>
-      </w:pPr>
-    </w:p>
-    <w:p>
-      <w:pPr>
-        <w:ind w:hanging="24"/>
-        <w:rPr>
-          <w:rFonts w:cs="David"/>
-          <w:b/>
-          <w:bCs/>
-          <w:sz w:val="28"/>
-          <w:szCs w:val="28"/>
-          <w:u w:val="single"/>
-        </w:rPr>
-      </w:pPr>
-    </w:p>
-    <w:p>
-      <w:pPr>
-        <w:ind w:hanging="24"/>
-        <w:rPr>
-          <w:rFonts w:cs="David"/>
-          <w:b/>
-          <w:bCs/>
-          <w:sz w:val="28"/>
-          <w:szCs w:val="28"/>
-          <w:u w:val="single"/>
-        </w:rPr>
-      </w:pPr>
-    </w:p>
-    <w:p>
-      <w:pPr>
-        <w:ind w:hanging="24"/>
-        <w:rPr>
-          <w:rFonts w:cs="David"/>
-          <w:b/>
-          <w:bCs/>
-          <w:sz w:val="28"/>
-          <w:szCs w:val="28"/>
-          <w:u w:val="single"/>
-        </w:rPr>
-      </w:pPr>
-    </w:p>
-    <w:p>
-      <w:pPr>
-        <w:ind w:hanging="24"/>
-        <w:rPr>
-          <w:rFonts w:cs="David"/>
-          <w:b/>
-          <w:bCs/>
-          <w:sz w:val="28"/>
-          <w:szCs w:val="28"/>
-          <w:u w:val="single"/>
-        </w:rPr>
-      </w:pPr>
-    </w:p>
-    <w:p>
-      <w:pPr>
-        <w:ind w:hanging="24"/>
-        <w:rPr>
-          <w:rFonts w:cs="David"/>
-          <w:b/>
-          <w:bCs/>
-          <w:sz w:val="28"/>
-          <w:szCs w:val="28"/>
-          <w:u w:val="single"/>
-        </w:rPr>
-      </w:pPr>
-    </w:p>
-    <w:p>
-      <w:pPr>
-        <w:ind w:hanging="24"/>
-        <w:rPr>
-          <w:rFonts w:cs="David"/>
-          <w:b/>
-          <w:bCs/>
-          <w:sz w:val="28"/>
-          <w:szCs w:val="28"/>
-          <w:u w:val="single"/>
-          <w:rtl/>
-        </w:rPr>
-      </w:pPr>
-    </w:p>
-    <w:p>
-      <w:pPr>
-        <w:ind w:hanging="24"/>
-        <w:rPr>
-          <w:rFonts w:cs="David"/>
-          <w:b/>
-          <w:bCs/>
-          <w:sz w:val="28"/>
-          <w:szCs w:val="28"/>
-          <w:u w:val="single"/>
-        </w:rPr>
-      </w:pPr>
-    </w:p>
-    <w:p>
-      <w:pPr>
-        <w:ind w:hanging="24"/>
-        <w:rPr>
-          <w:rFonts w:cs="David"/>
-          <w:b/>
-          <w:bCs/>
-          <w:sz w:val="28"/>
-          <w:szCs w:val="28"/>
-          <w:u w:val="single"/>
-        </w:rPr>
-      </w:pPr>
-    </w:p>
-    <w:p>
-      <w:pPr>
-        <w:ind w:hanging="24"/>
-        <w:rPr>
-          <w:rFonts w:cs="David"/>
-          <w:b/>
-          <w:bCs/>
-          <w:sz w:val="28"/>
-          <w:szCs w:val="28"/>
-          <w:u w:val="single"/>
-        </w:rPr>
-      </w:pPr>
-    </w:p>
-    <w:p>
-      <w:pPr>
-        <w:ind w:hanging="24"/>
-        <w:rPr>
-          <w:rFonts w:cs="David"/>
-          <w:b/>
-          <w:bCs/>
-          <w:sz w:val="28"/>
-          <w:szCs w:val="28"/>
-          <w:u w:val="single"/>
-        </w:rPr>
-      </w:pPr>
-    </w:p>
-    <w:p>
-      <w:pPr>
-        <w:ind w:hanging="24"/>
-        <w:rPr>
-          <w:rFonts w:cs="David"/>
-          <w:b/>
-          <w:bCs/>
-          <w:sz w:val="28"/>
-          <w:szCs w:val="28"/>
-          <w:u w:val="single"/>
-        </w:rPr>
-      </w:pPr>
-    </w:p>
-    <w:p>
-      <w:pPr>
-        <w:ind w:hanging="24"/>
-        <w:rPr>
-          <w:rFonts w:cs="David"/>
-          <w:b/>
-          <w:bCs/>
-          <w:sz w:val="28"/>
-          <w:szCs w:val="28"/>
-          <w:u w:val="single"/>
-        </w:rPr>
-      </w:pPr>
-    </w:p>
-    <w:p>
-      <w:pPr>
-        <w:ind w:hanging="24"/>
-        <w:rPr>
-          <w:rFonts w:cs="David"/>
-          <w:b/>
-          <w:bCs/>
-          <w:sz w:val="28"/>
-          <w:szCs w:val="28"/>
-          <w:u w:val="single"/>
-        </w:rPr>
-      </w:pPr>
-    </w:p>
-    <w:p>
-      <w:pPr>
-        <w:ind w:hanging="24"/>
-        <w:rPr>
-          <w:rFonts w:cs="David"/>
-          <w:b/>
-          <w:bCs/>
-          <w:sz w:val="28"/>
-          <w:szCs w:val="28"/>
-          <w:u w:val="single"/>
-        </w:rPr>
-      </w:pPr>
-    </w:p>
-    <w:p>
-      <w:pPr>
-        <w:ind w:hanging="24"/>
-        <w:rPr>
-          <w:rFonts w:cs="David"/>
-          <w:b/>
-          <w:bCs/>
-          <w:sz w:val="28"/>
-          <w:szCs w:val="28"/>
-          <w:u w:val="single"/>
-        </w:rPr>
-      </w:pPr>
-    </w:p>
-    <w:p>
-      <w:pPr>
-        <w:ind w:hanging="24"/>
-        <w:rPr>
-          <w:rFonts w:cs="David"/>
-          <w:b/>
-          <w:bCs/>
-          <w:sz w:val="28"/>
-          <w:szCs w:val="28"/>
-          <w:u w:val="single"/>
-        </w:rPr>
-      </w:pPr>
-    </w:p>
-    <w:p>
-      <w:pPr>
-        <w:ind w:hanging="24"/>
-        <w:rPr>
-          <w:rFonts w:cs="David"/>
-          <w:b/>
-          <w:bCs/>
-          <w:sz w:val="28"/>
-          <w:szCs w:val="28"/>
-          <w:u w:val="single"/>
-        </w:rPr>
-      </w:pPr>
-    </w:p>
-    <w:p>
-      <w:pPr>
-        <w:ind w:hanging="24"/>
-        <w:rPr>
-          <w:rFonts w:cs="David"/>
-          <w:b/>
-          <w:bCs/>
-          <w:sz w:val="28"/>
-          <w:szCs w:val="28"/>
-          <w:u w:val="single"/>
-        </w:rPr>
-      </w:pPr>
-      <w:r>
-        <w:rPr>
-          <w:rFonts w:cs="David"/>
-          <w:b/>
-          <w:bCs/>
-          <w:noProof/>
-          <w:sz w:val="28"/>
-          <w:szCs w:val="28"/>
-          <w:u w:val="single"/>
-        </w:rPr>
-        <w:drawing>
-          <wp:anchor distT="0" distB="0" distL="114300" distR="114300" simplePos="0" relativeHeight="251659264" behindDoc="0" locked="0" layoutInCell="1" allowOverlap="1" wp14:anchorId="1D473CC8" wp14:editId="7AAB4C90">
-            <wp:simplePos x="0" y="0"/>
-            <wp:positionH relativeFrom="margin">
-              <wp:posOffset>514350</wp:posOffset>
-            </wp:positionH>
-            <wp:positionV relativeFrom="margin">
-              <wp:posOffset>4350385</wp:posOffset>
-            </wp:positionV>
-            <wp:extent cx="5608320" cy="3969385"/>
-            <wp:effectExtent l="0" t="0" r="0" b="0"/>
-            <wp:wrapSquare wrapText="bothSides"/>
-            <wp:docPr id="9" name="תמונה 3"/>
-            <wp:cNvGraphicFramePr>
-              <a:graphicFrameLocks xmlns:a="http://schemas.openxmlformats.org/drawingml/2006/main" noChangeAspect="1"/>
-            </wp:cNvGraphicFramePr>
-            <a:graphic xmlns:a="http://schemas.openxmlformats.org/drawingml/2006/main">
-              <a:graphicData uri="http://schemas.openxmlformats.org/drawingml/2006/picture">
-                <pic:pic xmlns:pic="http://schemas.openxmlformats.org/drawingml/2006/picture">
-                  <pic:nvPicPr>
-                    <pic:cNvPr id="0" name="Picture 9"/>
-                    <pic:cNvPicPr>
-                      <a:picLocks noChangeAspect="1" noChangeArrowheads="1"/>
-                    </pic:cNvPicPr>
-                  </pic:nvPicPr>
-                  <pic:blipFill>
-                    <a:blip r:embed="rId12">
-                      <a:extLst>
-                        <a:ext uri="{28A0092B-C50C-407E-A947-70E740481C1C}">
-                          <a14:useLocalDpi xmlns:a14="http://schemas.microsoft.com/office/drawing/2010/main" val="0"/>
-                        </a:ext>
-                      </a:extLst>
-                    </a:blip>
-                    <a:srcRect/>
-                    <a:stretch>
-                      <a:fillRect/>
-                    </a:stretch>
-                  </pic:blipFill>
-                  <pic:spPr bwMode="auto">
-                    <a:xfrm>
-                      <a:off x="0" y="0"/>
-                      <a:ext cx="5608320" cy="3969385"/>
-                    </a:xfrm>
-                    <a:prstGeom prst="rect">
-                      <a:avLst/>
-                    </a:prstGeom>
-                    <a:noFill/>
-                  </pic:spPr>
-                </pic:pic>
-              </a:graphicData>
-            </a:graphic>
-            <wp14:sizeRelH relativeFrom="page">
-              <wp14:pctWidth>0</wp14:pctWidth>
-            </wp14:sizeRelH>
-            <wp14:sizeRelV relativeFrom="page">
-              <wp14:pctHeight>0</wp14:pctHeight>
-            </wp14:sizeRelV>
-          </wp:anchor>
-        </w:drawing>
-      </w:r>
-    </w:p>
-    <w:p>
-      <w:pPr>
-        <w:ind w:hanging="24"/>
-        <w:rPr>
-          <w:rFonts w:cs="David"/>
-          <w:b/>
-          <w:bCs/>
-          <w:sz w:val="28"/>
-          <w:szCs w:val="28"/>
-          <w:u w:val="single"/>
-        </w:rPr>
-      </w:pPr>
-    </w:p>
-    <w:p>
-      <w:pPr>
-        <w:ind w:hanging="24"/>
-        <w:rPr>
-          <w:rFonts w:cs="David"/>
-          <w:b/>
-          <w:bCs/>
-          <w:sz w:val="28"/>
-          <w:szCs w:val="28"/>
-          <w:u w:val="single"/>
-        </w:rPr>
-      </w:pPr>
-    </w:p>
-    <w:p>
-      <w:pPr>
-        <w:ind w:hanging="24"/>
-        <w:rPr>
-          <w:rFonts w:cs="David"/>
-          <w:b/>
-          <w:bCs/>
-          <w:sz w:val="28"/>
-          <w:szCs w:val="28"/>
-          <w:u w:val="single"/>
-        </w:rPr>
-      </w:pPr>
-    </w:p>
-    <w:p>
-      <w:pPr>
-        <w:ind w:hanging="24"/>
-        <w:rPr>
-          <w:rFonts w:cs="David"/>
-          <w:b/>
-          <w:bCs/>
-          <w:sz w:val="28"/>
-          <w:szCs w:val="28"/>
-          <w:u w:val="single"/>
-        </w:rPr>
-      </w:pPr>
-    </w:p>
-    <w:p>
-      <w:pPr>
-        <w:ind w:hanging="24"/>
-        <w:rPr>
-          <w:rFonts w:cs="David"/>
-          <w:b/>
-          <w:bCs/>
-          <w:sz w:val="28"/>
-          <w:szCs w:val="28"/>
-          <w:u w:val="single"/>
-        </w:rPr>
-      </w:pPr>
-    </w:p>
-    <w:p>
-      <w:pPr>
-        <w:ind w:hanging="24"/>
-        <w:rPr>
-          <w:rFonts w:cs="David"/>
-          <w:b/>
-          <w:bCs/>
-          <w:sz w:val="28"/>
-          <w:szCs w:val="28"/>
-          <w:u w:val="single"/>
-        </w:rPr>
-      </w:pPr>
-    </w:p>
-    <w:p>
-      <w:pPr>
-        <w:ind w:hanging="24"/>
-        <w:rPr>
-          <w:rFonts w:cs="David"/>
-          <w:b/>
-          <w:bCs/>
-          <w:sz w:val="28"/>
-          <w:szCs w:val="28"/>
-          <w:u w:val="single"/>
-        </w:rPr>
-      </w:pPr>
-    </w:p>
-    <w:p>
-      <w:pPr>
-        <w:ind w:hanging="24"/>
-        <w:rPr>
-          <w:rFonts w:cs="David"/>
-          <w:b/>
-          <w:bCs/>
-          <w:sz w:val="28"/>
-          <w:szCs w:val="28"/>
-          <w:u w:val="single"/>
-        </w:rPr>
-      </w:pPr>
-    </w:p>
-    <w:p>
-      <w:pPr>
-        <w:ind w:hanging="24"/>
-        <w:rPr>
-          <w:rFonts w:cs="David" w:hint="cs"/>
-          <w:b/>
-          <w:bCs/>
-          <w:sz w:val="28"/>
-          <w:szCs w:val="28"/>
-          <w:u w:val="single"/>
-          <w:rtl/>
-        </w:rPr>
-      </w:pPr>
-      <w:r>
-        <w:rPr>
-          <w:rFonts w:cs="David"/>
-          <w:b/>
-          <w:bCs/>
-          <w:noProof/>
-          <w:sz w:val="28"/>
-          <w:szCs w:val="28"/>
-          <w:u w:val="single"/>
-        </w:rPr>
-        <w:drawing>
-          <wp:inline distT="0" distB="0" distL="0" distR="0" wp14:anchorId="14D82C2A" wp14:editId="43228343">
-            <wp:extent cx="5727700" cy="8108950"/>
-            <wp:effectExtent l="0" t="0" r="0" b="0"/>
-            <wp:docPr id="3" name="תמונה 1"/>
-            <wp:cNvGraphicFramePr>
-              <a:graphicFrameLocks xmlns:a="http://schemas.openxmlformats.org/drawingml/2006/main" noChangeAspect="1"/>
-            </wp:cNvGraphicFramePr>
-            <a:graphic xmlns:a="http://schemas.openxmlformats.org/drawingml/2006/main">
-              <a:graphicData uri="http://schemas.openxmlformats.org/drawingml/2006/picture">
-                <pic:pic xmlns:pic="http://schemas.openxmlformats.org/drawingml/2006/picture">
-                  <pic:nvPicPr>
-                    <pic:cNvPr id="0" name="תמונה 1"/>
-                    <pic:cNvPicPr>
-                      <a:picLocks noChangeAspect="1" noChangeArrowheads="1"/>
-                    </pic:cNvPicPr>
-                  </pic:nvPicPr>
-                  <pic:blipFill>
-                    <a:blip r:embed="rId13">
-                      <a:extLst>
-                        <a:ext uri="{28A0092B-C50C-407E-A947-70E740481C1C}">
-                          <a14:useLocalDpi xmlns:a14="http://schemas.microsoft.com/office/drawing/2010/main" val="0"/>
-                        </a:ext>
-                      </a:extLst>
-                    </a:blip>
-                    <a:srcRect/>
-                    <a:stretch>
-                      <a:fillRect/>
-                    </a:stretch>
-                  </pic:blipFill>
-                  <pic:spPr bwMode="auto">
-                    <a:xfrm>
-                      <a:off x="0" y="0"/>
-                      <a:ext cx="5727700" cy="8108950"/>
-                    </a:xfrm>
-                    <a:prstGeom prst="rect">
-                      <a:avLst/>
-                    </a:prstGeom>
-                    <a:noFill/>
-                    <a:ln>
-                      <a:noFill/>
-                    </a:ln>
-                  </pic:spPr>
-                </pic:pic>
-              </a:graphicData>
-            </a:graphic>
-          </wp:inline>
-        </w:drawing>
-      </w:r>
-      <w:r>
-        <w:rPr>
-          <w:rFonts w:cs="David" w:hint="cs"/>
-          <w:b/>
-          <w:bCs/>
-          <w:sz w:val="28"/>
-          <w:szCs w:val="28"/>
-          <w:u w:val="single"/>
-          <w:rtl/>
-        </w:rPr>
-        <w:t>=</w:t>
-      </w:r>
-    </w:p>
-    <w:p>
-      <w:pPr>
-        <w:ind w:hanging="24"/>
-        <w:rPr>
-          <w:rFonts w:ascii="Arial" w:hAnsi="Arial" w:cs="Arial" w:hint="cs"/>
-          <w:sz w:val="28"/>
-          <w:szCs w:val="28"/>
-          <w:rtl/>
-        </w:rPr>
-      </w:pPr>
-      <w:r>
-        <w:rPr>
-          <w:rFonts w:cs="David"/>
-          <w:b/>
-          <w:bCs/>
-          <w:noProof/>
-          <w:sz w:val="28"/>
-          <w:szCs w:val="28"/>
-          <w:u w:val="single"/>
-        </w:rPr>
-        <w:drawing>
-          <wp:inline distT="0" distB="0" distL="0" distR="0" wp14:anchorId="44231196" wp14:editId="69100AB5">
-            <wp:extent cx="5772150" cy="8191500"/>
-            <wp:effectExtent l="0" t="0" r="0" b="0"/>
-            <wp:docPr id="4" name="תמונה 2"/>
-            <wp:cNvGraphicFramePr>
-              <a:graphicFrameLocks xmlns:a="http://schemas.openxmlformats.org/drawingml/2006/main" noChangeAspect="1"/>
-            </wp:cNvGraphicFramePr>
-            <a:graphic xmlns:a="http://schemas.openxmlformats.org/drawingml/2006/main">
-              <a:graphicData uri="http://schemas.openxmlformats.org/drawingml/2006/picture">
-                <pic:pic xmlns:pic="http://schemas.openxmlformats.org/drawingml/2006/picture">
-                  <pic:nvPicPr>
-                    <pic:cNvPr id="0" name="Picture 4"/>
-                    <pic:cNvPicPr>
-                      <a:picLocks noChangeAspect="1" noChangeArrowheads="1"/>
-                    </pic:cNvPicPr>
-                  </pic:nvPicPr>
-                  <pic:blipFill>
-                    <a:blip r:embed="rId14">
-                      <a:extLst>
-                        <a:ext uri="{28A0092B-C50C-407E-A947-70E740481C1C}">
-                          <a14:useLocalDpi xmlns:a14="http://schemas.microsoft.com/office/drawing/2010/main" val="0"/>
-                        </a:ext>
-                      </a:extLst>
-                    </a:blip>
-                    <a:srcRect/>
-                    <a:stretch>
-                      <a:fillRect/>
-                    </a:stretch>
-                  </pic:blipFill>
-                  <pic:spPr bwMode="auto">
-                    <a:xfrm>
-                      <a:off x="0" y="0"/>
-                      <a:ext cx="5772150" cy="8191500"/>
-                    </a:xfrm>
-                    <a:prstGeom prst="rect">
-                      <a:avLst/>
-                    </a:prstGeom>
-                    <a:noFill/>
-                    <a:ln>
-                      <a:noFill/>
-                    </a:ln>
-                  </pic:spPr>
-                </pic:pic>
-              </a:graphicData>
-            </a:graphic>
-          </wp:inline>
-        </w:drawing>
-      </w:r>
-      <w:r>
-        <w:rPr>
-          <w:noProof/>
-        </w:rPr>
-        <w:drawing>
-          <wp:inline distT="0" distB="0" distL="0" distR="0" wp14:anchorId="10668887" wp14:editId="0B7DDB85">
-            <wp:extent cx="6642100" cy="7131050"/>
-            <wp:effectExtent l="0" t="0" r="0" b="0"/>
-            <wp:docPr id="5" name="תמונה 1"/>
-            <wp:cNvGraphicFramePr>
-              <a:graphicFrameLocks xmlns:a="http://schemas.openxmlformats.org/drawingml/2006/main" noChangeAspect="1"/>
-            </wp:cNvGraphicFramePr>
-            <a:graphic xmlns:a="http://schemas.openxmlformats.org/drawingml/2006/main">
-              <a:graphicData uri="http://schemas.openxmlformats.org/drawingml/2006/picture">
-                <pic:pic xmlns:pic="http://schemas.openxmlformats.org/drawingml/2006/picture">
-                  <pic:nvPicPr>
-                    <pic:cNvPr id="0" name="תמונה 1"/>
-                    <pic:cNvPicPr>
-                      <a:picLocks noChangeAspect="1" noChangeArrowheads="1"/>
-                    </pic:cNvPicPr>
-                  </pic:nvPicPr>
-                  <pic:blipFill>
-                    <a:blip r:embed="rId15">
-                      <a:extLst>
-                        <a:ext uri="{28A0092B-C50C-407E-A947-70E740481C1C}">
-                          <a14:useLocalDpi xmlns:a14="http://schemas.microsoft.com/office/drawing/2010/main" val="0"/>
-                        </a:ext>
-                      </a:extLst>
-                    </a:blip>
-                    <a:srcRect/>
-                    <a:stretch>
-                      <a:fillRect/>
-                    </a:stretch>
-                  </pic:blipFill>
-                  <pic:spPr bwMode="auto">
-                    <a:xfrm>
-                      <a:off x="0" y="0"/>
-                      <a:ext cx="6642100" cy="7131050"/>
-                    </a:xfrm>
-                    <a:prstGeom prst="rect">
-                      <a:avLst/>
-                    </a:prstGeom>
-                    <a:noFill/>
-                    <a:ln>
-                      <a:noFill/>
-                    </a:ln>
-                  </pic:spPr>
-                </pic:pic>
-              </a:graphicData>
-            </a:graphic>
-          </wp:inline>
-        </w:drawing>
+          <w:color w:val="FFFFFF"/>
+          <w:sz w:val="10"/>
+          <w:szCs w:val="10"/>
+        </w:rPr>
+        <w:t xml:space="preserve">SIGNATUREHERE</w:t>
       </w:r>
     </w:p>
     <w:sectPr>

--- a/apps/api/templates/ע-אסבסט-הצעת-מחיר-לביצוע-סקר-אסבסט-למבנה-לפני-הריסה.docx
+++ b/apps/api/templates/ע-אסבסט-הצעת-מחיר-לביצוע-סקר-אסבסט-למבנה-לפני-הריסה.docx
@@ -1198,7 +1198,8 @@
     <w:tbl>
       <w:tblPr>
         <w:bidiVisual/>
-        <w:tblW w:w="0" w:type="auto"/>
+        <w:tblW w:w="10466" w:type="dxa"/>
+        <w:tblLayout w:type="fixed"/>
         <w:tblBorders>
           <w:top w:val="single" w:sz="4" w:space="0" w:color="auto"/>
           <w:left w:val="single" w:sz="4" w:space="0" w:color="auto"/>
@@ -1210,867 +1211,25 @@
         <w:tblLook w:val="04A0" w:firstRow="1" w:lastRow="0" w:firstColumn="1" w:lastColumn="0" w:noHBand="0" w:noVBand="1"/>
       </w:tblPr>
       <w:tblGrid>
-        <w:gridCol w:w="911"/>
-        <w:gridCol w:w="911"/>
-        <w:gridCol w:w="3142"/>
-        <w:gridCol w:w="851"/>
-        <w:gridCol w:w="1177"/>
-        <w:gridCol w:w="1073"/>
-        <w:gridCol w:w="1764"/>
+        <w:gridCol w:w="700"/>
+        <w:gridCol w:w="900"/>
+        <w:gridCol w:w="2900"/>
+        <w:gridCol w:w="900"/>
+        <w:gridCol w:w="1400"/>
+        <w:gridCol w:w="1400"/>
+        <w:gridCol w:w="2266"/>
       </w:tblGrid>
       <w:tr>
         <w:tc>
           <w:tcPr>
-            <w:tcW w:w="911" w:type="dxa"/>
-          </w:tcPr>
-          <w:p>
-            <w:pPr>
-              <w:rPr>
-                <w:rFonts w:cs="David" w:hint="cs"/>
-                <w:b/>
-                <w:bCs/>
-                <w:sz w:val="28"/>
-                <w:szCs w:val="28"/>
-                <w:rtl/>
-              </w:rPr>
-            </w:pPr>
-            <w:r>
-              <w:rPr>
-                <w:rFonts w:cs="David" w:hint="cs"/>
-                <w:b/>
-                <w:bCs/>
-                <w:sz w:val="28"/>
-                <w:szCs w:val="28"/>
-                <w:rtl/>
-              </w:rPr>
-              <w:t>שורה</w:t>
-            </w:r>
-          </w:p>
-        </w:tc>
-        <w:tc>
-          <w:tcPr>
-            <w:tcW w:w="911" w:type="dxa"/>
-          </w:tcPr>
-          <w:p>
-            <w:pPr>
-              <w:rPr>
-                <w:rFonts w:cs="David" w:hint="cs"/>
-                <w:b/>
-                <w:bCs/>
-                <w:sz w:val="28"/>
-                <w:szCs w:val="28"/>
-                <w:rtl/>
-              </w:rPr>
-            </w:pPr>
-            <w:r>
-              <w:rPr>
-                <w:rFonts w:cs="David" w:hint="cs"/>
-                <w:b/>
-                <w:bCs/>
-                <w:sz w:val="28"/>
-                <w:szCs w:val="28"/>
-                <w:rtl/>
-              </w:rPr>
-              <w:t xml:space="preserve">מק"ט </w:t>
-            </w:r>
-          </w:p>
-        </w:tc>
-        <w:tc>
-          <w:tcPr>
-            <w:tcW w:w="3142" w:type="dxa"/>
-          </w:tcPr>
-          <w:p>
-            <w:pPr>
-              <w:rPr>
-                <w:rFonts w:cs="David" w:hint="cs"/>
-                <w:b/>
-                <w:bCs/>
-                <w:sz w:val="28"/>
-                <w:szCs w:val="28"/>
-                <w:rtl/>
-              </w:rPr>
-            </w:pPr>
-            <w:r>
-              <w:rPr>
-                <w:rFonts w:cs="David" w:hint="cs"/>
-                <w:b/>
-                <w:bCs/>
-                <w:sz w:val="28"/>
-                <w:szCs w:val="28"/>
-                <w:rtl/>
-              </w:rPr>
-              <w:t>תיאור המוצר</w:t>
-            </w:r>
-          </w:p>
-        </w:tc>
-        <w:tc>
-          <w:tcPr>
-            <w:tcW w:w="851" w:type="dxa"/>
-          </w:tcPr>
-          <w:p>
-            <w:pPr>
-              <w:rPr>
-                <w:rFonts w:cs="David" w:hint="cs"/>
-                <w:b/>
-                <w:bCs/>
-                <w:sz w:val="28"/>
-                <w:szCs w:val="28"/>
-                <w:rtl/>
-              </w:rPr>
-            </w:pPr>
-            <w:r>
-              <w:rPr>
-                <w:rFonts w:cs="David" w:hint="cs"/>
-                <w:b/>
-                <w:bCs/>
-                <w:sz w:val="28"/>
-                <w:szCs w:val="28"/>
-                <w:rtl/>
-              </w:rPr>
-              <w:t>כמות</w:t>
-            </w:r>
-          </w:p>
-        </w:tc>
-        <w:tc>
-          <w:tcPr>
-            <w:tcW w:w="1177" w:type="dxa"/>
-          </w:tcPr>
-          <w:p>
-            <w:pPr>
-              <w:rPr>
-                <w:rFonts w:cs="David" w:hint="cs"/>
-                <w:b/>
-                <w:bCs/>
-                <w:sz w:val="28"/>
-                <w:szCs w:val="28"/>
-                <w:rtl/>
-              </w:rPr>
-            </w:pPr>
-            <w:r>
-              <w:rPr>
-                <w:rFonts w:cs="David" w:hint="cs"/>
-                <w:b/>
-                <w:bCs/>
-                <w:sz w:val="28"/>
-                <w:szCs w:val="28"/>
-                <w:rtl/>
-              </w:rPr>
-              <w:t>מחיר ליחידה</w:t>
-            </w:r>
-          </w:p>
-        </w:tc>
-        <w:tc>
-          <w:tcPr>
-            <w:tcW w:w="1073" w:type="dxa"/>
-          </w:tcPr>
-          <w:p>
-            <w:pPr>
-              <w:rPr>
-                <w:rFonts w:cs="David" w:hint="cs"/>
-                <w:b/>
-                <w:bCs/>
-                <w:sz w:val="28"/>
-                <w:szCs w:val="28"/>
-                <w:rtl/>
-              </w:rPr>
-            </w:pPr>
-            <w:r>
-              <w:rPr>
-                <w:rFonts w:cs="David" w:hint="cs"/>
-                <w:b/>
-                <w:bCs/>
-                <w:sz w:val="28"/>
-                <w:szCs w:val="28"/>
-                <w:rtl/>
-              </w:rPr>
-              <w:t xml:space="preserve">% הנחה לשורה </w:t>
-            </w:r>
-          </w:p>
-        </w:tc>
-        <w:tc>
-          <w:tcPr>
-            <w:tcW w:w="1764" w:type="dxa"/>
-          </w:tcPr>
-          <w:p>
-            <w:pPr>
-              <w:rPr>
-                <w:rFonts w:cs="David" w:hint="cs"/>
-                <w:b/>
-                <w:bCs/>
-                <w:sz w:val="28"/>
-                <w:szCs w:val="28"/>
-                <w:rtl/>
-              </w:rPr>
-            </w:pPr>
-            <w:r>
-              <w:rPr>
-                <w:rFonts w:cs="David" w:hint="cs"/>
-                <w:b/>
-                <w:bCs/>
-                <w:sz w:val="28"/>
-                <w:szCs w:val="28"/>
-                <w:rtl/>
-              </w:rPr>
-              <w:t>סה"כ ₪</w:t>
-            </w:r>
-          </w:p>
-          <w:p>
-            <w:pPr>
-              <w:rPr>
-                <w:rFonts w:cs="David" w:hint="cs"/>
-                <w:b/>
-                <w:bCs/>
-                <w:sz w:val="28"/>
-                <w:szCs w:val="28"/>
-                <w:rtl/>
-              </w:rPr>
-            </w:pPr>
-          </w:p>
-        </w:tc>
-      </w:tr>
-      <w:tr>
-        <w:tc>
-          <w:tcPr>
-            <w:tcW w:w="911" w:type="dxa"/>
-          </w:tcPr>
-          <w:p>
-            <w:pPr>
-              <w:rPr>
-                <w:rFonts w:cs="David" w:hint="cs"/>
-                <w:b/>
-                <w:bCs/>
-                <w:sz w:val="28"/>
-                <w:szCs w:val="28"/>
-                <w:rtl/>
-              </w:rPr>
-            </w:pPr>
-            <w:r>
-              <w:rPr>
-                <w:rFonts w:cs="David" w:hint="cs"/>
-                <w:b/>
-                <w:bCs/>
-                <w:sz w:val="28"/>
-                <w:szCs w:val="28"/>
-                <w:rtl/>
-              </w:rPr>
-              <w:t xml:space="preserve">{#items}{lineNumber}</w:t>
-            </w:r>
-          </w:p>
-        </w:tc>
-        <w:tc>
-          <w:tcPr>
-            <w:tcW w:w="911" w:type="dxa"/>
-          </w:tcPr>
-          <w:p>
-            <w:pPr>
-              <w:rPr>
-                <w:rFonts w:cs="David" w:hint="cs"/>
-                <w:b/>
-                <w:bCs/>
-                <w:sz w:val="28"/>
-                <w:szCs w:val="28"/>
-                <w:rtl/>
-              </w:rPr>
-            </w:pPr>
-            <w:r>
-              <w:rPr>
-                <w:rFonts w:cs="David" w:hint="cs"/>
-                <w:b/>
-                <w:bCs/>
-                <w:sz w:val="28"/>
-                <w:szCs w:val="28"/>
-                <w:rtl/>
-              </w:rPr>
-              <w:t xml:space="preserve">{itemCode}</w:t>
-            </w:r>
-          </w:p>
-        </w:tc>
-        <w:tc>
-          <w:tcPr>
-            <w:tcW w:w="3142" w:type="dxa"/>
-          </w:tcPr>
-          <w:p>
-            <w:pPr>
-              <w:rPr>
-                <w:rFonts w:cs="David" w:hint="cs"/>
-                <w:b/>
-                <w:bCs/>
-                <w:sz w:val="28"/>
-                <w:szCs w:val="28"/>
-                <w:rtl/>
-              </w:rPr>
-            </w:pPr>
-            <w:r>
-              <w:rPr>
-                <w:rFonts w:cs="David" w:hint="cs"/>
-                <w:b/>
-                <w:bCs/>
-                <w:sz w:val="28"/>
-                <w:szCs w:val="28"/>
-                <w:rtl/>
-              </w:rPr>
-              <w:t xml:space="preserve">{description}</w:t>
-            </w:r>
-          </w:p>
-        </w:tc>
-        <w:tc>
-          <w:tcPr>
-            <w:tcW w:w="851" w:type="dxa"/>
-          </w:tcPr>
-          <w:p>
-            <w:pPr>
-              <w:rPr>
-                <w:rFonts w:cs="David" w:hint="cs"/>
-                <w:b/>
-                <w:bCs/>
-                <w:sz w:val="28"/>
-                <w:szCs w:val="28"/>
-                <w:rtl/>
-              </w:rPr>
-            </w:pPr>
-            <w:r>
-              <w:rPr>
-                <w:rFonts w:cs="David" w:hint="cs"/>
-                <w:b/>
-                <w:bCs/>
-                <w:sz w:val="28"/>
-                <w:szCs w:val="28"/>
-                <w:rtl/>
-              </w:rPr>
-              <w:t xml:space="preserve">{quantity}</w:t>
-            </w:r>
-          </w:p>
-        </w:tc>
-        <w:tc>
-          <w:tcPr>
-            <w:tcW w:w="1177" w:type="dxa"/>
-          </w:tcPr>
-          <w:p>
-            <w:pPr>
-              <w:rPr>
-                <w:rFonts w:cs="David" w:hint="cs"/>
-                <w:b/>
-                <w:bCs/>
-                <w:sz w:val="28"/>
-                <w:szCs w:val="28"/>
-                <w:rtl/>
-              </w:rPr>
-            </w:pPr>
-            <w:r>
-              <w:rPr>
-                <w:rFonts w:cs="David" w:hint="cs"/>
-                <w:b/>
-                <w:bCs/>
-                <w:sz w:val="28"/>
-                <w:szCs w:val="28"/>
-                <w:rtl/>
-              </w:rPr>
-              <w:t xml:space="preserve">{unitPrice}</w:t>
-            </w:r>
-          </w:p>
-        </w:tc>
-        <w:tc>
-          <w:tcPr>
-            <w:tcW w:w="1073" w:type="dxa"/>
-          </w:tcPr>
-          <w:p>
-            <w:pPr>
-              <w:rPr>
-                <w:rFonts w:cs="David" w:hint="cs"/>
-                <w:b/>
-                <w:bCs/>
-                <w:sz w:val="28"/>
-                <w:szCs w:val="28"/>
-                <w:rtl/>
-              </w:rPr>
-            </w:pPr>
-            <w:r>
-              <w:rPr>
-                <w:rFonts w:cs="David" w:hint="cs"/>
-                <w:b/>
-                <w:bCs/>
-                <w:sz w:val="28"/>
-                <w:szCs w:val="28"/>
-                <w:rtl/>
-              </w:rPr>
-              <w:t xml:space="preserve">{lineDiscountPercent}</w:t>
-            </w:r>
-          </w:p>
-        </w:tc>
-        <w:tc>
-          <w:tcPr>
-            <w:tcW w:w="1764" w:type="dxa"/>
-          </w:tcPr>
-          <w:p>
-            <w:pPr>
-              <w:rPr>
-                <w:rFonts w:cs="David" w:hint="cs"/>
-                <w:b/>
-                <w:bCs/>
-                <w:sz w:val="28"/>
-                <w:szCs w:val="28"/>
-                <w:rtl/>
-              </w:rPr>
-            </w:pPr>
-            <w:r>
-              <w:rPr>
-                <w:rFonts w:cs="David" w:hint="cs"/>
-                <w:b/>
-                <w:bCs/>
-                <w:sz w:val="28"/>
-                <w:szCs w:val="28"/>
-                <w:rtl/>
-              </w:rPr>
-              <w:t xml:space="preserve">{lineTotal}{/items}</w:t>
-            </w:r>
-          </w:p>
-        </w:tc>
-      </w:tr>
-    </w:tbl>
-    <w:p>
-      <w:pPr>
-        <w:rPr>
-          <w:vanish/>
-        </w:rPr>
-      </w:pPr>
-    </w:p>
-    <w:tbl>
-      <w:tblPr>
-        <w:tblpPr w:leftFromText="180" w:rightFromText="180" w:vertAnchor="text" w:horzAnchor="page" w:tblpX="1340" w:tblpY="199"/>
-        <w:bidiVisual/>
-        <w:tblW w:w="0" w:type="auto"/>
-        <w:tblBorders>
-          <w:top w:val="single" w:sz="4" w:space="0" w:color="auto"/>
-          <w:left w:val="single" w:sz="4" w:space="0" w:color="auto"/>
-          <w:bottom w:val="single" w:sz="4" w:space="0" w:color="auto"/>
-          <w:right w:val="single" w:sz="4" w:space="0" w:color="auto"/>
-          <w:insideH w:val="single" w:sz="4" w:space="0" w:color="auto"/>
-          <w:insideV w:val="single" w:sz="4" w:space="0" w:color="auto"/>
-        </w:tblBorders>
-        <w:tblLook w:val="04A0" w:firstRow="1" w:lastRow="0" w:firstColumn="1" w:lastColumn="0" w:noHBand="0" w:noVBand="1"/>
-      </w:tblPr>
-      <w:tblGrid>
-        <w:gridCol w:w="1764"/>
-        <w:gridCol w:w="1764"/>
-      </w:tblGrid>
-      <w:tr>
-        <w:tc>
-          <w:tcPr>
-            <w:tcW w:w="1764" w:type="dxa"/>
-          </w:tcPr>
-          <w:p>
-            <w:pPr>
-              <w:rPr>
-                <w:rFonts w:cs="David" w:hint="cs"/>
-                <w:b/>
-                <w:bCs/>
-                <w:sz w:val="28"/>
-                <w:szCs w:val="28"/>
-                <w:rtl/>
-              </w:rPr>
-            </w:pPr>
-            <w:r>
-              <w:rPr>
-                <w:rFonts w:cs="David" w:hint="cs"/>
-                <w:b/>
-                <w:bCs/>
-                <w:sz w:val="28"/>
-                <w:szCs w:val="28"/>
-                <w:rtl/>
-              </w:rPr>
-              <w:t>% הנחה</w:t>
-            </w:r>
-            <w:r>
-              <w:rPr>
-                <w:rFonts w:cs="David"/>
-                <w:b/>
-                <w:bCs/>
-                <w:sz w:val="28"/>
-                <w:szCs w:val="28"/>
-                <w:rtl/>
-              </w:rPr>
-              <w:br/>
-            </w:r>
-          </w:p>
-        </w:tc>
-        <w:tc>
-          <w:tcPr>
-            <w:tcW w:w="1764" w:type="dxa"/>
-          </w:tcPr>
-          <w:p>
-            <w:pPr>
-              <w:rPr>
-                <w:rFonts w:cs="David" w:hint="cs"/>
-                <w:b/>
-                <w:bCs/>
-                <w:sz w:val="28"/>
-                <w:szCs w:val="28"/>
-                <w:rtl/>
-              </w:rPr>
-            </w:pPr>
-            <w:r>
-              <w:rPr>
-                <w:rFonts w:cs="David" w:hint="cs"/>
-                <w:b/>
-                <w:bCs/>
-                <w:sz w:val="28"/>
-                <w:szCs w:val="28"/>
-                <w:rtl/>
-              </w:rPr>
-              <w:t xml:space="preserve">{discountPercent}</w:t>
-            </w:r>
-          </w:p>
-        </w:tc>
-      </w:tr>
-      <w:tr>
-        <w:tc>
-          <w:tcPr>
-            <w:tcW w:w="1764" w:type="dxa"/>
-          </w:tcPr>
-          <w:p>
-            <w:pPr>
-              <w:rPr>
-                <w:rFonts w:cs="David" w:hint="cs"/>
-                <w:b/>
-                <w:bCs/>
-                <w:sz w:val="28"/>
-                <w:szCs w:val="28"/>
-                <w:rtl/>
-              </w:rPr>
-            </w:pPr>
-            <w:r>
-              <w:rPr>
-                <w:rFonts w:cs="David" w:hint="cs"/>
-                <w:b/>
-                <w:bCs/>
-                <w:sz w:val="28"/>
-                <w:szCs w:val="28"/>
-                <w:rtl/>
-              </w:rPr>
-              <w:t>סה"כ לאחר הנחה</w:t>
-            </w:r>
-          </w:p>
-        </w:tc>
-        <w:tc>
-          <w:tcPr>
-            <w:tcW w:w="1764" w:type="dxa"/>
-          </w:tcPr>
-          <w:p>
-            <w:pPr>
-              <w:rPr>
-                <w:rFonts w:cs="David" w:hint="cs"/>
-                <w:b/>
-                <w:bCs/>
-                <w:sz w:val="28"/>
-                <w:szCs w:val="28"/>
-                <w:rtl/>
-              </w:rPr>
-            </w:pPr>
-            <w:r>
-              <w:rPr>
-                <w:rFonts w:cs="David" w:hint="cs"/>
-                <w:b/>
-                <w:bCs/>
-                <w:sz w:val="28"/>
-                <w:szCs w:val="28"/>
-                <w:rtl/>
-              </w:rPr>
-              <w:t xml:space="preserve">{subtotalAfterDiscount}</w:t>
-            </w:r>
-          </w:p>
-        </w:tc>
-      </w:tr>
-      <w:tr>
-        <w:tc>
-          <w:tcPr>
-            <w:tcW w:w="1764" w:type="dxa"/>
-          </w:tcPr>
-          <w:p>
-            <w:pPr>
-              <w:rPr>
-                <w:rFonts w:cs="David" w:hint="cs"/>
-                <w:b/>
-                <w:bCs/>
-                <w:sz w:val="28"/>
-                <w:szCs w:val="28"/>
-                <w:rtl/>
-              </w:rPr>
-            </w:pPr>
-            <w:r>
-              <w:rPr>
-                <w:rFonts w:cs="David" w:hint="cs"/>
-                <w:b/>
-                <w:bCs/>
-                <w:sz w:val="28"/>
-                <w:szCs w:val="28"/>
-                <w:rtl/>
-              </w:rPr>
-              <w:t>מע"מ 1</w:t>
-            </w:r>
-            <w:r>
-              <w:rPr>
-                <w:rFonts w:cs="David" w:hint="cs"/>
-                <w:b/>
-                <w:bCs/>
-                <w:sz w:val="28"/>
-                <w:szCs w:val="28"/>
-                <w:rtl/>
-              </w:rPr>
-              <w:t>8</w:t>
-            </w:r>
-            <w:r>
-              <w:rPr>
-                <w:rFonts w:cs="David" w:hint="cs"/>
-                <w:b/>
-                <w:bCs/>
-                <w:sz w:val="28"/>
-                <w:szCs w:val="28"/>
-                <w:rtl/>
-              </w:rPr>
-              <w:t>%</w:t>
-            </w:r>
-          </w:p>
-        </w:tc>
-        <w:tc>
-          <w:tcPr>
-            <w:tcW w:w="1764" w:type="dxa"/>
-          </w:tcPr>
-          <w:p>
-            <w:pPr>
-              <w:rPr>
-                <w:rFonts w:cs="David" w:hint="cs"/>
-                <w:b/>
-                <w:bCs/>
-                <w:sz w:val="28"/>
-                <w:szCs w:val="28"/>
-                <w:rtl/>
-              </w:rPr>
-            </w:pPr>
-            <w:r>
-              <w:rPr>
-                <w:rFonts w:cs="David" w:hint="cs"/>
-                <w:b/>
-                <w:bCs/>
-                <w:sz w:val="28"/>
-                <w:szCs w:val="28"/>
-                <w:rtl/>
-              </w:rPr>
-              <w:t xml:space="preserve">{vatAmount}</w:t>
-            </w:r>
-          </w:p>
-        </w:tc>
-      </w:tr>
-      <w:tr>
-        <w:tc>
-          <w:tcPr>
-            <w:tcW w:w="1764" w:type="dxa"/>
-          </w:tcPr>
-          <w:p>
-            <w:pPr>
-              <w:rPr>
-                <w:rFonts w:cs="David" w:hint="cs"/>
-                <w:b/>
-                <w:bCs/>
-                <w:sz w:val="28"/>
-                <w:szCs w:val="28"/>
-                <w:rtl/>
-              </w:rPr>
-            </w:pPr>
-            <w:r>
-              <w:rPr>
-                <w:rFonts w:cs="David" w:hint="cs"/>
-                <w:b/>
-                <w:bCs/>
-                <w:sz w:val="28"/>
-                <w:szCs w:val="28"/>
-                <w:rtl/>
-              </w:rPr>
-              <w:t xml:space="preserve">סה"כ לתשלום </w:t>
-            </w:r>
-          </w:p>
-        </w:tc>
-        <w:tc>
-          <w:tcPr>
-            <w:tcW w:w="1764" w:type="dxa"/>
-          </w:tcPr>
-          <w:p>
-            <w:pPr>
-              <w:rPr>
-                <w:rFonts w:cs="David" w:hint="cs"/>
-                <w:b/>
-                <w:bCs/>
-                <w:sz w:val="28"/>
-                <w:szCs w:val="28"/>
-                <w:rtl/>
-              </w:rPr>
-            </w:pPr>
-            <w:r>
-              <w:rPr>
-                <w:rFonts w:cs="David" w:hint="cs"/>
-                <w:b/>
-                <w:bCs/>
-                <w:sz w:val="28"/>
-                <w:szCs w:val="28"/>
-                <w:rtl/>
-              </w:rPr>
-              <w:t xml:space="preserve">{totalAmount}</w:t>
-            </w:r>
-          </w:p>
-        </w:tc>
-      </w:tr>
-    </w:tbl>
-    <w:p>
-      <w:pPr>
-        <w:rPr>
-          <w:vanish/>
-        </w:rPr>
-      </w:pPr>
-      <w:r>
-        <w:rPr>
-          <w:vanish/>
-        </w:rPr>
-        <w:t xml:space="preserve">{/hasDiscount}</w:t>
-      </w:r>
-    </w:p>
-    <w:p>
-      <w:pPr>
-        <w:rPr>
-          <w:rFonts w:cs="David"/>
-          <w:sz w:val="28"/>
-          <w:szCs w:val="28"/>
-          <w:rtl/>
-        </w:rPr>
-      </w:pPr>
-    </w:p>
-    <w:p>
-      <w:pPr>
-        <w:rPr>
-          <w:rFonts w:cs="David"/>
-          <w:sz w:val="28"/>
-          <w:szCs w:val="28"/>
-          <w:rtl/>
-        </w:rPr>
-      </w:pPr>
-    </w:p>
-    <w:p>
-      <w:pPr>
-        <w:rPr>
-          <w:rFonts w:cs="David"/>
-          <w:sz w:val="28"/>
-          <w:szCs w:val="28"/>
-          <w:rtl/>
-        </w:rPr>
-      </w:pPr>
-    </w:p>
-    <w:p>
-      <w:pPr>
-        <w:rPr>
-          <w:rFonts w:cs="David"/>
-          <w:sz w:val="28"/>
-          <w:szCs w:val="28"/>
-          <w:rtl/>
-        </w:rPr>
-      </w:pPr>
-    </w:p>
-    <w:p>
-      <w:pPr>
-        <w:rPr>
-          <w:rFonts w:cs="David"/>
-          <w:sz w:val="28"/>
-          <w:szCs w:val="28"/>
-          <w:rtl/>
-        </w:rPr>
-      </w:pPr>
-    </w:p>
-    <w:p>
-      <w:pPr>
-        <w:rPr>
-          <w:rFonts w:cs="David"/>
-          <w:sz w:val="28"/>
-          <w:szCs w:val="28"/>
-          <w:rtl/>
-        </w:rPr>
-      </w:pPr>
-    </w:p>
-    <w:p>
-      <w:pPr>
-        <w:rPr>
-          <w:rFonts w:cs="David"/>
-          <w:sz w:val="28"/>
-          <w:szCs w:val="28"/>
-          <w:rtl/>
-        </w:rPr>
-      </w:pPr>
-    </w:p>
-    <w:p>
-      <w:pPr>
-        <w:rPr>
-          <w:rFonts w:cs="David"/>
-          <w:sz w:val="28"/>
-          <w:szCs w:val="28"/>
-          <w:rtl/>
-        </w:rPr>
-      </w:pPr>
-    </w:p>
-    <w:p>
-      <w:pPr>
-        <w:rPr>
-          <w:rFonts w:cs="David"/>
-          <w:sz w:val="28"/>
-          <w:szCs w:val="28"/>
-          <w:rtl/>
-        </w:rPr>
-      </w:pPr>
-    </w:p>
-    <w:p>
-      <w:pPr>
-        <w:rPr>
-          <w:rFonts w:cs="David"/>
-          <w:sz w:val="28"/>
-          <w:szCs w:val="28"/>
-          <w:rtl/>
-        </w:rPr>
-      </w:pPr>
-    </w:p>
-    <w:p>
-      <w:pPr>
-        <w:rPr>
-          <w:vanish/>
-        </w:rPr>
-      </w:pPr>
-      <w:r>
-        <w:rPr>
-          <w:vanish/>
-        </w:rPr>
-        <w:t xml:space="preserve">{^hasDiscount}</w:t>
-      </w:r>
-    </w:p>
-    <w:tbl>
-      <w:tblPr>
-        <w:bidiVisual/>
-        <w:tblW w:w="0" w:type="auto"/>
-        <w:tblBorders>
-          <w:top w:val="single" w:sz="4" w:space="0" w:color="auto"/>
-          <w:left w:val="single" w:sz="4" w:space="0" w:color="auto"/>
-          <w:bottom w:val="single" w:sz="4" w:space="0" w:color="auto"/>
-          <w:right w:val="single" w:sz="4" w:space="0" w:color="auto"/>
-          <w:insideH w:val="single" w:sz="4" w:space="0" w:color="auto"/>
-          <w:insideV w:val="single" w:sz="4" w:space="0" w:color="auto"/>
-        </w:tblBorders>
-        <w:tblLook w:val="04A0" w:firstRow="1" w:lastRow="0" w:firstColumn="1" w:lastColumn="0" w:noHBand="0" w:noVBand="1"/>
-      </w:tblPr>
-      <w:tblGrid>
-        <w:gridCol w:w="911"/>
-        <w:gridCol w:w="911"/>
-        <w:gridCol w:w="3142"/>
-        <w:gridCol w:w="851"/>
-        <w:gridCol w:w="1177"/>
-        <w:gridCol w:w="1764"/>
-      </w:tblGrid>
-      <w:tr>
-        <w:tc>
-          <w:tcPr>
-            <w:tcW w:w="911" w:type="dxa"/>
+            <w:tcW w:w="700" w:type="dxa"/>
+            <w:tcBorders>
+              <w:top w:val="single" w:sz="4" w:space="0" w:color="auto"/>
+              <w:left w:val="single" w:sz="4" w:space="0" w:color="auto"/>
+              <w:bottom w:val="single" w:sz="4" w:space="0" w:color="auto"/>
+              <w:right w:val="single" w:sz="4" w:space="0" w:color="auto"/>
+            </w:tcBorders>
+            <w:hideMark/>
           </w:tcPr>
           <w:p>
             <w:pPr>
@@ -2085,7 +1244,7 @@
             </w:pPr>
             <w:r>
               <w:rPr>
-                <w:rFonts w:cs="David" w:hint="cs"/>
+                <w:rFonts w:cs="David"/>
                 <w:b/>
                 <w:bCs/>
                 <w:sz w:val="28"/>
@@ -2098,7 +1257,14 @@
         </w:tc>
         <w:tc>
           <w:tcPr>
-            <w:tcW w:w="911" w:type="dxa"/>
+            <w:tcW w:w="900" w:type="dxa"/>
+            <w:tcBorders>
+              <w:top w:val="single" w:sz="4" w:space="0" w:color="auto"/>
+              <w:left w:val="single" w:sz="4" w:space="0" w:color="auto"/>
+              <w:bottom w:val="single" w:sz="4" w:space="0" w:color="auto"/>
+              <w:right w:val="single" w:sz="4" w:space="0" w:color="auto"/>
+            </w:tcBorders>
+            <w:hideMark/>
           </w:tcPr>
           <w:p>
             <w:pPr>
@@ -2113,7 +1279,7 @@
             </w:pPr>
             <w:r>
               <w:rPr>
-                <w:rFonts w:cs="David" w:hint="cs"/>
+                <w:rFonts w:cs="David"/>
                 <w:b/>
                 <w:bCs/>
                 <w:sz w:val="28"/>
@@ -2126,7 +1292,14 @@
         </w:tc>
         <w:tc>
           <w:tcPr>
-            <w:tcW w:w="3142" w:type="dxa"/>
+            <w:tcW w:w="2900" w:type="dxa"/>
+            <w:tcBorders>
+              <w:top w:val="single" w:sz="4" w:space="0" w:color="auto"/>
+              <w:left w:val="single" w:sz="4" w:space="0" w:color="auto"/>
+              <w:bottom w:val="single" w:sz="4" w:space="0" w:color="auto"/>
+              <w:right w:val="single" w:sz="4" w:space="0" w:color="auto"/>
+            </w:tcBorders>
+            <w:hideMark/>
           </w:tcPr>
           <w:p>
             <w:pPr>
@@ -2141,7 +1314,7 @@
             </w:pPr>
             <w:r>
               <w:rPr>
-                <w:rFonts w:cs="David" w:hint="cs"/>
+                <w:rFonts w:cs="David"/>
                 <w:b/>
                 <w:bCs/>
                 <w:sz w:val="28"/>
@@ -2154,7 +1327,14 @@
         </w:tc>
         <w:tc>
           <w:tcPr>
-            <w:tcW w:w="851" w:type="dxa"/>
+            <w:tcW w:w="900" w:type="dxa"/>
+            <w:tcBorders>
+              <w:top w:val="single" w:sz="4" w:space="0" w:color="auto"/>
+              <w:left w:val="single" w:sz="4" w:space="0" w:color="auto"/>
+              <w:bottom w:val="single" w:sz="4" w:space="0" w:color="auto"/>
+              <w:right w:val="single" w:sz="4" w:space="0" w:color="auto"/>
+            </w:tcBorders>
+            <w:hideMark/>
           </w:tcPr>
           <w:p>
             <w:pPr>
@@ -2169,7 +1349,7 @@
             </w:pPr>
             <w:r>
               <w:rPr>
-                <w:rFonts w:cs="David" w:hint="cs"/>
+                <w:rFonts w:cs="David"/>
                 <w:b/>
                 <w:bCs/>
                 <w:sz w:val="28"/>
@@ -2182,7 +1362,14 @@
         </w:tc>
         <w:tc>
           <w:tcPr>
-            <w:tcW w:w="1177" w:type="dxa"/>
+            <w:tcW w:w="1400" w:type="dxa"/>
+            <w:tcBorders>
+              <w:top w:val="single" w:sz="4" w:space="0" w:color="auto"/>
+              <w:left w:val="single" w:sz="4" w:space="0" w:color="auto"/>
+              <w:bottom w:val="single" w:sz="4" w:space="0" w:color="auto"/>
+              <w:right w:val="single" w:sz="4" w:space="0" w:color="auto"/>
+            </w:tcBorders>
+            <w:hideMark/>
           </w:tcPr>
           <w:p>
             <w:pPr>
@@ -2197,7 +1384,7 @@
             </w:pPr>
             <w:r>
               <w:rPr>
-                <w:rFonts w:cs="David" w:hint="cs"/>
+                <w:rFonts w:cs="David"/>
                 <w:b/>
                 <w:bCs/>
                 <w:sz w:val="28"/>
@@ -2210,7 +1397,14 @@
         </w:tc>
         <w:tc>
           <w:tcPr>
-            <w:tcW w:w="1764" w:type="dxa"/>
+            <w:tcW w:w="1400" w:type="dxa"/>
+            <w:tcBorders>
+              <w:top w:val="single" w:sz="4" w:space="0" w:color="auto"/>
+              <w:left w:val="single" w:sz="4" w:space="0" w:color="auto"/>
+              <w:bottom w:val="single" w:sz="4" w:space="0" w:color="auto"/>
+              <w:right w:val="single" w:sz="4" w:space="0" w:color="auto"/>
+            </w:tcBorders>
+            <w:hideMark/>
           </w:tcPr>
           <w:p>
             <w:pPr>
@@ -2225,7 +1419,41 @@
             </w:pPr>
             <w:r>
               <w:rPr>
-                <w:rFonts w:cs="David" w:hint="cs"/>
+                <w:rFonts w:cs="David"/>
+                <w:b/>
+                <w:bCs/>
+                <w:sz w:val="28"/>
+                <w:szCs w:val="28"/>
+                <w:rtl/>
+              </w:rPr>
+              <w:t xml:space="preserve">% הנחה לשורה </w:t>
+            </w:r>
+          </w:p>
+        </w:tc>
+        <w:tc>
+          <w:tcPr>
+            <w:tcW w:w="2266" w:type="dxa"/>
+            <w:tcBorders>
+              <w:top w:val="single" w:sz="4" w:space="0" w:color="auto"/>
+              <w:left w:val="single" w:sz="4" w:space="0" w:color="auto"/>
+              <w:bottom w:val="single" w:sz="4" w:space="0" w:color="auto"/>
+              <w:right w:val="single" w:sz="4" w:space="0" w:color="auto"/>
+            </w:tcBorders>
+          </w:tcPr>
+          <w:p>
+            <w:pPr>
+              <w:rPr>
+                <w:rFonts w:cs="David"/>
+                <w:b/>
+                <w:bCs/>
+                <w:sz w:val="28"/>
+                <w:szCs w:val="28"/>
+                <w:rtl/>
+              </w:rPr>
+            </w:pPr>
+            <w:r>
+              <w:rPr>
+                <w:rFonts w:cs="David"/>
                 <w:b/>
                 <w:bCs/>
                 <w:sz w:val="28"/>
@@ -2252,7 +1480,574 @@
       <w:tr>
         <w:tc>
           <w:tcPr>
-            <w:tcW w:w="911" w:type="dxa"/>
+            <w:tcW w:w="700" w:type="dxa"/>
+            <w:tcBorders>
+              <w:top w:val="single" w:sz="4" w:space="0" w:color="auto"/>
+              <w:left w:val="single" w:sz="4" w:space="0" w:color="auto"/>
+              <w:bottom w:val="single" w:sz="4" w:space="0" w:color="auto"/>
+              <w:right w:val="single" w:sz="4" w:space="0" w:color="auto"/>
+            </w:tcBorders>
+          </w:tcPr>
+          <w:p>
+            <w:pPr>
+              <w:rPr>
+                <w:rFonts w:cs="David"/>
+                <w:b/>
+                <w:bCs/>
+                <w:sz w:val="28"/>
+                <w:szCs w:val="28"/>
+                <w:rtl/>
+              </w:rPr>
+            </w:pPr>
+            <w:bookmarkStart w:id="7" w:name="fldLine"/>
+            <w:bookmarkEnd w:id="7"/>
+            <w:r>
+              <w:rPr>
+                <w:rFonts w:cs="David" w:hint="cs"/>
+                <w:b/>
+                <w:bCs/>
+                <w:sz w:val="28"/>
+                <w:szCs w:val="28"/>
+                <w:rtl/>
+              </w:rPr>
+              <w:t>{#items}{lineNumber}</w:t>
+            </w:r>
+          </w:p>
+        </w:tc>
+        <w:tc>
+          <w:tcPr>
+            <w:tcW w:w="900" w:type="dxa"/>
+            <w:tcBorders>
+              <w:top w:val="single" w:sz="4" w:space="0" w:color="auto"/>
+              <w:left w:val="single" w:sz="4" w:space="0" w:color="auto"/>
+              <w:bottom w:val="single" w:sz="4" w:space="0" w:color="auto"/>
+              <w:right w:val="single" w:sz="4" w:space="0" w:color="auto"/>
+            </w:tcBorders>
+          </w:tcPr>
+          <w:p>
+            <w:pPr>
+              <w:rPr>
+                <w:rFonts w:cs="David"/>
+                <w:b/>
+                <w:bCs/>
+                <w:sz w:val="28"/>
+                <w:szCs w:val="28"/>
+                <w:rtl/>
+              </w:rPr>
+            </w:pPr>
+            <w:bookmarkStart w:id="8" w:name="fldMakat"/>
+            <w:bookmarkEnd w:id="8"/>
+            <w:r>
+              <w:rPr>
+                <w:rFonts w:cs="David" w:hint="cs"/>
+                <w:b/>
+                <w:bCs/>
+                <w:sz w:val="28"/>
+                <w:szCs w:val="28"/>
+                <w:rtl/>
+              </w:rPr>
+              <w:t>{</w:t>
+            </w:r>
+            <w:proofErr w:type="spellStart"/>
+            <w:r>
+              <w:rPr>
+                <w:rFonts w:cs="David" w:hint="cs"/>
+                <w:b/>
+                <w:bCs/>
+                <w:sz w:val="28"/>
+                <w:szCs w:val="28"/>
+                <w:rtl/>
+              </w:rPr>
+              <w:t>itemCode</w:t>
+            </w:r>
+            <w:proofErr w:type="spellEnd"/>
+            <w:r>
+              <w:rPr>
+                <w:rFonts w:cs="David" w:hint="cs"/>
+                <w:b/>
+                <w:bCs/>
+                <w:sz w:val="28"/>
+                <w:szCs w:val="28"/>
+                <w:rtl/>
+              </w:rPr>
+              <w:t>}</w:t>
+            </w:r>
+          </w:p>
+        </w:tc>
+        <w:tc>
+          <w:tcPr>
+            <w:tcW w:w="2900" w:type="dxa"/>
+            <w:tcBorders>
+              <w:top w:val="single" w:sz="4" w:space="0" w:color="auto"/>
+              <w:left w:val="single" w:sz="4" w:space="0" w:color="auto"/>
+              <w:bottom w:val="single" w:sz="4" w:space="0" w:color="auto"/>
+              <w:right w:val="single" w:sz="4" w:space="0" w:color="auto"/>
+            </w:tcBorders>
+          </w:tcPr>
+          <w:p>
+            <w:pPr>
+              <w:rPr>
+                <w:rFonts w:cs="David"/>
+                <w:b/>
+                <w:bCs/>
+                <w:sz w:val="28"/>
+                <w:szCs w:val="28"/>
+                <w:rtl/>
+              </w:rPr>
+            </w:pPr>
+            <w:bookmarkStart w:id="9" w:name="fldProduct"/>
+            <w:bookmarkEnd w:id="9"/>
+            <w:r>
+              <w:rPr>
+                <w:rFonts w:cs="David" w:hint="cs"/>
+                <w:b/>
+                <w:bCs/>
+                <w:sz w:val="28"/>
+                <w:szCs w:val="28"/>
+                <w:rtl/>
+              </w:rPr>
+              <w:t>{</w:t>
+            </w:r>
+            <w:proofErr w:type="spellStart"/>
+            <w:r>
+              <w:rPr>
+                <w:rFonts w:cs="David" w:hint="cs"/>
+                <w:b/>
+                <w:bCs/>
+                <w:sz w:val="28"/>
+                <w:szCs w:val="28"/>
+                <w:rtl/>
+              </w:rPr>
+              <w:t>description</w:t>
+            </w:r>
+            <w:proofErr w:type="spellEnd"/>
+            <w:r>
+              <w:rPr>
+                <w:rFonts w:cs="David" w:hint="cs"/>
+                <w:b/>
+                <w:bCs/>
+                <w:sz w:val="28"/>
+                <w:szCs w:val="28"/>
+                <w:rtl/>
+              </w:rPr>
+              <w:t>}</w:t>
+            </w:r>
+          </w:p>
+        </w:tc>
+        <w:tc>
+          <w:tcPr>
+            <w:tcW w:w="900" w:type="dxa"/>
+            <w:tcBorders>
+              <w:top w:val="single" w:sz="4" w:space="0" w:color="auto"/>
+              <w:left w:val="single" w:sz="4" w:space="0" w:color="auto"/>
+              <w:bottom w:val="single" w:sz="4" w:space="0" w:color="auto"/>
+              <w:right w:val="single" w:sz="4" w:space="0" w:color="auto"/>
+            </w:tcBorders>
+          </w:tcPr>
+          <w:p>
+            <w:pPr>
+              <w:rPr>
+                <w:rFonts w:cs="David"/>
+                <w:b/>
+                <w:bCs/>
+                <w:sz w:val="28"/>
+                <w:szCs w:val="28"/>
+                <w:rtl/>
+              </w:rPr>
+            </w:pPr>
+            <w:bookmarkStart w:id="10" w:name="fldAmmount"/>
+            <w:bookmarkEnd w:id="10"/>
+            <w:r>
+              <w:rPr>
+                <w:rFonts w:cs="David" w:hint="cs"/>
+                <w:b/>
+                <w:bCs/>
+                <w:sz w:val="28"/>
+                <w:szCs w:val="28"/>
+                <w:rtl/>
+              </w:rPr>
+              <w:t>{</w:t>
+            </w:r>
+            <w:proofErr w:type="spellStart"/>
+            <w:r>
+              <w:rPr>
+                <w:rFonts w:cs="David" w:hint="cs"/>
+                <w:b/>
+                <w:bCs/>
+                <w:sz w:val="28"/>
+                <w:szCs w:val="28"/>
+                <w:rtl/>
+              </w:rPr>
+              <w:t>quantity</w:t>
+            </w:r>
+            <w:proofErr w:type="spellEnd"/>
+            <w:r>
+              <w:rPr>
+                <w:rFonts w:cs="David" w:hint="cs"/>
+                <w:b/>
+                <w:bCs/>
+                <w:sz w:val="28"/>
+                <w:szCs w:val="28"/>
+                <w:rtl/>
+              </w:rPr>
+              <w:t>}</w:t>
+            </w:r>
+          </w:p>
+        </w:tc>
+        <w:tc>
+          <w:tcPr>
+            <w:tcW w:w="1400" w:type="dxa"/>
+            <w:tcBorders>
+              <w:top w:val="single" w:sz="4" w:space="0" w:color="auto"/>
+              <w:left w:val="single" w:sz="4" w:space="0" w:color="auto"/>
+              <w:bottom w:val="single" w:sz="4" w:space="0" w:color="auto"/>
+              <w:right w:val="single" w:sz="4" w:space="0" w:color="auto"/>
+            </w:tcBorders>
+          </w:tcPr>
+          <w:p>
+            <w:pPr>
+              <w:rPr>
+                <w:rFonts w:cs="David"/>
+                <w:b/>
+                <w:bCs/>
+                <w:sz w:val="28"/>
+                <w:szCs w:val="28"/>
+                <w:rtl/>
+              </w:rPr>
+            </w:pPr>
+            <w:bookmarkStart w:id="11" w:name="fldPrice"/>
+            <w:bookmarkEnd w:id="11"/>
+            <w:r>
+              <w:rPr>
+                <w:rFonts w:cs="David" w:hint="cs"/>
+                <w:b/>
+                <w:bCs/>
+                <w:sz w:val="28"/>
+                <w:szCs w:val="28"/>
+                <w:rtl/>
+              </w:rPr>
+              <w:t>{</w:t>
+            </w:r>
+            <w:proofErr w:type="spellStart"/>
+            <w:r>
+              <w:rPr>
+                <w:rFonts w:cs="David" w:hint="cs"/>
+                <w:b/>
+                <w:bCs/>
+                <w:sz w:val="28"/>
+                <w:szCs w:val="28"/>
+                <w:rtl/>
+              </w:rPr>
+              <w:t>unitPrice</w:t>
+            </w:r>
+            <w:proofErr w:type="spellEnd"/>
+            <w:r>
+              <w:rPr>
+                <w:rFonts w:cs="David" w:hint="cs"/>
+                <w:b/>
+                <w:bCs/>
+                <w:sz w:val="28"/>
+                <w:szCs w:val="28"/>
+                <w:rtl/>
+              </w:rPr>
+              <w:t>}</w:t>
+            </w:r>
+          </w:p>
+        </w:tc>
+        <w:tc>
+          <w:tcPr>
+            <w:tcW w:w="1400" w:type="dxa"/>
+            <w:tcBorders>
+              <w:top w:val="single" w:sz="4" w:space="0" w:color="auto"/>
+              <w:left w:val="single" w:sz="4" w:space="0" w:color="auto"/>
+              <w:bottom w:val="single" w:sz="4" w:space="0" w:color="auto"/>
+              <w:right w:val="single" w:sz="4" w:space="0" w:color="auto"/>
+            </w:tcBorders>
+          </w:tcPr>
+          <w:p>
+            <w:pPr>
+              <w:rPr>
+                <w:rFonts w:cs="David"/>
+                <w:b/>
+                <w:bCs/>
+                <w:sz w:val="28"/>
+                <w:szCs w:val="28"/>
+                <w:rtl/>
+              </w:rPr>
+            </w:pPr>
+            <w:bookmarkStart w:id="12" w:name="fldLineDiscount"/>
+            <w:bookmarkEnd w:id="12"/>
+            <w:r>
+              <w:rPr>
+                <w:rFonts w:cs="David" w:hint="cs"/>
+                <w:b/>
+                <w:bCs/>
+                <w:sz w:val="28"/>
+                <w:szCs w:val="28"/>
+                <w:rtl/>
+              </w:rPr>
+              <w:t>{</w:t>
+            </w:r>
+            <w:proofErr w:type="spellStart"/>
+            <w:r>
+              <w:rPr>
+                <w:rFonts w:cs="David" w:hint="cs"/>
+                <w:b/>
+                <w:bCs/>
+                <w:sz w:val="28"/>
+                <w:szCs w:val="28"/>
+                <w:rtl/>
+              </w:rPr>
+              <w:t>lineDiscountPercent</w:t>
+            </w:r>
+            <w:proofErr w:type="spellEnd"/>
+            <w:r>
+              <w:rPr>
+                <w:rFonts w:cs="David" w:hint="cs"/>
+                <w:b/>
+                <w:bCs/>
+                <w:sz w:val="28"/>
+                <w:szCs w:val="28"/>
+                <w:rtl/>
+              </w:rPr>
+              <w:t>}</w:t>
+            </w:r>
+          </w:p>
+        </w:tc>
+        <w:tc>
+          <w:tcPr>
+            <w:tcW w:w="2266" w:type="dxa"/>
+            <w:tcBorders>
+              <w:top w:val="single" w:sz="4" w:space="0" w:color="auto"/>
+              <w:left w:val="single" w:sz="4" w:space="0" w:color="auto"/>
+              <w:bottom w:val="single" w:sz="4" w:space="0" w:color="auto"/>
+              <w:right w:val="single" w:sz="4" w:space="0" w:color="auto"/>
+            </w:tcBorders>
+          </w:tcPr>
+          <w:p>
+            <w:pPr>
+              <w:rPr>
+                <w:rFonts w:cs="David"/>
+                <w:b/>
+                <w:bCs/>
+                <w:sz w:val="28"/>
+                <w:szCs w:val="28"/>
+                <w:rtl/>
+              </w:rPr>
+            </w:pPr>
+            <w:bookmarkStart w:id="13" w:name="fldLineTotal"/>
+            <w:bookmarkEnd w:id="13"/>
+            <w:r>
+              <w:rPr>
+                <w:rFonts w:cs="David" w:hint="cs"/>
+                <w:b/>
+                <w:bCs/>
+                <w:sz w:val="28"/>
+                <w:szCs w:val="28"/>
+                <w:rtl/>
+              </w:rPr>
+              <w:t>{</w:t>
+            </w:r>
+            <w:proofErr w:type="spellStart"/>
+            <w:r>
+              <w:rPr>
+                <w:rFonts w:cs="David" w:hint="cs"/>
+                <w:b/>
+                <w:bCs/>
+                <w:sz w:val="28"/>
+                <w:szCs w:val="28"/>
+                <w:rtl/>
+              </w:rPr>
+              <w:t>lineTotal</w:t>
+            </w:r>
+            <w:proofErr w:type="spellEnd"/>
+            <w:r>
+              <w:rPr>
+                <w:rFonts w:cs="David" w:hint="cs"/>
+                <w:b/>
+                <w:bCs/>
+                <w:sz w:val="28"/>
+                <w:szCs w:val="28"/>
+                <w:rtl/>
+              </w:rPr>
+              <w:t>}{/</w:t>
+            </w:r>
+            <w:proofErr w:type="spellStart"/>
+            <w:r>
+              <w:rPr>
+                <w:rFonts w:cs="David" w:hint="cs"/>
+                <w:b/>
+                <w:bCs/>
+                <w:sz w:val="28"/>
+                <w:szCs w:val="28"/>
+                <w:rtl/>
+              </w:rPr>
+              <w:t>items</w:t>
+            </w:r>
+            <w:proofErr w:type="spellEnd"/>
+            <w:r>
+              <w:rPr>
+                <w:rFonts w:cs="David" w:hint="cs"/>
+                <w:b/>
+                <w:bCs/>
+                <w:sz w:val="28"/>
+                <w:szCs w:val="28"/>
+                <w:rtl/>
+              </w:rPr>
+              <w:t>}</w:t>
+            </w:r>
+          </w:p>
+        </w:tc>
+      </w:tr>
+    </w:tbl>
+    <w:p>
+      <w:pPr>
+        <w:rPr>
+          <w:rFonts w:cs="David"/>
+          <w:vanish/>
+          <w:sz w:val="28"/>
+          <w:szCs w:val="28"/>
+          <w:rtl/>
+        </w:rPr>
+      </w:pPr>
+    </w:p>
+    <w:tbl>
+      <w:tblPr>
+        <w:tblpPr w:leftFromText="180" w:rightFromText="180" w:vertAnchor="text" w:horzAnchor="page" w:tblpX="67" w:tblpY="199"/>
+        <w:bidiVisual/>
+        <w:tblW w:w="0" w:type="auto"/>
+        <w:tblBorders>
+          <w:top w:val="single" w:sz="4" w:space="0" w:color="auto"/>
+          <w:left w:val="single" w:sz="4" w:space="0" w:color="auto"/>
+          <w:bottom w:val="single" w:sz="4" w:space="0" w:color="auto"/>
+          <w:right w:val="single" w:sz="4" w:space="0" w:color="auto"/>
+          <w:insideH w:val="single" w:sz="4" w:space="0" w:color="auto"/>
+          <w:insideV w:val="single" w:sz="4" w:space="0" w:color="auto"/>
+        </w:tblBorders>
+        <w:tblLook w:val="04A0" w:firstRow="1" w:lastRow="0" w:firstColumn="1" w:lastColumn="0" w:noHBand="0" w:noVBand="1"/>
+      </w:tblPr>
+      <w:tblGrid>
+        <w:gridCol w:w="1764"/>
+        <w:gridCol w:w="3145"/>
+      </w:tblGrid>
+      <w:tr>
+        <w:tc>
+          <w:tcPr>
+            <w:tcW w:w="1764" w:type="dxa"/>
+            <w:tcBorders>
+              <w:top w:val="single" w:sz="4" w:space="0" w:color="auto"/>
+              <w:left w:val="single" w:sz="4" w:space="0" w:color="auto"/>
+              <w:bottom w:val="single" w:sz="4" w:space="0" w:color="auto"/>
+              <w:right w:val="single" w:sz="4" w:space="0" w:color="auto"/>
+            </w:tcBorders>
+            <w:hideMark/>
+          </w:tcPr>
+          <w:p>
+            <w:pPr>
+              <w:rPr>
+                <w:rFonts w:cs="David"/>
+                <w:b/>
+                <w:bCs/>
+                <w:sz w:val="28"/>
+                <w:szCs w:val="28"/>
+              </w:rPr>
+            </w:pPr>
+            <w:r>
+              <w:rPr>
+                <w:rFonts w:cs="David"/>
+                <w:b/>
+                <w:bCs/>
+                <w:sz w:val="28"/>
+                <w:szCs w:val="28"/>
+                <w:rtl/>
+              </w:rPr>
+              <w:t>% הנחה</w:t>
+            </w:r>
+            <w:r>
+              <w:rPr>
+                <w:rFonts w:cs="David"/>
+                <w:b/>
+                <w:bCs/>
+                <w:sz w:val="28"/>
+                <w:szCs w:val="28"/>
+                <w:rtl/>
+              </w:rPr>
+              <w:br/>
+            </w:r>
+          </w:p>
+        </w:tc>
+        <w:tc>
+          <w:tcPr>
+            <w:tcW w:w="2414" w:type="dxa"/>
+            <w:tcBorders>
+              <w:top w:val="single" w:sz="4" w:space="0" w:color="auto"/>
+              <w:left w:val="single" w:sz="4" w:space="0" w:color="auto"/>
+              <w:bottom w:val="single" w:sz="4" w:space="0" w:color="auto"/>
+              <w:right w:val="single" w:sz="4" w:space="0" w:color="auto"/>
+            </w:tcBorders>
+          </w:tcPr>
+          <w:p>
+            <w:pPr>
+              <w:rPr>
+                <w:rFonts w:cs="David"/>
+                <w:b/>
+                <w:bCs/>
+                <w:sz w:val="28"/>
+                <w:szCs w:val="28"/>
+                <w:rtl/>
+              </w:rPr>
+            </w:pPr>
+            <w:bookmarkStart w:id="14" w:name="fldDiscount"/>
+            <w:bookmarkEnd w:id="14"/>
+            <w:r>
+              <w:rPr>
+                <w:rFonts w:cs="David" w:hint="cs"/>
+                <w:b/>
+                <w:bCs/>
+                <w:sz w:val="28"/>
+                <w:szCs w:val="28"/>
+                <w:rtl/>
+              </w:rPr>
+              <w:t>{</w:t>
+            </w:r>
+            <w:proofErr w:type="spellStart"/>
+            <w:r>
+              <w:rPr>
+                <w:rFonts w:cs="David" w:hint="cs"/>
+                <w:b/>
+                <w:bCs/>
+                <w:sz w:val="28"/>
+                <w:szCs w:val="28"/>
+                <w:rtl/>
+              </w:rPr>
+              <w:t>discountPercent</w:t>
+            </w:r>
+            <w:proofErr w:type="spellEnd"/>
+            <w:r>
+              <w:rPr>
+                <w:rFonts w:cs="David" w:hint="cs"/>
+                <w:b/>
+                <w:bCs/>
+                <w:sz w:val="28"/>
+                <w:szCs w:val="28"/>
+                <w:rtl/>
+              </w:rPr>
+              <w:t>}</w:t>
+            </w:r>
+          </w:p>
+        </w:tc>
+      </w:tr>
+      <w:tr>
+        <w:tc>
+          <w:tcPr>
+            <w:tcW w:w="1764" w:type="dxa"/>
+            <w:tcBorders>
+              <w:top w:val="single" w:sz="4" w:space="0" w:color="auto"/>
+              <w:left w:val="single" w:sz="4" w:space="0" w:color="auto"/>
+              <w:bottom w:val="single" w:sz="4" w:space="0" w:color="auto"/>
+              <w:right w:val="single" w:sz="4" w:space="0" w:color="auto"/>
+            </w:tcBorders>
+            <w:hideMark/>
           </w:tcPr>
           <w:p>
             <w:pPr>
@@ -2267,6 +2062,42 @@
             </w:pPr>
             <w:r>
               <w:rPr>
+                <w:rFonts w:cs="David"/>
+                <w:b/>
+                <w:bCs/>
+                <w:sz w:val="28"/>
+                <w:szCs w:val="28"/>
+                <w:rtl/>
+              </w:rPr>
+              <w:t>סה"כ לאחר הנחה</w:t>
+            </w:r>
+          </w:p>
+        </w:tc>
+        <w:tc>
+          <w:tcPr>
+            <w:tcW w:w="2414" w:type="dxa"/>
+            <w:tcBorders>
+              <w:top w:val="single" w:sz="4" w:space="0" w:color="auto"/>
+              <w:left w:val="single" w:sz="4" w:space="0" w:color="auto"/>
+              <w:bottom w:val="single" w:sz="4" w:space="0" w:color="auto"/>
+              <w:right w:val="single" w:sz="4" w:space="0" w:color="auto"/>
+            </w:tcBorders>
+          </w:tcPr>
+          <w:p>
+            <w:pPr>
+              <w:rPr>
+                <w:rFonts w:cs="David"/>
+                <w:b/>
+                <w:bCs/>
+                <w:sz w:val="28"/>
+                <w:szCs w:val="28"/>
+                <w:rtl/>
+              </w:rPr>
+            </w:pPr>
+            <w:bookmarkStart w:id="15" w:name="fldTotalAfterDiscount"/>
+            <w:bookmarkEnd w:id="15"/>
+            <w:r>
+              <w:rPr>
                 <w:rFonts w:cs="David" w:hint="cs"/>
                 <w:b/>
                 <w:bCs/>
@@ -2274,13 +2105,46 @@
                 <w:szCs w:val="28"/>
                 <w:rtl/>
               </w:rPr>
-              <w:t xml:space="preserve">{#items}{lineNumber}</w:t>
+              <w:t>{</w:t>
+            </w:r>
+            <w:proofErr w:type="spellStart"/>
+            <w:r>
+              <w:rPr>
+                <w:rFonts w:cs="David" w:hint="cs"/>
+                <w:b/>
+                <w:bCs/>
+                <w:sz w:val="28"/>
+                <w:szCs w:val="28"/>
+                <w:rtl/>
+              </w:rPr>
+              <w:t>subtotalAfterDiscount</w:t>
+            </w:r>
+            <w:proofErr w:type="spellEnd"/>
+            <w:r>
+              <w:rPr>
+                <w:rFonts w:cs="David" w:hint="cs"/>
+                <w:b/>
+                <w:bCs/>
+                <w:sz w:val="28"/>
+                <w:szCs w:val="28"/>
+                <w:rtl/>
+              </w:rPr>
+              <w:t>}</w:t>
             </w:r>
           </w:p>
         </w:tc>
+      </w:tr>
+      <w:tr>
         <w:tc>
           <w:tcPr>
-            <w:tcW w:w="911" w:type="dxa"/>
+            <w:tcW w:w="1764" w:type="dxa"/>
+            <w:tcBorders>
+              <w:top w:val="single" w:sz="4" w:space="0" w:color="auto"/>
+              <w:left w:val="single" w:sz="4" w:space="0" w:color="auto"/>
+              <w:bottom w:val="single" w:sz="4" w:space="0" w:color="auto"/>
+              <w:right w:val="single" w:sz="4" w:space="0" w:color="auto"/>
+            </w:tcBorders>
+            <w:hideMark/>
           </w:tcPr>
           <w:p>
             <w:pPr>
@@ -2295,6 +2159,42 @@
             </w:pPr>
             <w:r>
               <w:rPr>
+                <w:rFonts w:cs="David"/>
+                <w:b/>
+                <w:bCs/>
+                <w:sz w:val="28"/>
+                <w:szCs w:val="28"/>
+                <w:rtl/>
+              </w:rPr>
+              <w:t>מע"מ 18%</w:t>
+            </w:r>
+          </w:p>
+        </w:tc>
+        <w:tc>
+          <w:tcPr>
+            <w:tcW w:w="2414" w:type="dxa"/>
+            <w:tcBorders>
+              <w:top w:val="single" w:sz="4" w:space="0" w:color="auto"/>
+              <w:left w:val="single" w:sz="4" w:space="0" w:color="auto"/>
+              <w:bottom w:val="single" w:sz="4" w:space="0" w:color="auto"/>
+              <w:right w:val="single" w:sz="4" w:space="0" w:color="auto"/>
+            </w:tcBorders>
+          </w:tcPr>
+          <w:p>
+            <w:pPr>
+              <w:rPr>
+                <w:rFonts w:cs="David"/>
+                <w:b/>
+                <w:bCs/>
+                <w:sz w:val="28"/>
+                <w:szCs w:val="28"/>
+                <w:rtl/>
+              </w:rPr>
+            </w:pPr>
+            <w:bookmarkStart w:id="16" w:name="fldMAAM"/>
+            <w:bookmarkEnd w:id="16"/>
+            <w:r>
+              <w:rPr>
                 <w:rFonts w:cs="David" w:hint="cs"/>
                 <w:b/>
                 <w:bCs/>
@@ -2302,13 +2202,46 @@
                 <w:szCs w:val="28"/>
                 <w:rtl/>
               </w:rPr>
-              <w:t xml:space="preserve">{itemCode}</w:t>
+              <w:t>{</w:t>
+            </w:r>
+            <w:proofErr w:type="spellStart"/>
+            <w:r>
+              <w:rPr>
+                <w:rFonts w:cs="David" w:hint="cs"/>
+                <w:b/>
+                <w:bCs/>
+                <w:sz w:val="28"/>
+                <w:szCs w:val="28"/>
+                <w:rtl/>
+              </w:rPr>
+              <w:t>vatAmount</w:t>
+            </w:r>
+            <w:proofErr w:type="spellEnd"/>
+            <w:r>
+              <w:rPr>
+                <w:rFonts w:cs="David" w:hint="cs"/>
+                <w:b/>
+                <w:bCs/>
+                <w:sz w:val="28"/>
+                <w:szCs w:val="28"/>
+                <w:rtl/>
+              </w:rPr>
+              <w:t>}</w:t>
             </w:r>
           </w:p>
         </w:tc>
+      </w:tr>
+      <w:tr>
         <w:tc>
           <w:tcPr>
-            <w:tcW w:w="3142" w:type="dxa"/>
+            <w:tcW w:w="1764" w:type="dxa"/>
+            <w:tcBorders>
+              <w:top w:val="single" w:sz="4" w:space="0" w:color="auto"/>
+              <w:left w:val="single" w:sz="4" w:space="0" w:color="auto"/>
+              <w:bottom w:val="single" w:sz="4" w:space="0" w:color="auto"/>
+              <w:right w:val="single" w:sz="4" w:space="0" w:color="auto"/>
+            </w:tcBorders>
+            <w:hideMark/>
           </w:tcPr>
           <w:p>
             <w:pPr>
@@ -2323,20 +2256,26 @@
             </w:pPr>
             <w:r>
               <w:rPr>
-                <w:rFonts w:cs="David" w:hint="cs"/>
+                <w:rFonts w:cs="David"/>
                 <w:b/>
                 <w:bCs/>
                 <w:sz w:val="28"/>
                 <w:szCs w:val="28"/>
                 <w:rtl/>
               </w:rPr>
-              <w:t xml:space="preserve">{description}</w:t>
+              <w:t xml:space="preserve">סה"כ לתשלום </w:t>
             </w:r>
           </w:p>
         </w:tc>
         <w:tc>
           <w:tcPr>
-            <w:tcW w:w="851" w:type="dxa"/>
+            <w:tcW w:w="2414" w:type="dxa"/>
+            <w:tcBorders>
+              <w:top w:val="single" w:sz="4" w:space="0" w:color="auto"/>
+              <w:left w:val="single" w:sz="4" w:space="0" w:color="auto"/>
+              <w:bottom w:val="single" w:sz="4" w:space="0" w:color="auto"/>
+              <w:right w:val="single" w:sz="4" w:space="0" w:color="auto"/>
+            </w:tcBorders>
           </w:tcPr>
           <w:p>
             <w:pPr>
@@ -2349,6 +2288,8 @@
                 <w:rtl/>
               </w:rPr>
             </w:pPr>
+            <w:bookmarkStart w:id="17" w:name="fldTotalAfterMaaM"/>
+            <w:bookmarkEnd w:id="17"/>
             <w:r>
               <w:rPr>
                 <w:rFonts w:cs="David" w:hint="cs"/>
@@ -2358,25 +2299,9 @@
                 <w:szCs w:val="28"/>
                 <w:rtl/>
               </w:rPr>
-              <w:t xml:space="preserve">{quantity}</w:t>
+              <w:t>{</w:t>
             </w:r>
-          </w:p>
-        </w:tc>
-        <w:tc>
-          <w:tcPr>
-            <w:tcW w:w="1177" w:type="dxa"/>
-          </w:tcPr>
-          <w:p>
-            <w:pPr>
-              <w:rPr>
-                <w:rFonts w:cs="David"/>
-                <w:b/>
-                <w:bCs/>
-                <w:sz w:val="28"/>
-                <w:szCs w:val="28"/>
-                <w:rtl/>
-              </w:rPr>
-            </w:pPr>
+            <w:proofErr w:type="spellStart"/>
             <w:r>
               <w:rPr>
                 <w:rFonts w:cs="David" w:hint="cs"/>
@@ -2386,25 +2311,9 @@
                 <w:szCs w:val="28"/>
                 <w:rtl/>
               </w:rPr>
-              <w:t xml:space="preserve">{unitPrice}</w:t>
+              <w:t>totalAmount</w:t>
             </w:r>
-          </w:p>
-        </w:tc>
-        <w:tc>
-          <w:tcPr>
-            <w:tcW w:w="1764" w:type="dxa"/>
-          </w:tcPr>
-          <w:p>
-            <w:pPr>
-              <w:rPr>
-                <w:rFonts w:cs="David" w:hint="cs"/>
-                <w:b/>
-                <w:bCs/>
-                <w:sz w:val="28"/>
-                <w:szCs w:val="28"/>
-                <w:rtl/>
-              </w:rPr>
-            </w:pPr>
+            <w:proofErr w:type="spellEnd"/>
             <w:r>
               <w:rPr>
                 <w:rFonts w:cs="David" w:hint="cs"/>
@@ -2414,230 +2323,7 @@
                 <w:szCs w:val="28"/>
                 <w:rtl/>
               </w:rPr>
-              <w:t xml:space="preserve">{lineTotal}{/items}</w:t>
-            </w:r>
-          </w:p>
-        </w:tc>
-      </w:tr>
-    </w:tbl>
-    <w:p>
-      <w:pPr>
-        <w:rPr>
-          <w:vanish/>
-        </w:rPr>
-      </w:pPr>
-    </w:p>
-    <w:tbl>
-      <w:tblPr>
-        <w:tblpPr w:leftFromText="180" w:rightFromText="180" w:vertAnchor="text" w:horzAnchor="page" w:tblpX="2434" w:tblpY="249"/>
-        <w:bidiVisual/>
-        <w:tblW w:w="0" w:type="auto"/>
-        <w:tblBorders>
-          <w:top w:val="single" w:sz="4" w:space="0" w:color="auto"/>
-          <w:left w:val="single" w:sz="4" w:space="0" w:color="auto"/>
-          <w:bottom w:val="single" w:sz="4" w:space="0" w:color="auto"/>
-          <w:right w:val="single" w:sz="4" w:space="0" w:color="auto"/>
-          <w:insideH w:val="single" w:sz="4" w:space="0" w:color="auto"/>
-          <w:insideV w:val="single" w:sz="4" w:space="0" w:color="auto"/>
-        </w:tblBorders>
-        <w:tblLook w:val="04A0" w:firstRow="1" w:lastRow="0" w:firstColumn="1" w:lastColumn="0" w:noHBand="0" w:noVBand="1"/>
-      </w:tblPr>
-      <w:tblGrid>
-        <w:gridCol w:w="1764"/>
-        <w:gridCol w:w="1764"/>
-      </w:tblGrid>
-      <w:tr>
-        <w:tc>
-          <w:tcPr>
-            <w:tcW w:w="1764" w:type="dxa"/>
-          </w:tcPr>
-          <w:p>
-            <w:pPr>
-              <w:rPr>
-                <w:rFonts w:cs="David"/>
-                <w:b/>
-                <w:bCs/>
-                <w:sz w:val="28"/>
-                <w:szCs w:val="28"/>
-                <w:rtl/>
-              </w:rPr>
-            </w:pPr>
-            <w:r>
-              <w:rPr>
-                <w:rFonts w:cs="David" w:hint="cs"/>
-                <w:b/>
-                <w:bCs/>
-                <w:sz w:val="28"/>
-                <w:szCs w:val="28"/>
-                <w:rtl/>
-              </w:rPr>
-              <w:t>סה"כ</w:t>
-            </w:r>
-          </w:p>
-        </w:tc>
-        <w:tc>
-          <w:tcPr>
-            <w:tcW w:w="1764" w:type="dxa"/>
-          </w:tcPr>
-          <w:p>
-            <w:pPr>
-              <w:rPr>
-                <w:rFonts w:cs="David"/>
-                <w:b/>
-                <w:bCs/>
-                <w:sz w:val="28"/>
-                <w:szCs w:val="28"/>
-                <w:rtl/>
-              </w:rPr>
-            </w:pPr>
-            <w:r>
-              <w:rPr>
-                <w:rFonts w:cs="David" w:hint="cs"/>
-                <w:b/>
-                <w:bCs/>
-                <w:sz w:val="28"/>
-                <w:szCs w:val="28"/>
-                <w:rtl/>
-              </w:rPr>
-              <w:t xml:space="preserve">{subtotalAfterDiscount}</w:t>
-            </w:r>
-          </w:p>
-        </w:tc>
-      </w:tr>
-      <w:tr>
-        <w:tc>
-          <w:tcPr>
-            <w:tcW w:w="1764" w:type="dxa"/>
-          </w:tcPr>
-          <w:p>
-            <w:pPr>
-              <w:rPr>
-                <w:rFonts w:cs="David"/>
-                <w:b/>
-                <w:bCs/>
-                <w:sz w:val="28"/>
-                <w:szCs w:val="28"/>
-                <w:rtl/>
-              </w:rPr>
-            </w:pPr>
-            <w:r>
-              <w:rPr>
-                <w:rFonts w:cs="David" w:hint="cs"/>
-                <w:b/>
-                <w:bCs/>
-                <w:sz w:val="28"/>
-                <w:szCs w:val="28"/>
-                <w:rtl/>
-              </w:rPr>
-              <w:t>מע"מ 1</w:t>
-            </w:r>
-            <w:r>
-              <w:rPr>
-                <w:rFonts w:cs="David" w:hint="cs"/>
-                <w:b/>
-                <w:bCs/>
-                <w:sz w:val="28"/>
-                <w:szCs w:val="28"/>
-                <w:rtl/>
-              </w:rPr>
-              <w:t>8</w:t>
-            </w:r>
-            <w:r>
-              <w:rPr>
-                <w:rFonts w:cs="David" w:hint="cs"/>
-                <w:b/>
-                <w:bCs/>
-                <w:sz w:val="28"/>
-                <w:szCs w:val="28"/>
-                <w:rtl/>
-              </w:rPr>
-              <w:t>%</w:t>
-            </w:r>
-          </w:p>
-        </w:tc>
-        <w:tc>
-          <w:tcPr>
-            <w:tcW w:w="1764" w:type="dxa"/>
-          </w:tcPr>
-          <w:p>
-            <w:pPr>
-              <w:rPr>
-                <w:rFonts w:cs="David"/>
-                <w:b/>
-                <w:bCs/>
-                <w:sz w:val="28"/>
-                <w:szCs w:val="28"/>
-                <w:rtl/>
-              </w:rPr>
-            </w:pPr>
-            <w:r>
-              <w:rPr>
-                <w:rFonts w:cs="David" w:hint="cs"/>
-                <w:b/>
-                <w:bCs/>
-                <w:sz w:val="28"/>
-                <w:szCs w:val="28"/>
-                <w:rtl/>
-              </w:rPr>
-              <w:t xml:space="preserve">{vatAmount}</w:t>
-            </w:r>
-          </w:p>
-        </w:tc>
-      </w:tr>
-      <w:tr>
-        <w:tc>
-          <w:tcPr>
-            <w:tcW w:w="1764" w:type="dxa"/>
-          </w:tcPr>
-          <w:p>
-            <w:pPr>
-              <w:rPr>
-                <w:rFonts w:cs="David"/>
-                <w:b/>
-                <w:bCs/>
-                <w:sz w:val="28"/>
-                <w:szCs w:val="28"/>
-                <w:rtl/>
-              </w:rPr>
-            </w:pPr>
-            <w:r>
-              <w:rPr>
-                <w:rFonts w:cs="David" w:hint="cs"/>
-                <w:b/>
-                <w:bCs/>
-                <w:sz w:val="28"/>
-                <w:szCs w:val="28"/>
-                <w:rtl/>
-              </w:rPr>
-              <w:t xml:space="preserve">סה"כ לתשלום </w:t>
-            </w:r>
-          </w:p>
-        </w:tc>
-        <w:tc>
-          <w:tcPr>
-            <w:tcW w:w="1764" w:type="dxa"/>
-          </w:tcPr>
-          <w:p>
-            <w:pPr>
-              <w:rPr>
-                <w:rFonts w:cs="David"/>
-                <w:b/>
-                <w:bCs/>
-                <w:sz w:val="28"/>
-                <w:szCs w:val="28"/>
-                <w:rtl/>
-              </w:rPr>
-            </w:pPr>
-            <w:r>
-              <w:rPr>
-                <w:rFonts w:cs="David" w:hint="cs"/>
-                <w:b/>
-                <w:bCs/>
-                <w:sz w:val="28"/>
-                <w:szCs w:val="28"/>
-                <w:rtl/>
-              </w:rPr>
-              <w:t xml:space="preserve">{totalAmount}</w:t>
+              <w:t>}</w:t>
             </w:r>
           </w:p>
         </w:tc>

--- a/apps/api/templates/ע-אסבסט-הצעת-מחיר-לביצוע-סקר-אסבסט-למבנה-לפני-הריסה.docx
+++ b/apps/api/templates/ע-אסבסט-הצעת-מחיר-לביצוע-סקר-אסבסט-למבנה-לפני-הריסה.docx
@@ -1182,24 +1182,12 @@
         <w:t xml:space="preserve"> </w:t>
       </w:r>
     </w:p>
-    <w:p>
-      <w:pPr>
-        <w:rPr>
-          <w:vanish/>
-        </w:rPr>
-      </w:pPr>
-      <w:r>
-        <w:rPr>
-          <w:vanish/>
-        </w:rPr>
-        <w:t xml:space="preserve">{#hasDiscount}</w:t>
-      </w:r>
-    </w:p>
     <w:tbl>
       <w:tblPr>
         <w:bidiVisual/>
-        <w:tblW w:w="10466" w:type="dxa"/>
-        <w:tblLayout w:type="fixed"/>
+        <w:tblW w:w="0" w:type="auto"/>
+        <w:tblLayout w:type="autofit"/>
+        <w:jc w:val="right"/>
         <w:tblBorders>
           <w:top w:val="single" w:sz="4" w:space="0" w:color="auto"/>
           <w:left w:val="single" w:sz="4" w:space="0" w:color="auto"/>
@@ -1211,30 +1199,23 @@
         <w:tblLook w:val="04A0" w:firstRow="1" w:lastRow="0" w:firstColumn="1" w:lastColumn="0" w:noHBand="0" w:noVBand="1"/>
       </w:tblPr>
       <w:tblGrid>
-        <w:gridCol w:w="700"/>
-        <w:gridCol w:w="900"/>
-        <w:gridCol w:w="2900"/>
-        <w:gridCol w:w="900"/>
-        <w:gridCol w:w="1400"/>
-        <w:gridCol w:w="1400"/>
-        <w:gridCol w:w="2266"/>
+        <w:gridCol/>
+        <w:gridCol/>
+        <w:gridCol/>
+        <w:gridCol/>
+        <w:gridCol/>
+        <w:gridCol/>
+        <w:gridCol/>
       </w:tblGrid>
       <w:tr>
         <w:tc>
           <w:tcPr>
-            <w:tcW w:w="700" w:type="dxa"/>
-            <w:tcBorders>
-              <w:top w:val="single" w:sz="4" w:space="0" w:color="auto"/>
-              <w:left w:val="single" w:sz="4" w:space="0" w:color="auto"/>
-              <w:bottom w:val="single" w:sz="4" w:space="0" w:color="auto"/>
-              <w:right w:val="single" w:sz="4" w:space="0" w:color="auto"/>
-            </w:tcBorders>
-            <w:hideMark/>
+            <w:tcW w:w="0" w:type="auto"/>
           </w:tcPr>
           <w:p>
             <w:pPr>
               <w:rPr>
-                <w:rFonts w:cs="David"/>
+                <w:rFonts w:cs="David" w:hint="cs"/>
                 <w:b/>
                 <w:bCs/>
                 <w:sz w:val="28"/>
@@ -1244,7 +1225,7 @@
             </w:pPr>
             <w:r>
               <w:rPr>
-                <w:rFonts w:cs="David"/>
+                <w:rFonts w:cs="David" w:hint="cs"/>
                 <w:b/>
                 <w:bCs/>
                 <w:sz w:val="28"/>
@@ -1257,19 +1238,12 @@
         </w:tc>
         <w:tc>
           <w:tcPr>
-            <w:tcW w:w="900" w:type="dxa"/>
-            <w:tcBorders>
-              <w:top w:val="single" w:sz="4" w:space="0" w:color="auto"/>
-              <w:left w:val="single" w:sz="4" w:space="0" w:color="auto"/>
-              <w:bottom w:val="single" w:sz="4" w:space="0" w:color="auto"/>
-              <w:right w:val="single" w:sz="4" w:space="0" w:color="auto"/>
-            </w:tcBorders>
-            <w:hideMark/>
+            <w:tcW w:w="0" w:type="auto"/>
           </w:tcPr>
           <w:p>
             <w:pPr>
               <w:rPr>
-                <w:rFonts w:cs="David"/>
+                <w:rFonts w:cs="David" w:hint="cs"/>
                 <w:b/>
                 <w:bCs/>
                 <w:sz w:val="28"/>
@@ -1279,7 +1253,7 @@
             </w:pPr>
             <w:r>
               <w:rPr>
-                <w:rFonts w:cs="David"/>
+                <w:rFonts w:cs="David" w:hint="cs"/>
                 <w:b/>
                 <w:bCs/>
                 <w:sz w:val="28"/>
@@ -1292,19 +1266,12 @@
         </w:tc>
         <w:tc>
           <w:tcPr>
-            <w:tcW w:w="2900" w:type="dxa"/>
-            <w:tcBorders>
-              <w:top w:val="single" w:sz="4" w:space="0" w:color="auto"/>
-              <w:left w:val="single" w:sz="4" w:space="0" w:color="auto"/>
-              <w:bottom w:val="single" w:sz="4" w:space="0" w:color="auto"/>
-              <w:right w:val="single" w:sz="4" w:space="0" w:color="auto"/>
-            </w:tcBorders>
-            <w:hideMark/>
+            <w:tcW w:w="0" w:type="auto"/>
           </w:tcPr>
           <w:p>
             <w:pPr>
               <w:rPr>
-                <w:rFonts w:cs="David"/>
+                <w:rFonts w:cs="David" w:hint="cs"/>
                 <w:b/>
                 <w:bCs/>
                 <w:sz w:val="28"/>
@@ -1314,7 +1281,7 @@
             </w:pPr>
             <w:r>
               <w:rPr>
-                <w:rFonts w:cs="David"/>
+                <w:rFonts w:cs="David" w:hint="cs"/>
                 <w:b/>
                 <w:bCs/>
                 <w:sz w:val="28"/>
@@ -1327,19 +1294,12 @@
         </w:tc>
         <w:tc>
           <w:tcPr>
-            <w:tcW w:w="900" w:type="dxa"/>
-            <w:tcBorders>
-              <w:top w:val="single" w:sz="4" w:space="0" w:color="auto"/>
-              <w:left w:val="single" w:sz="4" w:space="0" w:color="auto"/>
-              <w:bottom w:val="single" w:sz="4" w:space="0" w:color="auto"/>
-              <w:right w:val="single" w:sz="4" w:space="0" w:color="auto"/>
-            </w:tcBorders>
-            <w:hideMark/>
+            <w:tcW w:w="0" w:type="auto"/>
           </w:tcPr>
           <w:p>
             <w:pPr>
               <w:rPr>
-                <w:rFonts w:cs="David"/>
+                <w:rFonts w:cs="David" w:hint="cs"/>
                 <w:b/>
                 <w:bCs/>
                 <w:sz w:val="28"/>
@@ -1349,7 +1309,7 @@
             </w:pPr>
             <w:r>
               <w:rPr>
-                <w:rFonts w:cs="David"/>
+                <w:rFonts w:cs="David" w:hint="cs"/>
                 <w:b/>
                 <w:bCs/>
                 <w:sz w:val="28"/>
@@ -1362,19 +1322,12 @@
         </w:tc>
         <w:tc>
           <w:tcPr>
-            <w:tcW w:w="1400" w:type="dxa"/>
-            <w:tcBorders>
-              <w:top w:val="single" w:sz="4" w:space="0" w:color="auto"/>
-              <w:left w:val="single" w:sz="4" w:space="0" w:color="auto"/>
-              <w:bottom w:val="single" w:sz="4" w:space="0" w:color="auto"/>
-              <w:right w:val="single" w:sz="4" w:space="0" w:color="auto"/>
-            </w:tcBorders>
-            <w:hideMark/>
+            <w:tcW w:w="0" w:type="auto"/>
           </w:tcPr>
           <w:p>
             <w:pPr>
               <w:rPr>
-                <w:rFonts w:cs="David"/>
+                <w:rFonts w:cs="David" w:hint="cs"/>
                 <w:b/>
                 <w:bCs/>
                 <w:sz w:val="28"/>
@@ -1384,7 +1337,7 @@
             </w:pPr>
             <w:r>
               <w:rPr>
-                <w:rFonts w:cs="David"/>
+                <w:rFonts w:cs="David" w:hint="cs"/>
                 <w:b/>
                 <w:bCs/>
                 <w:sz w:val="28"/>
@@ -1397,19 +1350,12 @@
         </w:tc>
         <w:tc>
           <w:tcPr>
-            <w:tcW w:w="1400" w:type="dxa"/>
-            <w:tcBorders>
-              <w:top w:val="single" w:sz="4" w:space="0" w:color="auto"/>
-              <w:left w:val="single" w:sz="4" w:space="0" w:color="auto"/>
-              <w:bottom w:val="single" w:sz="4" w:space="0" w:color="auto"/>
-              <w:right w:val="single" w:sz="4" w:space="0" w:color="auto"/>
-            </w:tcBorders>
-            <w:hideMark/>
+            <w:tcW w:w="0" w:type="auto"/>
           </w:tcPr>
           <w:p>
             <w:pPr>
               <w:rPr>
-                <w:rFonts w:cs="David"/>
+                <w:rFonts w:cs="David" w:hint="cs"/>
                 <w:b/>
                 <w:bCs/>
                 <w:sz w:val="28"/>
@@ -1419,7 +1365,7 @@
             </w:pPr>
             <w:r>
               <w:rPr>
-                <w:rFonts w:cs="David"/>
+                <w:rFonts w:cs="David" w:hint="cs"/>
                 <w:b/>
                 <w:bCs/>
                 <w:sz w:val="28"/>
@@ -1432,18 +1378,12 @@
         </w:tc>
         <w:tc>
           <w:tcPr>
-            <w:tcW w:w="2266" w:type="dxa"/>
-            <w:tcBorders>
-              <w:top w:val="single" w:sz="4" w:space="0" w:color="auto"/>
-              <w:left w:val="single" w:sz="4" w:space="0" w:color="auto"/>
-              <w:bottom w:val="single" w:sz="4" w:space="0" w:color="auto"/>
-              <w:right w:val="single" w:sz="4" w:space="0" w:color="auto"/>
-            </w:tcBorders>
+            <w:tcW w:w="0" w:type="auto"/>
           </w:tcPr>
           <w:p>
             <w:pPr>
               <w:rPr>
-                <w:rFonts w:cs="David"/>
+                <w:rFonts w:cs="David" w:hint="cs"/>
                 <w:b/>
                 <w:bCs/>
                 <w:sz w:val="28"/>
@@ -1453,7 +1393,7 @@
             </w:pPr>
             <w:r>
               <w:rPr>
-                <w:rFonts w:cs="David"/>
+                <w:rFonts w:cs="David" w:hint="cs"/>
                 <w:b/>
                 <w:bCs/>
                 <w:sz w:val="28"/>
@@ -1466,7 +1406,7 @@
           <w:p>
             <w:pPr>
               <w:rPr>
-                <w:rFonts w:cs="David"/>
+                <w:rFonts w:cs="David" w:hint="cs"/>
                 <w:b/>
                 <w:bCs/>
                 <w:sz w:val="28"/>
@@ -1480,18 +1420,12 @@
       <w:tr>
         <w:tc>
           <w:tcPr>
-            <w:tcW w:w="700" w:type="dxa"/>
-            <w:tcBorders>
-              <w:top w:val="single" w:sz="4" w:space="0" w:color="auto"/>
-              <w:left w:val="single" w:sz="4" w:space="0" w:color="auto"/>
-              <w:bottom w:val="single" w:sz="4" w:space="0" w:color="auto"/>
-              <w:right w:val="single" w:sz="4" w:space="0" w:color="auto"/>
-            </w:tcBorders>
+            <w:tcW w:w="0" w:type="auto"/>
           </w:tcPr>
           <w:p>
             <w:pPr>
               <w:rPr>
-                <w:rFonts w:cs="David"/>
+                <w:rFonts w:cs="David" w:hint="cs"/>
                 <w:b/>
                 <w:bCs/>
                 <w:sz w:val="28"/>
@@ -1516,18 +1450,12 @@
         </w:tc>
         <w:tc>
           <w:tcPr>
-            <w:tcW w:w="900" w:type="dxa"/>
-            <w:tcBorders>
-              <w:top w:val="single" w:sz="4" w:space="0" w:color="auto"/>
-              <w:left w:val="single" w:sz="4" w:space="0" w:color="auto"/>
-              <w:bottom w:val="single" w:sz="4" w:space="0" w:color="auto"/>
-              <w:right w:val="single" w:sz="4" w:space="0" w:color="auto"/>
-            </w:tcBorders>
+            <w:tcW w:w="0" w:type="auto"/>
           </w:tcPr>
           <w:p>
             <w:pPr>
               <w:rPr>
-                <w:rFonts w:cs="David"/>
+                <w:rFonts w:cs="David" w:hint="cs"/>
                 <w:b/>
                 <w:bCs/>
                 <w:sz w:val="28"/>
@@ -1535,8 +1463,6 @@
                 <w:rtl/>
               </w:rPr>
             </w:pPr>
-            <w:bookmarkStart w:id="8" w:name="fldMakat"/>
-            <w:bookmarkEnd w:id="8"/>
             <w:r>
               <w:rPr>
                 <w:rFonts w:cs="David" w:hint="cs"/>
@@ -1546,9 +1472,25 @@
                 <w:szCs w:val="28"/>
                 <w:rtl/>
               </w:rPr>
-              <w:t>{</w:t>
+              <w:t xml:space="preserve">{itemCode}</w:t>
             </w:r>
-            <w:proofErr w:type="spellStart"/>
+          </w:p>
+        </w:tc>
+        <w:tc>
+          <w:tcPr>
+            <w:tcW w:w="0" w:type="auto"/>
+          </w:tcPr>
+          <w:p>
+            <w:pPr>
+              <w:rPr>
+                <w:rFonts w:cs="David" w:hint="cs"/>
+                <w:b/>
+                <w:bCs/>
+                <w:sz w:val="28"/>
+                <w:szCs w:val="28"/>
+                <w:rtl/>
+              </w:rPr>
+            </w:pPr>
             <w:r>
               <w:rPr>
                 <w:rFonts w:cs="David" w:hint="cs"/>
@@ -1558,9 +1500,25 @@
                 <w:szCs w:val="28"/>
                 <w:rtl/>
               </w:rPr>
-              <w:t>itemCode</w:t>
+              <w:t xml:space="preserve">{description}</w:t>
             </w:r>
-            <w:proofErr w:type="spellEnd"/>
+          </w:p>
+        </w:tc>
+        <w:tc>
+          <w:tcPr>
+            <w:tcW w:w="0" w:type="auto"/>
+          </w:tcPr>
+          <w:p>
+            <w:pPr>
+              <w:rPr>
+                <w:rFonts w:cs="David" w:hint="cs"/>
+                <w:b/>
+                <w:bCs/>
+                <w:sz w:val="28"/>
+                <w:szCs w:val="28"/>
+                <w:rtl/>
+              </w:rPr>
+            </w:pPr>
             <w:r>
               <w:rPr>
                 <w:rFonts w:cs="David" w:hint="cs"/>
@@ -1570,24 +1528,18 @@
                 <w:szCs w:val="28"/>
                 <w:rtl/>
               </w:rPr>
-              <w:t>}</w:t>
+              <w:t xml:space="preserve">{quantity}</w:t>
             </w:r>
           </w:p>
         </w:tc>
         <w:tc>
           <w:tcPr>
-            <w:tcW w:w="2900" w:type="dxa"/>
-            <w:tcBorders>
-              <w:top w:val="single" w:sz="4" w:space="0" w:color="auto"/>
-              <w:left w:val="single" w:sz="4" w:space="0" w:color="auto"/>
-              <w:bottom w:val="single" w:sz="4" w:space="0" w:color="auto"/>
-              <w:right w:val="single" w:sz="4" w:space="0" w:color="auto"/>
-            </w:tcBorders>
+            <w:tcW w:w="0" w:type="auto"/>
           </w:tcPr>
           <w:p>
             <w:pPr>
               <w:rPr>
-                <w:rFonts w:cs="David"/>
+                <w:rFonts w:cs="David" w:hint="cs"/>
                 <w:b/>
                 <w:bCs/>
                 <w:sz w:val="28"/>
@@ -1595,8 +1547,6 @@
                 <w:rtl/>
               </w:rPr>
             </w:pPr>
-            <w:bookmarkStart w:id="9" w:name="fldProduct"/>
-            <w:bookmarkEnd w:id="9"/>
             <w:r>
               <w:rPr>
                 <w:rFonts w:cs="David" w:hint="cs"/>
@@ -1606,9 +1556,25 @@
                 <w:szCs w:val="28"/>
                 <w:rtl/>
               </w:rPr>
-              <w:t>{</w:t>
+              <w:t xml:space="preserve">{unitPrice}</w:t>
             </w:r>
-            <w:proofErr w:type="spellStart"/>
+          </w:p>
+        </w:tc>
+        <w:tc>
+          <w:tcPr>
+            <w:tcW w:w="0" w:type="auto"/>
+          </w:tcPr>
+          <w:p>
+            <w:pPr>
+              <w:rPr>
+                <w:rFonts w:cs="David" w:hint="cs"/>
+                <w:b/>
+                <w:bCs/>
+                <w:sz w:val="28"/>
+                <w:szCs w:val="28"/>
+                <w:rtl/>
+              </w:rPr>
+            </w:pPr>
             <w:r>
               <w:rPr>
                 <w:rFonts w:cs="David" w:hint="cs"/>
@@ -1618,9 +1584,24 @@
                 <w:szCs w:val="28"/>
                 <w:rtl/>
               </w:rPr>
-              <w:t>description</w:t>
+              <w:t xml:space="preserve">{lineDiscountPercent}</w:t>
             </w:r>
-            <w:proofErr w:type="spellEnd"/>
+          </w:p>
+        </w:tc>
+        <w:tc>
+          <w:tcPr>
+            <w:tcW w:w="0" w:type="auto"/>
+          </w:tcPr>
+          <w:p>
+            <w:pPr>
+              <w:rPr>
+                <w:rFonts w:cs="David" w:hint="cs"/>
+                <w:b/>
+                <w:bCs/>
+                <w:sz w:val="28"/>
+                <w:szCs w:val="28"/>
+              </w:rPr>
+            </w:pPr>
             <w:r>
               <w:rPr>
                 <w:rFonts w:cs="David" w:hint="cs"/>
@@ -1630,292 +1611,20 @@
                 <w:szCs w:val="28"/>
                 <w:rtl/>
               </w:rPr>
-              <w:t>}</w:t>
-            </w:r>
-          </w:p>
-        </w:tc>
-        <w:tc>
-          <w:tcPr>
-            <w:tcW w:w="900" w:type="dxa"/>
-            <w:tcBorders>
-              <w:top w:val="single" w:sz="4" w:space="0" w:color="auto"/>
-              <w:left w:val="single" w:sz="4" w:space="0" w:color="auto"/>
-              <w:bottom w:val="single" w:sz="4" w:space="0" w:color="auto"/>
-              <w:right w:val="single" w:sz="4" w:space="0" w:color="auto"/>
-            </w:tcBorders>
-          </w:tcPr>
-          <w:p>
-            <w:pPr>
-              <w:rPr>
-                <w:rFonts w:cs="David"/>
-                <w:b/>
-                <w:bCs/>
-                <w:sz w:val="28"/>
-                <w:szCs w:val="28"/>
-                <w:rtl/>
-              </w:rPr>
-            </w:pPr>
-            <w:bookmarkStart w:id="10" w:name="fldAmmount"/>
-            <w:bookmarkEnd w:id="10"/>
-            <w:r>
-              <w:rPr>
-                <w:rFonts w:cs="David" w:hint="cs"/>
-                <w:b/>
-                <w:bCs/>
-                <w:sz w:val="28"/>
-                <w:szCs w:val="28"/>
-                <w:rtl/>
-              </w:rPr>
-              <w:t>{</w:t>
-            </w:r>
-            <w:proofErr w:type="spellStart"/>
-            <w:r>
-              <w:rPr>
-                <w:rFonts w:cs="David" w:hint="cs"/>
-                <w:b/>
-                <w:bCs/>
-                <w:sz w:val="28"/>
-                <w:szCs w:val="28"/>
-                <w:rtl/>
-              </w:rPr>
-              <w:t>quantity</w:t>
-            </w:r>
-            <w:proofErr w:type="spellEnd"/>
-            <w:r>
-              <w:rPr>
-                <w:rFonts w:cs="David" w:hint="cs"/>
-                <w:b/>
-                <w:bCs/>
-                <w:sz w:val="28"/>
-                <w:szCs w:val="28"/>
-                <w:rtl/>
-              </w:rPr>
-              <w:t>}</w:t>
-            </w:r>
-          </w:p>
-        </w:tc>
-        <w:tc>
-          <w:tcPr>
-            <w:tcW w:w="1400" w:type="dxa"/>
-            <w:tcBorders>
-              <w:top w:val="single" w:sz="4" w:space="0" w:color="auto"/>
-              <w:left w:val="single" w:sz="4" w:space="0" w:color="auto"/>
-              <w:bottom w:val="single" w:sz="4" w:space="0" w:color="auto"/>
-              <w:right w:val="single" w:sz="4" w:space="0" w:color="auto"/>
-            </w:tcBorders>
-          </w:tcPr>
-          <w:p>
-            <w:pPr>
-              <w:rPr>
-                <w:rFonts w:cs="David"/>
-                <w:b/>
-                <w:bCs/>
-                <w:sz w:val="28"/>
-                <w:szCs w:val="28"/>
-                <w:rtl/>
-              </w:rPr>
-            </w:pPr>
-            <w:bookmarkStart w:id="11" w:name="fldPrice"/>
-            <w:bookmarkEnd w:id="11"/>
-            <w:r>
-              <w:rPr>
-                <w:rFonts w:cs="David" w:hint="cs"/>
-                <w:b/>
-                <w:bCs/>
-                <w:sz w:val="28"/>
-                <w:szCs w:val="28"/>
-                <w:rtl/>
-              </w:rPr>
-              <w:t>{</w:t>
-            </w:r>
-            <w:proofErr w:type="spellStart"/>
-            <w:r>
-              <w:rPr>
-                <w:rFonts w:cs="David" w:hint="cs"/>
-                <w:b/>
-                <w:bCs/>
-                <w:sz w:val="28"/>
-                <w:szCs w:val="28"/>
-                <w:rtl/>
-              </w:rPr>
-              <w:t>unitPrice</w:t>
-            </w:r>
-            <w:proofErr w:type="spellEnd"/>
-            <w:r>
-              <w:rPr>
-                <w:rFonts w:cs="David" w:hint="cs"/>
-                <w:b/>
-                <w:bCs/>
-                <w:sz w:val="28"/>
-                <w:szCs w:val="28"/>
-                <w:rtl/>
-              </w:rPr>
-              <w:t>}</w:t>
-            </w:r>
-          </w:p>
-        </w:tc>
-        <w:tc>
-          <w:tcPr>
-            <w:tcW w:w="1400" w:type="dxa"/>
-            <w:tcBorders>
-              <w:top w:val="single" w:sz="4" w:space="0" w:color="auto"/>
-              <w:left w:val="single" w:sz="4" w:space="0" w:color="auto"/>
-              <w:bottom w:val="single" w:sz="4" w:space="0" w:color="auto"/>
-              <w:right w:val="single" w:sz="4" w:space="0" w:color="auto"/>
-            </w:tcBorders>
-          </w:tcPr>
-          <w:p>
-            <w:pPr>
-              <w:rPr>
-                <w:rFonts w:cs="David"/>
-                <w:b/>
-                <w:bCs/>
-                <w:sz w:val="28"/>
-                <w:szCs w:val="28"/>
-                <w:rtl/>
-              </w:rPr>
-            </w:pPr>
-            <w:bookmarkStart w:id="12" w:name="fldLineDiscount"/>
-            <w:bookmarkEnd w:id="12"/>
-            <w:r>
-              <w:rPr>
-                <w:rFonts w:cs="David" w:hint="cs"/>
-                <w:b/>
-                <w:bCs/>
-                <w:sz w:val="28"/>
-                <w:szCs w:val="28"/>
-                <w:rtl/>
-              </w:rPr>
-              <w:t>{</w:t>
-            </w:r>
-            <w:proofErr w:type="spellStart"/>
-            <w:r>
-              <w:rPr>
-                <w:rFonts w:cs="David" w:hint="cs"/>
-                <w:b/>
-                <w:bCs/>
-                <w:sz w:val="28"/>
-                <w:szCs w:val="28"/>
-                <w:rtl/>
-              </w:rPr>
-              <w:t>lineDiscountPercent</w:t>
-            </w:r>
-            <w:proofErr w:type="spellEnd"/>
-            <w:r>
-              <w:rPr>
-                <w:rFonts w:cs="David" w:hint="cs"/>
-                <w:b/>
-                <w:bCs/>
-                <w:sz w:val="28"/>
-                <w:szCs w:val="28"/>
-                <w:rtl/>
-              </w:rPr>
-              <w:t>}</w:t>
-            </w:r>
-          </w:p>
-        </w:tc>
-        <w:tc>
-          <w:tcPr>
-            <w:tcW w:w="2266" w:type="dxa"/>
-            <w:tcBorders>
-              <w:top w:val="single" w:sz="4" w:space="0" w:color="auto"/>
-              <w:left w:val="single" w:sz="4" w:space="0" w:color="auto"/>
-              <w:bottom w:val="single" w:sz="4" w:space="0" w:color="auto"/>
-              <w:right w:val="single" w:sz="4" w:space="0" w:color="auto"/>
-            </w:tcBorders>
-          </w:tcPr>
-          <w:p>
-            <w:pPr>
-              <w:rPr>
-                <w:rFonts w:cs="David"/>
-                <w:b/>
-                <w:bCs/>
-                <w:sz w:val="28"/>
-                <w:szCs w:val="28"/>
-                <w:rtl/>
-              </w:rPr>
-            </w:pPr>
-            <w:bookmarkStart w:id="13" w:name="fldLineTotal"/>
-            <w:bookmarkEnd w:id="13"/>
-            <w:r>
-              <w:rPr>
-                <w:rFonts w:cs="David" w:hint="cs"/>
-                <w:b/>
-                <w:bCs/>
-                <w:sz w:val="28"/>
-                <w:szCs w:val="28"/>
-                <w:rtl/>
-              </w:rPr>
-              <w:t>{</w:t>
-            </w:r>
-            <w:proofErr w:type="spellStart"/>
-            <w:r>
-              <w:rPr>
-                <w:rFonts w:cs="David" w:hint="cs"/>
-                <w:b/>
-                <w:bCs/>
-                <w:sz w:val="28"/>
-                <w:szCs w:val="28"/>
-                <w:rtl/>
-              </w:rPr>
-              <w:t>lineTotal</w:t>
-            </w:r>
-            <w:proofErr w:type="spellEnd"/>
-            <w:r>
-              <w:rPr>
-                <w:rFonts w:cs="David" w:hint="cs"/>
-                <w:b/>
-                <w:bCs/>
-                <w:sz w:val="28"/>
-                <w:szCs w:val="28"/>
-                <w:rtl/>
-              </w:rPr>
-              <w:t>}{/</w:t>
-            </w:r>
-            <w:proofErr w:type="spellStart"/>
-            <w:r>
-              <w:rPr>
-                <w:rFonts w:cs="David" w:hint="cs"/>
-                <w:b/>
-                <w:bCs/>
-                <w:sz w:val="28"/>
-                <w:szCs w:val="28"/>
-                <w:rtl/>
-              </w:rPr>
-              <w:t>items</w:t>
-            </w:r>
-            <w:proofErr w:type="spellEnd"/>
-            <w:r>
-              <w:rPr>
-                <w:rFonts w:cs="David" w:hint="cs"/>
-                <w:b/>
-                <w:bCs/>
-                <w:sz w:val="28"/>
-                <w:szCs w:val="28"/>
-                <w:rtl/>
-              </w:rPr>
-              <w:t>}</w:t>
+              <w:t xml:space="preserve">{lineTotal}{/items}</w:t>
             </w:r>
           </w:p>
         </w:tc>
       </w:tr>
     </w:tbl>
-    <w:p>
-      <w:pPr>
-        <w:rPr>
-          <w:rFonts w:cs="David"/>
-          <w:vanish/>
-          <w:sz w:val="28"/>
-          <w:szCs w:val="28"/>
-          <w:rtl/>
-        </w:rPr>
-      </w:pPr>
-    </w:p>
+    <w:p/>
+    <w:p/>
     <w:tbl>
       <w:tblPr>
-        <w:tblpPr w:leftFromText="180" w:rightFromText="180" w:vertAnchor="text" w:horzAnchor="page" w:tblpX="67" w:tblpY="199"/>
         <w:bidiVisual/>
         <w:tblW w:w="0" w:type="auto"/>
+        <w:tblLayout w:type="autofit"/>
+        <w:jc w:val="right"/>
         <w:tblBorders>
           <w:top w:val="single" w:sz="4" w:space="0" w:color="auto"/>
           <w:left w:val="single" w:sz="4" w:space="0" w:color="auto"/>
@@ -1927,34 +1636,28 @@
         <w:tblLook w:val="04A0" w:firstRow="1" w:lastRow="0" w:firstColumn="1" w:lastColumn="0" w:noHBand="0" w:noVBand="1"/>
       </w:tblPr>
       <w:tblGrid>
-        <w:gridCol w:w="1764"/>
-        <w:gridCol w:w="3145"/>
+        <w:gridCol/>
+        <w:gridCol/>
       </w:tblGrid>
       <w:tr>
         <w:tc>
           <w:tcPr>
-            <w:tcW w:w="1764" w:type="dxa"/>
-            <w:tcBorders>
-              <w:top w:val="single" w:sz="4" w:space="0" w:color="auto"/>
-              <w:left w:val="single" w:sz="4" w:space="0" w:color="auto"/>
-              <w:bottom w:val="single" w:sz="4" w:space="0" w:color="auto"/>
-              <w:right w:val="single" w:sz="4" w:space="0" w:color="auto"/>
-            </w:tcBorders>
-            <w:hideMark/>
+            <w:tcW w:w="0" w:type="auto"/>
           </w:tcPr>
           <w:p>
             <w:pPr>
               <w:rPr>
-                <w:rFonts w:cs="David"/>
+                <w:rFonts w:cs="David" w:hint="cs"/>
                 <w:b/>
                 <w:bCs/>
                 <w:sz w:val="28"/>
                 <w:szCs w:val="28"/>
+                <w:rtl/>
               </w:rPr>
             </w:pPr>
             <w:r>
               <w:rPr>
-                <w:rFonts w:cs="David"/>
+                <w:rFonts w:cs="David" w:hint="cs"/>
                 <w:b/>
                 <w:bCs/>
                 <w:sz w:val="28"/>
@@ -1978,18 +1681,12 @@
         </w:tc>
         <w:tc>
           <w:tcPr>
-            <w:tcW w:w="2414" w:type="dxa"/>
-            <w:tcBorders>
-              <w:top w:val="single" w:sz="4" w:space="0" w:color="auto"/>
-              <w:left w:val="single" w:sz="4" w:space="0" w:color="auto"/>
-              <w:bottom w:val="single" w:sz="4" w:space="0" w:color="auto"/>
-              <w:right w:val="single" w:sz="4" w:space="0" w:color="auto"/>
-            </w:tcBorders>
+            <w:tcW w:w="0" w:type="auto"/>
           </w:tcPr>
           <w:p>
             <w:pPr>
               <w:rPr>
-                <w:rFonts w:cs="David"/>
+                <w:rFonts w:cs="David" w:hint="cs"/>
                 <w:b/>
                 <w:bCs/>
                 <w:sz w:val="28"/>
@@ -1997,8 +1694,6 @@
                 <w:rtl/>
               </w:rPr>
             </w:pPr>
-            <w:bookmarkStart w:id="14" w:name="fldDiscount"/>
-            <w:bookmarkEnd w:id="14"/>
             <w:r>
               <w:rPr>
                 <w:rFonts w:cs="David" w:hint="cs"/>
@@ -2008,31 +1703,7 @@
                 <w:szCs w:val="28"/>
                 <w:rtl/>
               </w:rPr>
-              <w:t>{</w:t>
-            </w:r>
-            <w:proofErr w:type="spellStart"/>
-            <w:r>
-              <w:rPr>
-                <w:rFonts w:cs="David" w:hint="cs"/>
-                <w:b/>
-                <w:bCs/>
-                <w:sz w:val="28"/>
-                <w:szCs w:val="28"/>
-                <w:rtl/>
-              </w:rPr>
-              <w:t>discountPercent</w:t>
-            </w:r>
-            <w:proofErr w:type="spellEnd"/>
-            <w:r>
-              <w:rPr>
-                <w:rFonts w:cs="David" w:hint="cs"/>
-                <w:b/>
-                <w:bCs/>
-                <w:sz w:val="28"/>
-                <w:szCs w:val="28"/>
-                <w:rtl/>
-              </w:rPr>
-              <w:t>}</w:t>
+              <w:t xml:space="preserve">{discountPercent}</w:t>
             </w:r>
           </w:p>
         </w:tc>
@@ -2040,19 +1711,12 @@
       <w:tr>
         <w:tc>
           <w:tcPr>
-            <w:tcW w:w="1764" w:type="dxa"/>
-            <w:tcBorders>
-              <w:top w:val="single" w:sz="4" w:space="0" w:color="auto"/>
-              <w:left w:val="single" w:sz="4" w:space="0" w:color="auto"/>
-              <w:bottom w:val="single" w:sz="4" w:space="0" w:color="auto"/>
-              <w:right w:val="single" w:sz="4" w:space="0" w:color="auto"/>
-            </w:tcBorders>
-            <w:hideMark/>
+            <w:tcW w:w="0" w:type="auto"/>
           </w:tcPr>
           <w:p>
             <w:pPr>
               <w:rPr>
-                <w:rFonts w:cs="David"/>
+                <w:rFonts w:cs="David" w:hint="cs"/>
                 <w:b/>
                 <w:bCs/>
                 <w:sz w:val="28"/>
@@ -2062,7 +1726,7 @@
             </w:pPr>
             <w:r>
               <w:rPr>
-                <w:rFonts w:cs="David"/>
+                <w:rFonts w:cs="David" w:hint="cs"/>
                 <w:b/>
                 <w:bCs/>
                 <w:sz w:val="28"/>
@@ -2075,18 +1739,12 @@
         </w:tc>
         <w:tc>
           <w:tcPr>
-            <w:tcW w:w="2414" w:type="dxa"/>
-            <w:tcBorders>
-              <w:top w:val="single" w:sz="4" w:space="0" w:color="auto"/>
-              <w:left w:val="single" w:sz="4" w:space="0" w:color="auto"/>
-              <w:bottom w:val="single" w:sz="4" w:space="0" w:color="auto"/>
-              <w:right w:val="single" w:sz="4" w:space="0" w:color="auto"/>
-            </w:tcBorders>
+            <w:tcW w:w="0" w:type="auto"/>
           </w:tcPr>
           <w:p>
             <w:pPr>
               <w:rPr>
-                <w:rFonts w:cs="David"/>
+                <w:rFonts w:cs="David" w:hint="cs"/>
                 <w:b/>
                 <w:bCs/>
                 <w:sz w:val="28"/>
@@ -2094,8 +1752,6 @@
                 <w:rtl/>
               </w:rPr>
             </w:pPr>
-            <w:bookmarkStart w:id="15" w:name="fldTotalAfterDiscount"/>
-            <w:bookmarkEnd w:id="15"/>
             <w:r>
               <w:rPr>
                 <w:rFonts w:cs="David" w:hint="cs"/>
@@ -2105,9 +1761,27 @@
                 <w:szCs w:val="28"/>
                 <w:rtl/>
               </w:rPr>
-              <w:t>{</w:t>
+              <w:t xml:space="preserve">{subtotalAfterDiscount}</w:t>
             </w:r>
-            <w:proofErr w:type="spellStart"/>
+          </w:p>
+        </w:tc>
+      </w:tr>
+      <w:tr>
+        <w:tc>
+          <w:tcPr>
+            <w:tcW w:w="0" w:type="auto"/>
+          </w:tcPr>
+          <w:p>
+            <w:pPr>
+              <w:rPr>
+                <w:rFonts w:cs="David" w:hint="cs"/>
+                <w:b/>
+                <w:bCs/>
+                <w:sz w:val="28"/>
+                <w:szCs w:val="28"/>
+                <w:rtl/>
+              </w:rPr>
+            </w:pPr>
             <w:r>
               <w:rPr>
                 <w:rFonts w:cs="David" w:hint="cs"/>
@@ -2117,9 +1791,8 @@
                 <w:szCs w:val="28"/>
                 <w:rtl/>
               </w:rPr>
-              <w:t>subtotalAfterDiscount</w:t>
+              <w:t>מע"מ 1</w:t>
             </w:r>
-            <w:proofErr w:type="spellEnd"/>
             <w:r>
               <w:rPr>
                 <w:rFonts w:cs="David" w:hint="cs"/>
@@ -2129,27 +1802,29 @@
                 <w:szCs w:val="28"/>
                 <w:rtl/>
               </w:rPr>
-              <w:t>}</w:t>
+              <w:t>8</w:t>
+            </w:r>
+            <w:r>
+              <w:rPr>
+                <w:rFonts w:cs="David" w:hint="cs"/>
+                <w:b/>
+                <w:bCs/>
+                <w:sz w:val="28"/>
+                <w:szCs w:val="28"/>
+                <w:rtl/>
+              </w:rPr>
+              <w:t>%</w:t>
             </w:r>
           </w:p>
         </w:tc>
-      </w:tr>
-      <w:tr>
         <w:tc>
           <w:tcPr>
-            <w:tcW w:w="1764" w:type="dxa"/>
-            <w:tcBorders>
-              <w:top w:val="single" w:sz="4" w:space="0" w:color="auto"/>
-              <w:left w:val="single" w:sz="4" w:space="0" w:color="auto"/>
-              <w:bottom w:val="single" w:sz="4" w:space="0" w:color="auto"/>
-              <w:right w:val="single" w:sz="4" w:space="0" w:color="auto"/>
-            </w:tcBorders>
-            <w:hideMark/>
+            <w:tcW w:w="0" w:type="auto"/>
           </w:tcPr>
           <w:p>
             <w:pPr>
               <w:rPr>
-                <w:rFonts w:cs="David"/>
+                <w:rFonts w:cs="David" w:hint="cs"/>
                 <w:b/>
                 <w:bCs/>
                 <w:sz w:val="28"/>
@@ -2159,42 +1834,6 @@
             </w:pPr>
             <w:r>
               <w:rPr>
-                <w:rFonts w:cs="David"/>
-                <w:b/>
-                <w:bCs/>
-                <w:sz w:val="28"/>
-                <w:szCs w:val="28"/>
-                <w:rtl/>
-              </w:rPr>
-              <w:t>מע"מ 18%</w:t>
-            </w:r>
-          </w:p>
-        </w:tc>
-        <w:tc>
-          <w:tcPr>
-            <w:tcW w:w="2414" w:type="dxa"/>
-            <w:tcBorders>
-              <w:top w:val="single" w:sz="4" w:space="0" w:color="auto"/>
-              <w:left w:val="single" w:sz="4" w:space="0" w:color="auto"/>
-              <w:bottom w:val="single" w:sz="4" w:space="0" w:color="auto"/>
-              <w:right w:val="single" w:sz="4" w:space="0" w:color="auto"/>
-            </w:tcBorders>
-          </w:tcPr>
-          <w:p>
-            <w:pPr>
-              <w:rPr>
-                <w:rFonts w:cs="David"/>
-                <w:b/>
-                <w:bCs/>
-                <w:sz w:val="28"/>
-                <w:szCs w:val="28"/>
-                <w:rtl/>
-              </w:rPr>
-            </w:pPr>
-            <w:bookmarkStart w:id="16" w:name="fldMAAM"/>
-            <w:bookmarkEnd w:id="16"/>
-            <w:r>
-              <w:rPr>
                 <w:rFonts w:cs="David" w:hint="cs"/>
                 <w:b/>
                 <w:bCs/>
@@ -2202,31 +1841,7 @@
                 <w:szCs w:val="28"/>
                 <w:rtl/>
               </w:rPr>
-              <w:t>{</w:t>
-            </w:r>
-            <w:proofErr w:type="spellStart"/>
-            <w:r>
-              <w:rPr>
-                <w:rFonts w:cs="David" w:hint="cs"/>
-                <w:b/>
-                <w:bCs/>
-                <w:sz w:val="28"/>
-                <w:szCs w:val="28"/>
-                <w:rtl/>
-              </w:rPr>
-              <w:t>vatAmount</w:t>
-            </w:r>
-            <w:proofErr w:type="spellEnd"/>
-            <w:r>
-              <w:rPr>
-                <w:rFonts w:cs="David" w:hint="cs"/>
-                <w:b/>
-                <w:bCs/>
-                <w:sz w:val="28"/>
-                <w:szCs w:val="28"/>
-                <w:rtl/>
-              </w:rPr>
-              <w:t>}</w:t>
+              <w:t xml:space="preserve">{vatAmount}</w:t>
             </w:r>
           </w:p>
         </w:tc>
@@ -2234,19 +1849,12 @@
       <w:tr>
         <w:tc>
           <w:tcPr>
-            <w:tcW w:w="1764" w:type="dxa"/>
-            <w:tcBorders>
-              <w:top w:val="single" w:sz="4" w:space="0" w:color="auto"/>
-              <w:left w:val="single" w:sz="4" w:space="0" w:color="auto"/>
-              <w:bottom w:val="single" w:sz="4" w:space="0" w:color="auto"/>
-              <w:right w:val="single" w:sz="4" w:space="0" w:color="auto"/>
-            </w:tcBorders>
-            <w:hideMark/>
+            <w:tcW w:w="0" w:type="auto"/>
           </w:tcPr>
           <w:p>
             <w:pPr>
               <w:rPr>
-                <w:rFonts w:cs="David"/>
+                <w:rFonts w:cs="David" w:hint="cs"/>
                 <w:b/>
                 <w:bCs/>
                 <w:sz w:val="28"/>
@@ -2256,7 +1864,7 @@
             </w:pPr>
             <w:r>
               <w:rPr>
-                <w:rFonts w:cs="David"/>
+                <w:rFonts w:cs="David" w:hint="cs"/>
                 <w:b/>
                 <w:bCs/>
                 <w:sz w:val="28"/>
@@ -2269,18 +1877,12 @@
         </w:tc>
         <w:tc>
           <w:tcPr>
-            <w:tcW w:w="2414" w:type="dxa"/>
-            <w:tcBorders>
-              <w:top w:val="single" w:sz="4" w:space="0" w:color="auto"/>
-              <w:left w:val="single" w:sz="4" w:space="0" w:color="auto"/>
-              <w:bottom w:val="single" w:sz="4" w:space="0" w:color="auto"/>
-              <w:right w:val="single" w:sz="4" w:space="0" w:color="auto"/>
-            </w:tcBorders>
+            <w:tcW w:w="0" w:type="auto"/>
           </w:tcPr>
           <w:p>
             <w:pPr>
               <w:rPr>
-                <w:rFonts w:cs="David"/>
+                <w:rFonts w:cs="David" w:hint="cs"/>
                 <w:b/>
                 <w:bCs/>
                 <w:sz w:val="28"/>
@@ -2288,8 +1890,6 @@
                 <w:rtl/>
               </w:rPr>
             </w:pPr>
-            <w:bookmarkStart w:id="17" w:name="fldTotalAfterMaaM"/>
-            <w:bookmarkEnd w:id="17"/>
             <w:r>
               <w:rPr>
                 <w:rFonts w:cs="David" w:hint="cs"/>
@@ -2299,49 +1899,12 @@
                 <w:szCs w:val="28"/>
                 <w:rtl/>
               </w:rPr>
-              <w:t>{</w:t>
-            </w:r>
-            <w:proofErr w:type="spellStart"/>
-            <w:r>
-              <w:rPr>
-                <w:rFonts w:cs="David" w:hint="cs"/>
-                <w:b/>
-                <w:bCs/>
-                <w:sz w:val="28"/>
-                <w:szCs w:val="28"/>
-                <w:rtl/>
-              </w:rPr>
-              <w:t>totalAmount</w:t>
-            </w:r>
-            <w:proofErr w:type="spellEnd"/>
-            <w:r>
-              <w:rPr>
-                <w:rFonts w:cs="David" w:hint="cs"/>
-                <w:b/>
-                <w:bCs/>
-                <w:sz w:val="28"/>
-                <w:szCs w:val="28"/>
-                <w:rtl/>
-              </w:rPr>
-              <w:t>}</w:t>
+              <w:t xml:space="preserve">{totalAmount}</w:t>
             </w:r>
           </w:p>
         </w:tc>
       </w:tr>
     </w:tbl>
-    <w:p>
-      <w:pPr>
-        <w:rPr>
-          <w:vanish/>
-        </w:rPr>
-      </w:pPr>
-      <w:r>
-        <w:rPr>
-          <w:vanish/>
-        </w:rPr>
-        <w:t xml:space="preserve">{/hasDiscount}</w:t>
-      </w:r>
-    </w:p>
     <w:p>
       <w:pPr>
         <w:rPr>

--- a/apps/api/templates/ע-אסבסט-הצעת-מחיר-לביצוע-סקר-אסבסט-למבנה-לפני-הריסה.docx
+++ b/apps/api/templates/ע-אסבסט-הצעת-מחיר-לביצוע-סקר-אסבסט-למבנה-לפני-הריסה.docx
@@ -2214,51 +2214,6 @@
           <w:rtl/>
         </w:rPr>
       </w:pPr>
-    </w:p>
-    <w:p>
-      <w:pPr>
-        <w:rPr>
-          <w:rFonts w:cs="David" w:hint="cs"/>
-          <w:b/>
-          <w:bCs/>
-          <w:sz w:val="28"/>
-          <w:szCs w:val="28"/>
-          <w:u w:val="single"/>
-          <w:rtl/>
-        </w:rPr>
-      </w:pPr>
-      <w:r>
-        <w:rPr>
-          <w:rFonts w:cs="David" w:hint="cs"/>
-          <w:b/>
-          <w:bCs/>
-          <w:sz w:val="28"/>
-          <w:szCs w:val="28"/>
-          <w:u w:val="single"/>
-          <w:rtl/>
-        </w:rPr>
-        <w:t>אישור ההצעה</w:t>
-      </w:r>
-      <w:r>
-        <w:rPr>
-          <w:rFonts w:cs="David" w:hint="cs"/>
-          <w:b/>
-          <w:bCs/>
-          <w:sz w:val="28"/>
-          <w:szCs w:val="28"/>
-          <w:rtl/>
-        </w:rPr>
-        <w:t xml:space="preserve">: </w:t>
-      </w:r>
-      <w:r>
-        <w:rPr>
-          <w:rFonts w:cs="David" w:hint="cs"/>
-          <w:sz w:val="28"/>
-          <w:szCs w:val="28"/>
-          <w:rtl/>
-        </w:rPr>
-        <w:t xml:space="preserve">נא לשלוח את ההצעה חתומה לפקס 09-7724446 ואנו נחזור לתאם הגעה בהקדם. </w:t>
-      </w:r>
     </w:p>
     <w:p>
       <w:pPr>
